--- a/buku_revisi/Buku 1 - Nurul Syifa - PKN (Revisi Sesuai Silabus).docx
+++ b/buku_revisi/Buku 1 - Nurul Syifa - PKN (Revisi Sesuai Silabus).docx
@@ -19,11 +19,11 @@
               <a:graphicData uri="http://schemas.openxmlformats.org/drawingml/2006/picture">
                 <pic:pic>
                   <pic:nvPicPr>
-                    <pic:cNvPr id="0" name="cover1.png"/>
+                    <pic:cNvPr id="0" name="cv1.png"/>
                     <pic:cNvPicPr/>
                   </pic:nvPicPr>
                   <pic:blipFill>
-                    <a:blip r:embed="rId9"/>
+                    <a:blip r:embed="rId10"/>
                     <a:stretch>
                       <a:fillRect/>
                     </a:stretch>
@@ -45,6 +45,7 @@
     <w:p>
       <w:pPr>
         <w:sectPr>
+          <w:footerReference w:type="default" r:id="rId9"/>
           <w:pgSz w:w="11906" w:h="16838"/>
           <w:pgMar w:top="0" w:right="0" w:bottom="0" w:left="0" w:header="0" w:footer="0" w:gutter="0"/>
           <w:cols w:space="720"/>
@@ -54,23 +55,29 @@
     </w:p>
     <w:p>
       <w:pPr>
-        <w:pStyle w:val="Heading1"/>
+        <w:keepNext/>
+        <w:spacing w:lineRule="auto" w:line="420" w:before="0" w:after="360"/>
         <w:jc w:val="center"/>
       </w:pPr>
       <w:r>
         <w:rPr>
-          <w:rFonts w:ascii="Times New Roman" w:hAnsi="Times New Roman"/>
+          <w:rFonts w:ascii="Times New Roman" w:hAnsi="Times New Roman" w:eastAsia="Times New Roman"/>
+          <w:b/>
+          <w:i w:val="0"/>
+          <w:sz w:val="32"/>
         </w:rPr>
         <w:t>KATA PENGANTAR</w:t>
       </w:r>
     </w:p>
     <w:p>
       <w:pPr>
-        <w:jc w:val="both"/>
-      </w:pPr>
-      <w:r>
-        <w:rPr>
-          <w:rFonts w:ascii="Times New Roman" w:hAnsi="Times New Roman"/>
+        <w:spacing w:lineRule="auto" w:line="420" w:after="240" w:before="0"/>
+        <w:jc w:val="both"/>
+      </w:pPr>
+      <w:r>
+        <w:rPr>
+          <w:rFonts w:ascii="Times New Roman" w:hAnsi="Times New Roman" w:eastAsia="Times New Roman"/>
+          <w:b w:val="0"/>
           <w:i w:val="0"/>
           <w:sz w:val="24"/>
         </w:rPr>
@@ -79,11 +86,13 @@
     </w:p>
     <w:p>
       <w:pPr>
-        <w:jc w:val="both"/>
-      </w:pPr>
-      <w:r>
-        <w:rPr>
-          <w:rFonts w:ascii="Times New Roman" w:hAnsi="Times New Roman"/>
+        <w:spacing w:lineRule="auto" w:line="420" w:after="240" w:before="0"/>
+        <w:jc w:val="both"/>
+      </w:pPr>
+      <w:r>
+        <w:rPr>
+          <w:rFonts w:ascii="Times New Roman" w:hAnsi="Times New Roman" w:eastAsia="Times New Roman"/>
+          <w:b w:val="0"/>
           <w:i w:val="0"/>
           <w:sz w:val="24"/>
         </w:rPr>
@@ -92,11 +101,13 @@
     </w:p>
     <w:p>
       <w:pPr>
-        <w:jc w:val="both"/>
-      </w:pPr>
-      <w:r>
-        <w:rPr>
-          <w:rFonts w:ascii="Times New Roman" w:hAnsi="Times New Roman"/>
+        <w:spacing w:lineRule="auto" w:line="420" w:after="240" w:before="0"/>
+        <w:jc w:val="both"/>
+      </w:pPr>
+      <w:r>
+        <w:rPr>
+          <w:rFonts w:ascii="Times New Roman" w:hAnsi="Times New Roman" w:eastAsia="Times New Roman"/>
+          <w:b w:val="0"/>
           <w:i w:val="0"/>
           <w:sz w:val="24"/>
         </w:rPr>
@@ -105,11 +116,13 @@
     </w:p>
     <w:p>
       <w:pPr>
-        <w:jc w:val="both"/>
-      </w:pPr>
-      <w:r>
-        <w:rPr>
-          <w:rFonts w:ascii="Times New Roman" w:hAnsi="Times New Roman"/>
+        <w:spacing w:lineRule="auto" w:line="420" w:after="240" w:before="0"/>
+        <w:jc w:val="both"/>
+      </w:pPr>
+      <w:r>
+        <w:rPr>
+          <w:rFonts w:ascii="Times New Roman" w:hAnsi="Times New Roman" w:eastAsia="Times New Roman"/>
+          <w:b w:val="0"/>
           <w:i w:val="0"/>
           <w:sz w:val="24"/>
         </w:rPr>
@@ -118,11 +131,13 @@
     </w:p>
     <w:p>
       <w:pPr>
-        <w:jc w:val="both"/>
-      </w:pPr>
-      <w:r>
-        <w:rPr>
-          <w:rFonts w:ascii="Times New Roman" w:hAnsi="Times New Roman"/>
+        <w:spacing w:lineRule="auto" w:line="420" w:after="240" w:before="0"/>
+        <w:jc w:val="both"/>
+      </w:pPr>
+      <w:r>
+        <w:rPr>
+          <w:rFonts w:ascii="Times New Roman" w:hAnsi="Times New Roman" w:eastAsia="Times New Roman"/>
+          <w:b w:val="0"/>
           <w:i w:val="0"/>
           <w:sz w:val="24"/>
         </w:rPr>
@@ -131,11 +146,13 @@
     </w:p>
     <w:p>
       <w:pPr>
-        <w:jc w:val="both"/>
-      </w:pPr>
-      <w:r>
-        <w:rPr>
-          <w:rFonts w:ascii="Times New Roman" w:hAnsi="Times New Roman"/>
+        <w:spacing w:lineRule="auto" w:line="420" w:after="240" w:before="0"/>
+        <w:jc w:val="both"/>
+      </w:pPr>
+      <w:r>
+        <w:rPr>
+          <w:rFonts w:ascii="Times New Roman" w:hAnsi="Times New Roman" w:eastAsia="Times New Roman"/>
+          <w:b w:val="0"/>
           <w:i w:val="0"/>
           <w:sz w:val="24"/>
         </w:rPr>
@@ -144,11 +161,13 @@
     </w:p>
     <w:p>
       <w:pPr>
-        <w:jc w:val="both"/>
-      </w:pPr>
-      <w:r>
-        <w:rPr>
-          <w:rFonts w:ascii="Times New Roman" w:hAnsi="Times New Roman"/>
+        <w:spacing w:lineRule="auto" w:line="420" w:after="240" w:before="0"/>
+        <w:jc w:val="both"/>
+      </w:pPr>
+      <w:r>
+        <w:rPr>
+          <w:rFonts w:ascii="Times New Roman" w:hAnsi="Times New Roman" w:eastAsia="Times New Roman"/>
+          <w:b w:val="0"/>
           <w:i w:val="0"/>
           <w:sz w:val="24"/>
         </w:rPr>
@@ -157,11 +176,13 @@
     </w:p>
     <w:p>
       <w:pPr>
-        <w:jc w:val="both"/>
-      </w:pPr>
-      <w:r>
-        <w:rPr>
-          <w:rFonts w:ascii="Times New Roman" w:hAnsi="Times New Roman"/>
+        <w:spacing w:lineRule="auto" w:line="420" w:after="240" w:before="0"/>
+        <w:jc w:val="both"/>
+      </w:pPr>
+      <w:r>
+        <w:rPr>
+          <w:rFonts w:ascii="Times New Roman" w:hAnsi="Times New Roman" w:eastAsia="Times New Roman"/>
+          <w:b w:val="0"/>
           <w:i w:val="0"/>
           <w:sz w:val="24"/>
         </w:rPr>
@@ -169,80 +190,254 @@
       </w:r>
     </w:p>
     <w:p>
-      <w:r>
-        <w:br w:type="page"/>
-      </w:r>
-    </w:p>
-    <w:p>
-      <w:pPr>
-        <w:pStyle w:val="Heading1"/>
+      <w:pPr>
+        <w:keepNext/>
+        <w:pageBreakBefore/>
+        <w:spacing w:lineRule="auto" w:line="420" w:before="0" w:after="360"/>
         <w:jc w:val="center"/>
       </w:pPr>
       <w:r>
         <w:rPr>
-          <w:rFonts w:ascii="Times New Roman" w:hAnsi="Times New Roman"/>
+          <w:rFonts w:ascii="Times New Roman" w:hAnsi="Times New Roman" w:eastAsia="Times New Roman"/>
+          <w:b/>
+          <w:i w:val="0"/>
+          <w:sz w:val="32"/>
         </w:rPr>
         <w:t>DAFTAR ISI</w:t>
       </w:r>
     </w:p>
     <w:p>
-      <w:r>
-        <w:fldChar w:fldCharType="begin"/>
-        <w:instrText xml:space="preserve">TOC \o "1-2" \h \z \u</w:instrText>
-        <w:fldChar w:fldCharType="separate"/>
-        <w:t/>
-        <w:fldChar w:fldCharType="end"/>
-      </w:r>
-    </w:p>
-    <w:p>
-      <w:pPr>
-        <w:jc w:val="both"/>
-      </w:pPr>
-      <w:r>
-        <w:rPr>
-          <w:rFonts w:ascii="Times New Roman" w:hAnsi="Times New Roman"/>
-          <w:i/>
-          <w:sz w:val="20"/>
-        </w:rPr>
-        <w:t>(Klik kanan daftar isi ini di Microsoft Word lalu pilih "Update Field" untuk memunculkan nomor halaman.)</w:t>
-      </w:r>
-    </w:p>
-    <w:p>
-      <w:r>
-        <w:br w:type="page"/>
-      </w:r>
-    </w:p>
-    <w:p>
-      <w:pPr>
-        <w:pStyle w:val="Heading1"/>
+      <w:pPr>
+        <w:tabs>
+          <w:tab w:pos="8220" w:val="right" w:leader="dot"/>
+        </w:tabs>
+        <w:spacing w:lineRule="auto" w:line="360" w:after="200"/>
+      </w:pPr>
+      <w:r>
+        <w:rPr>
+          <w:rFonts w:ascii="Times New Roman" w:hAnsi="Times New Roman" w:eastAsia="Times New Roman"/>
+          <w:b w:val="0"/>
+          <w:i w:val="0"/>
+          <w:sz w:val="24"/>
+        </w:rPr>
+        <w:t>KATA PENGANTAR</w:t>
+        <w:tab/>
+        <w:t>1</w:t>
+      </w:r>
+    </w:p>
+    <w:p>
+      <w:pPr>
+        <w:tabs>
+          <w:tab w:pos="8220" w:val="right" w:leader="dot"/>
+        </w:tabs>
+        <w:spacing w:lineRule="auto" w:line="360" w:after="200"/>
+      </w:pPr>
+      <w:r>
+        <w:rPr>
+          <w:rFonts w:ascii="Times New Roman" w:hAnsi="Times New Roman" w:eastAsia="Times New Roman"/>
+          <w:b w:val="0"/>
+          <w:i w:val="0"/>
+          <w:sz w:val="24"/>
+        </w:rPr>
+        <w:t>BAB 1  HAKIKAT PENDIDIKAN KEWARGANEGARAAN</w:t>
+        <w:tab/>
+        <w:t>3</w:t>
+      </w:r>
+    </w:p>
+    <w:p>
+      <w:pPr>
+        <w:tabs>
+          <w:tab w:pos="8220" w:val="right" w:leader="dot"/>
+        </w:tabs>
+        <w:spacing w:lineRule="auto" w:line="360" w:after="200"/>
+      </w:pPr>
+      <w:r>
+        <w:rPr>
+          <w:rFonts w:ascii="Times New Roman" w:hAnsi="Times New Roman" w:eastAsia="Times New Roman"/>
+          <w:b w:val="0"/>
+          <w:i w:val="0"/>
+          <w:sz w:val="24"/>
+        </w:rPr>
+        <w:t>BAB 2  IDENTITAS NASIONAL</w:t>
+        <w:tab/>
+        <w:t>11</w:t>
+      </w:r>
+    </w:p>
+    <w:p>
+      <w:pPr>
+        <w:tabs>
+          <w:tab w:pos="8220" w:val="right" w:leader="dot"/>
+        </w:tabs>
+        <w:spacing w:lineRule="auto" w:line="360" w:after="200"/>
+      </w:pPr>
+      <w:r>
+        <w:rPr>
+          <w:rFonts w:ascii="Times New Roman" w:hAnsi="Times New Roman" w:eastAsia="Times New Roman"/>
+          <w:b w:val="0"/>
+          <w:i w:val="0"/>
+          <w:sz w:val="24"/>
+        </w:rPr>
+        <w:t>BAB 3  INTEGRASI NASIONAL</w:t>
+        <w:tab/>
+        <w:t>20</w:t>
+      </w:r>
+    </w:p>
+    <w:p>
+      <w:pPr>
+        <w:tabs>
+          <w:tab w:pos="8220" w:val="right" w:leader="dot"/>
+        </w:tabs>
+        <w:spacing w:lineRule="auto" w:line="360" w:after="200"/>
+      </w:pPr>
+      <w:r>
+        <w:rPr>
+          <w:rFonts w:ascii="Times New Roman" w:hAnsi="Times New Roman" w:eastAsia="Times New Roman"/>
+          <w:b w:val="0"/>
+          <w:i w:val="0"/>
+          <w:sz w:val="24"/>
+        </w:rPr>
+        <w:t>BAB 4  NEGARA DAN KONSTITUSI</w:t>
+        <w:tab/>
+        <w:t>27</w:t>
+      </w:r>
+    </w:p>
+    <w:p>
+      <w:pPr>
+        <w:tabs>
+          <w:tab w:pos="8220" w:val="right" w:leader="dot"/>
+        </w:tabs>
+        <w:spacing w:lineRule="auto" w:line="360" w:after="200"/>
+      </w:pPr>
+      <w:r>
+        <w:rPr>
+          <w:rFonts w:ascii="Times New Roman" w:hAnsi="Times New Roman" w:eastAsia="Times New Roman"/>
+          <w:b w:val="0"/>
+          <w:i w:val="0"/>
+          <w:sz w:val="24"/>
+        </w:rPr>
+        <w:t>BAB 5  HAK DAN KEWAJIBAN WARGA NEGARA</w:t>
+        <w:tab/>
+        <w:t>34</w:t>
+      </w:r>
+    </w:p>
+    <w:p>
+      <w:pPr>
+        <w:tabs>
+          <w:tab w:pos="8220" w:val="right" w:leader="dot"/>
+        </w:tabs>
+        <w:spacing w:lineRule="auto" w:line="360" w:after="200"/>
+      </w:pPr>
+      <w:r>
+        <w:rPr>
+          <w:rFonts w:ascii="Times New Roman" w:hAnsi="Times New Roman" w:eastAsia="Times New Roman"/>
+          <w:b w:val="0"/>
+          <w:i w:val="0"/>
+          <w:sz w:val="24"/>
+        </w:rPr>
+        <w:t>BAB 6  PENEGAKAN HUKUM YANG BERKEADILAN</w:t>
+        <w:tab/>
+        <w:t>41</w:t>
+      </w:r>
+    </w:p>
+    <w:p>
+      <w:pPr>
+        <w:tabs>
+          <w:tab w:pos="8220" w:val="right" w:leader="dot"/>
+        </w:tabs>
+        <w:spacing w:lineRule="auto" w:line="360" w:after="200"/>
+      </w:pPr>
+      <w:r>
+        <w:rPr>
+          <w:rFonts w:ascii="Times New Roman" w:hAnsi="Times New Roman" w:eastAsia="Times New Roman"/>
+          <w:b w:val="0"/>
+          <w:i w:val="0"/>
+          <w:sz w:val="24"/>
+        </w:rPr>
+        <w:t>BAB 7  GEOPOLITIK DAN GEOSTRATEGI</w:t>
+        <w:tab/>
+        <w:t>48</w:t>
+      </w:r>
+    </w:p>
+    <w:p>
+      <w:pPr>
+        <w:tabs>
+          <w:tab w:pos="8220" w:val="right" w:leader="dot"/>
+        </w:tabs>
+        <w:spacing w:lineRule="auto" w:line="360" w:after="200"/>
+      </w:pPr>
+      <w:r>
+        <w:rPr>
+          <w:rFonts w:ascii="Times New Roman" w:hAnsi="Times New Roman" w:eastAsia="Times New Roman"/>
+          <w:b w:val="0"/>
+          <w:i w:val="0"/>
+          <w:sz w:val="24"/>
+        </w:rPr>
+        <w:t>BAB 8  ANTI KORUPSI</w:t>
+        <w:tab/>
+        <w:t>56</w:t>
+      </w:r>
+    </w:p>
+    <w:p>
+      <w:pPr>
+        <w:tabs>
+          <w:tab w:pos="8220" w:val="right" w:leader="dot"/>
+        </w:tabs>
+        <w:spacing w:lineRule="auto" w:line="360" w:after="200"/>
+      </w:pPr>
+      <w:r>
+        <w:rPr>
+          <w:rFonts w:ascii="Times New Roman" w:hAnsi="Times New Roman" w:eastAsia="Times New Roman"/>
+          <w:b w:val="0"/>
+          <w:i w:val="0"/>
+          <w:sz w:val="24"/>
+        </w:rPr>
+        <w:t>DAFTAR PUSTAKA</w:t>
+        <w:tab/>
+        <w:t>63</w:t>
+      </w:r>
+    </w:p>
+    <w:p>
+      <w:pPr>
+        <w:keepNext/>
+        <w:pageBreakBefore/>
+        <w:spacing w:lineRule="auto" w:line="420" w:before="0" w:after="80"/>
         <w:jc w:val="center"/>
       </w:pPr>
       <w:r>
         <w:rPr>
-          <w:rFonts w:ascii="Times New Roman" w:hAnsi="Times New Roman"/>
+          <w:rFonts w:ascii="Times New Roman" w:hAnsi="Times New Roman" w:eastAsia="Times New Roman"/>
+          <w:b/>
+          <w:i w:val="0"/>
+          <w:sz w:val="32"/>
         </w:rPr>
         <w:t>BAB 1</w:t>
       </w:r>
     </w:p>
     <w:p>
       <w:pPr>
-        <w:pStyle w:val="Heading1"/>
+        <w:keepNext/>
+        <w:spacing w:lineRule="auto" w:line="420" w:before="0" w:after="400"/>
         <w:jc w:val="center"/>
       </w:pPr>
       <w:r>
         <w:rPr>
-          <w:rFonts w:ascii="Times New Roman" w:hAnsi="Times New Roman"/>
+          <w:rFonts w:ascii="Times New Roman" w:hAnsi="Times New Roman" w:eastAsia="Times New Roman"/>
+          <w:b/>
+          <w:i w:val="0"/>
+          <w:sz w:val="32"/>
         </w:rPr>
         <w:t>HAKIKAT PENDIDIKAN KEWARGANEGARAAN</w:t>
       </w:r>
     </w:p>
     <w:p>
       <w:pPr>
-        <w:jc w:val="both"/>
-      </w:pPr>
-      <w:r>
-        <w:rPr>
-          <w:rFonts w:ascii="Times New Roman" w:hAnsi="Times New Roman"/>
+        <w:spacing w:lineRule="auto" w:line="420" w:after="240" w:before="0"/>
+        <w:jc w:val="both"/>
+      </w:pPr>
+      <w:r>
+        <w:rPr>
+          <w:rFonts w:ascii="Times New Roman" w:hAnsi="Times New Roman" w:eastAsia="Times New Roman"/>
+          <w:b w:val="0"/>
           <w:i w:val="0"/>
           <w:sz w:val="24"/>
         </w:rPr>
@@ -251,23 +446,29 @@
     </w:p>
     <w:p>
       <w:pPr>
-        <w:pStyle w:val="Heading2"/>
+        <w:keepNext/>
+        <w:spacing w:lineRule="auto" w:line="420" w:before="280" w:after="120"/>
         <w:jc w:val="left"/>
       </w:pPr>
       <w:r>
         <w:rPr>
-          <w:rFonts w:ascii="Times New Roman" w:hAnsi="Times New Roman"/>
+          <w:rFonts w:ascii="Times New Roman" w:hAnsi="Times New Roman" w:eastAsia="Times New Roman"/>
+          <w:b/>
+          <w:i w:val="0"/>
+          <w:sz w:val="26"/>
         </w:rPr>
         <w:t>1.1 Pengertian dan Hakikat Pendidikan Kewarganegaraan</w:t>
       </w:r>
     </w:p>
     <w:p>
       <w:pPr>
-        <w:jc w:val="both"/>
-      </w:pPr>
-      <w:r>
-        <w:rPr>
-          <w:rFonts w:ascii="Times New Roman" w:hAnsi="Times New Roman"/>
+        <w:spacing w:lineRule="auto" w:line="420" w:after="240" w:before="0"/>
+        <w:jc w:val="both"/>
+      </w:pPr>
+      <w:r>
+        <w:rPr>
+          <w:rFonts w:ascii="Times New Roman" w:hAnsi="Times New Roman" w:eastAsia="Times New Roman"/>
+          <w:b w:val="0"/>
           <w:i w:val="0"/>
           <w:sz w:val="24"/>
         </w:rPr>
@@ -276,11 +477,13 @@
     </w:p>
     <w:p>
       <w:pPr>
-        <w:jc w:val="both"/>
-      </w:pPr>
-      <w:r>
-        <w:rPr>
-          <w:rFonts w:ascii="Times New Roman" w:hAnsi="Times New Roman"/>
+        <w:spacing w:lineRule="auto" w:line="420" w:after="240" w:before="0"/>
+        <w:jc w:val="both"/>
+      </w:pPr>
+      <w:r>
+        <w:rPr>
+          <w:rFonts w:ascii="Times New Roman" w:hAnsi="Times New Roman" w:eastAsia="Times New Roman"/>
+          <w:b w:val="0"/>
           <w:i w:val="0"/>
           <w:sz w:val="24"/>
         </w:rPr>
@@ -289,11 +492,13 @@
     </w:p>
     <w:p>
       <w:pPr>
-        <w:jc w:val="both"/>
-      </w:pPr>
-      <w:r>
-        <w:rPr>
-          <w:rFonts w:ascii="Times New Roman" w:hAnsi="Times New Roman"/>
+        <w:spacing w:lineRule="auto" w:line="420" w:after="240" w:before="0"/>
+        <w:jc w:val="both"/>
+      </w:pPr>
+      <w:r>
+        <w:rPr>
+          <w:rFonts w:ascii="Times New Roman" w:hAnsi="Times New Roman" w:eastAsia="Times New Roman"/>
+          <w:b w:val="0"/>
           <w:i w:val="0"/>
           <w:sz w:val="24"/>
         </w:rPr>
@@ -302,11 +507,13 @@
     </w:p>
     <w:p>
       <w:pPr>
-        <w:jc w:val="both"/>
-      </w:pPr>
-      <w:r>
-        <w:rPr>
-          <w:rFonts w:ascii="Times New Roman" w:hAnsi="Times New Roman"/>
+        <w:spacing w:lineRule="auto" w:line="420" w:after="240" w:before="0"/>
+        <w:jc w:val="both"/>
+      </w:pPr>
+      <w:r>
+        <w:rPr>
+          <w:rFonts w:ascii="Times New Roman" w:hAnsi="Times New Roman" w:eastAsia="Times New Roman"/>
+          <w:b w:val="0"/>
           <w:i w:val="0"/>
           <w:sz w:val="24"/>
         </w:rPr>
@@ -315,23 +522,29 @@
     </w:p>
     <w:p>
       <w:pPr>
-        <w:pStyle w:val="Heading2"/>
+        <w:keepNext/>
+        <w:spacing w:lineRule="auto" w:line="420" w:before="280" w:after="120"/>
         <w:jc w:val="left"/>
       </w:pPr>
       <w:r>
         <w:rPr>
-          <w:rFonts w:ascii="Times New Roman" w:hAnsi="Times New Roman"/>
+          <w:rFonts w:ascii="Times New Roman" w:hAnsi="Times New Roman" w:eastAsia="Times New Roman"/>
+          <w:b/>
+          <w:i w:val="0"/>
+          <w:sz w:val="26"/>
         </w:rPr>
         <w:t>1.2 Latar Belakang Pendidikan Kewarganegaraan di Perguruan Tinggi</w:t>
       </w:r>
     </w:p>
     <w:p>
       <w:pPr>
-        <w:jc w:val="both"/>
-      </w:pPr>
-      <w:r>
-        <w:rPr>
-          <w:rFonts w:ascii="Times New Roman" w:hAnsi="Times New Roman"/>
+        <w:spacing w:lineRule="auto" w:line="420" w:after="240" w:before="0"/>
+        <w:jc w:val="both"/>
+      </w:pPr>
+      <w:r>
+        <w:rPr>
+          <w:rFonts w:ascii="Times New Roman" w:hAnsi="Times New Roman" w:eastAsia="Times New Roman"/>
+          <w:b w:val="0"/>
           <w:i w:val="0"/>
           <w:sz w:val="24"/>
         </w:rPr>
@@ -340,11 +553,13 @@
     </w:p>
     <w:p>
       <w:pPr>
-        <w:jc w:val="both"/>
-      </w:pPr>
-      <w:r>
-        <w:rPr>
-          <w:rFonts w:ascii="Times New Roman" w:hAnsi="Times New Roman"/>
+        <w:spacing w:lineRule="auto" w:line="420" w:after="240" w:before="0"/>
+        <w:jc w:val="both"/>
+      </w:pPr>
+      <w:r>
+        <w:rPr>
+          <w:rFonts w:ascii="Times New Roman" w:hAnsi="Times New Roman" w:eastAsia="Times New Roman"/>
+          <w:b w:val="0"/>
           <w:i w:val="0"/>
           <w:sz w:val="24"/>
         </w:rPr>
@@ -353,11 +568,13 @@
     </w:p>
     <w:p>
       <w:pPr>
-        <w:jc w:val="both"/>
-      </w:pPr>
-      <w:r>
-        <w:rPr>
-          <w:rFonts w:ascii="Times New Roman" w:hAnsi="Times New Roman"/>
+        <w:spacing w:lineRule="auto" w:line="420" w:after="240" w:before="0"/>
+        <w:jc w:val="both"/>
+      </w:pPr>
+      <w:r>
+        <w:rPr>
+          <w:rFonts w:ascii="Times New Roman" w:hAnsi="Times New Roman" w:eastAsia="Times New Roman"/>
+          <w:b w:val="0"/>
           <w:i w:val="0"/>
           <w:sz w:val="24"/>
         </w:rPr>
@@ -366,11 +583,13 @@
     </w:p>
     <w:p>
       <w:pPr>
-        <w:jc w:val="both"/>
-      </w:pPr>
-      <w:r>
-        <w:rPr>
-          <w:rFonts w:ascii="Times New Roman" w:hAnsi="Times New Roman"/>
+        <w:spacing w:lineRule="auto" w:line="420" w:after="240" w:before="0"/>
+        <w:jc w:val="both"/>
+      </w:pPr>
+      <w:r>
+        <w:rPr>
+          <w:rFonts w:ascii="Times New Roman" w:hAnsi="Times New Roman" w:eastAsia="Times New Roman"/>
+          <w:b w:val="0"/>
           <w:i w:val="0"/>
           <w:sz w:val="24"/>
         </w:rPr>
@@ -379,23 +598,29 @@
     </w:p>
     <w:p>
       <w:pPr>
-        <w:pStyle w:val="Heading2"/>
+        <w:keepNext/>
+        <w:spacing w:lineRule="auto" w:line="420" w:before="280" w:after="120"/>
         <w:jc w:val="left"/>
       </w:pPr>
       <w:r>
         <w:rPr>
-          <w:rFonts w:ascii="Times New Roman" w:hAnsi="Times New Roman"/>
+          <w:rFonts w:ascii="Times New Roman" w:hAnsi="Times New Roman" w:eastAsia="Times New Roman"/>
+          <w:b/>
+          <w:i w:val="0"/>
+          <w:sz w:val="26"/>
         </w:rPr>
         <w:t>1.3 Dasar Hukum Pendidikan Kewarganegaraan</w:t>
       </w:r>
     </w:p>
     <w:p>
       <w:pPr>
-        <w:jc w:val="both"/>
-      </w:pPr>
-      <w:r>
-        <w:rPr>
-          <w:rFonts w:ascii="Times New Roman" w:hAnsi="Times New Roman"/>
+        <w:spacing w:lineRule="auto" w:line="420" w:after="240" w:before="0"/>
+        <w:jc w:val="both"/>
+      </w:pPr>
+      <w:r>
+        <w:rPr>
+          <w:rFonts w:ascii="Times New Roman" w:hAnsi="Times New Roman" w:eastAsia="Times New Roman"/>
+          <w:b w:val="0"/>
           <w:i w:val="0"/>
           <w:sz w:val="24"/>
         </w:rPr>
@@ -404,11 +629,13 @@
     </w:p>
     <w:p>
       <w:pPr>
-        <w:jc w:val="both"/>
-      </w:pPr>
-      <w:r>
-        <w:rPr>
-          <w:rFonts w:ascii="Times New Roman" w:hAnsi="Times New Roman"/>
+        <w:spacing w:lineRule="auto" w:line="420" w:after="240" w:before="0"/>
+        <w:jc w:val="both"/>
+      </w:pPr>
+      <w:r>
+        <w:rPr>
+          <w:rFonts w:ascii="Times New Roman" w:hAnsi="Times New Roman" w:eastAsia="Times New Roman"/>
+          <w:b w:val="0"/>
           <w:i w:val="0"/>
           <w:sz w:val="24"/>
         </w:rPr>
@@ -417,11 +644,13 @@
     </w:p>
     <w:p>
       <w:pPr>
-        <w:jc w:val="both"/>
-      </w:pPr>
-      <w:r>
-        <w:rPr>
-          <w:rFonts w:ascii="Times New Roman" w:hAnsi="Times New Roman"/>
+        <w:spacing w:lineRule="auto" w:line="420" w:after="240" w:before="0"/>
+        <w:jc w:val="both"/>
+      </w:pPr>
+      <w:r>
+        <w:rPr>
+          <w:rFonts w:ascii="Times New Roman" w:hAnsi="Times New Roman" w:eastAsia="Times New Roman"/>
+          <w:b w:val="0"/>
           <w:i w:val="0"/>
           <w:sz w:val="24"/>
         </w:rPr>
@@ -430,23 +659,29 @@
     </w:p>
     <w:p>
       <w:pPr>
-        <w:pStyle w:val="Heading2"/>
+        <w:keepNext/>
+        <w:spacing w:lineRule="auto" w:line="420" w:before="280" w:after="120"/>
         <w:jc w:val="left"/>
       </w:pPr>
       <w:r>
         <w:rPr>
-          <w:rFonts w:ascii="Times New Roman" w:hAnsi="Times New Roman"/>
+          <w:rFonts w:ascii="Times New Roman" w:hAnsi="Times New Roman" w:eastAsia="Times New Roman"/>
+          <w:b/>
+          <w:i w:val="0"/>
+          <w:sz w:val="26"/>
         </w:rPr>
         <w:t>1.4 Tujuan Pendidikan Kewarganegaraan</w:t>
       </w:r>
     </w:p>
     <w:p>
       <w:pPr>
-        <w:jc w:val="both"/>
-      </w:pPr>
-      <w:r>
-        <w:rPr>
-          <w:rFonts w:ascii="Times New Roman" w:hAnsi="Times New Roman"/>
+        <w:spacing w:lineRule="auto" w:line="420" w:after="240" w:before="0"/>
+        <w:jc w:val="both"/>
+      </w:pPr>
+      <w:r>
+        <w:rPr>
+          <w:rFonts w:ascii="Times New Roman" w:hAnsi="Times New Roman" w:eastAsia="Times New Roman"/>
+          <w:b w:val="0"/>
           <w:i w:val="0"/>
           <w:sz w:val="24"/>
         </w:rPr>
@@ -455,11 +690,13 @@
     </w:p>
     <w:p>
       <w:pPr>
-        <w:jc w:val="both"/>
-      </w:pPr>
-      <w:r>
-        <w:rPr>
-          <w:rFonts w:ascii="Times New Roman" w:hAnsi="Times New Roman"/>
+        <w:spacing w:lineRule="auto" w:line="420" w:after="240" w:before="0"/>
+        <w:jc w:val="both"/>
+      </w:pPr>
+      <w:r>
+        <w:rPr>
+          <w:rFonts w:ascii="Times New Roman" w:hAnsi="Times New Roman" w:eastAsia="Times New Roman"/>
+          <w:b w:val="0"/>
           <w:i w:val="0"/>
           <w:sz w:val="24"/>
         </w:rPr>
@@ -468,11 +705,13 @@
     </w:p>
     <w:p>
       <w:pPr>
-        <w:jc w:val="both"/>
-      </w:pPr>
-      <w:r>
-        <w:rPr>
-          <w:rFonts w:ascii="Times New Roman" w:hAnsi="Times New Roman"/>
+        <w:spacing w:lineRule="auto" w:line="420" w:after="240" w:before="0"/>
+        <w:jc w:val="both"/>
+      </w:pPr>
+      <w:r>
+        <w:rPr>
+          <w:rFonts w:ascii="Times New Roman" w:hAnsi="Times New Roman" w:eastAsia="Times New Roman"/>
+          <w:b w:val="0"/>
           <w:i w:val="0"/>
           <w:sz w:val="24"/>
         </w:rPr>
@@ -481,23 +720,29 @@
     </w:p>
     <w:p>
       <w:pPr>
-        <w:pStyle w:val="Heading2"/>
+        <w:keepNext/>
+        <w:spacing w:lineRule="auto" w:line="420" w:before="280" w:after="120"/>
         <w:jc w:val="left"/>
       </w:pPr>
       <w:r>
         <w:rPr>
-          <w:rFonts w:ascii="Times New Roman" w:hAnsi="Times New Roman"/>
+          <w:rFonts w:ascii="Times New Roman" w:hAnsi="Times New Roman" w:eastAsia="Times New Roman"/>
+          <w:b/>
+          <w:i w:val="0"/>
+          <w:sz w:val="26"/>
         </w:rPr>
         <w:t>1.5 Objek dan Ruang Lingkup Kajian</w:t>
       </w:r>
     </w:p>
     <w:p>
       <w:pPr>
-        <w:jc w:val="both"/>
-      </w:pPr>
-      <w:r>
-        <w:rPr>
-          <w:rFonts w:ascii="Times New Roman" w:hAnsi="Times New Roman"/>
+        <w:spacing w:lineRule="auto" w:line="420" w:after="240" w:before="0"/>
+        <w:jc w:val="both"/>
+      </w:pPr>
+      <w:r>
+        <w:rPr>
+          <w:rFonts w:ascii="Times New Roman" w:hAnsi="Times New Roman" w:eastAsia="Times New Roman"/>
+          <w:b w:val="0"/>
           <w:i w:val="0"/>
           <w:sz w:val="24"/>
         </w:rPr>
@@ -506,11 +751,13 @@
     </w:p>
     <w:p>
       <w:pPr>
-        <w:jc w:val="both"/>
-      </w:pPr>
-      <w:r>
-        <w:rPr>
-          <w:rFonts w:ascii="Times New Roman" w:hAnsi="Times New Roman"/>
+        <w:spacing w:lineRule="auto" w:line="420" w:after="240" w:before="0"/>
+        <w:jc w:val="both"/>
+      </w:pPr>
+      <w:r>
+        <w:rPr>
+          <w:rFonts w:ascii="Times New Roman" w:hAnsi="Times New Roman" w:eastAsia="Times New Roman"/>
+          <w:b w:val="0"/>
           <w:i w:val="0"/>
           <w:sz w:val="24"/>
         </w:rPr>
@@ -519,11 +766,13 @@
     </w:p>
     <w:p>
       <w:pPr>
-        <w:jc w:val="both"/>
-      </w:pPr>
-      <w:r>
-        <w:rPr>
-          <w:rFonts w:ascii="Times New Roman" w:hAnsi="Times New Roman"/>
+        <w:spacing w:lineRule="auto" w:line="420" w:after="240" w:before="0"/>
+        <w:jc w:val="both"/>
+      </w:pPr>
+      <w:r>
+        <w:rPr>
+          <w:rFonts w:ascii="Times New Roman" w:hAnsi="Times New Roman" w:eastAsia="Times New Roman"/>
+          <w:b w:val="0"/>
           <w:i w:val="0"/>
           <w:sz w:val="24"/>
         </w:rPr>
@@ -532,23 +781,29 @@
     </w:p>
     <w:p>
       <w:pPr>
-        <w:pStyle w:val="Heading2"/>
+        <w:keepNext/>
+        <w:spacing w:lineRule="auto" w:line="420" w:before="280" w:after="120"/>
         <w:jc w:val="left"/>
       </w:pPr>
       <w:r>
         <w:rPr>
-          <w:rFonts w:ascii="Times New Roman" w:hAnsi="Times New Roman"/>
+          <w:rFonts w:ascii="Times New Roman" w:hAnsi="Times New Roman" w:eastAsia="Times New Roman"/>
+          <w:b/>
+          <w:i w:val="0"/>
+          <w:sz w:val="26"/>
         </w:rPr>
         <w:t>1.6 Pendidikan Kewarganegaraan sebagai Pendidikan Karakter</w:t>
       </w:r>
     </w:p>
     <w:p>
       <w:pPr>
-        <w:jc w:val="both"/>
-      </w:pPr>
-      <w:r>
-        <w:rPr>
-          <w:rFonts w:ascii="Times New Roman" w:hAnsi="Times New Roman"/>
+        <w:spacing w:lineRule="auto" w:line="420" w:after="240" w:before="0"/>
+        <w:jc w:val="both"/>
+      </w:pPr>
+      <w:r>
+        <w:rPr>
+          <w:rFonts w:ascii="Times New Roman" w:hAnsi="Times New Roman" w:eastAsia="Times New Roman"/>
+          <w:b w:val="0"/>
           <w:i w:val="0"/>
           <w:sz w:val="24"/>
         </w:rPr>
@@ -557,11 +812,13 @@
     </w:p>
     <w:p>
       <w:pPr>
-        <w:jc w:val="both"/>
-      </w:pPr>
-      <w:r>
-        <w:rPr>
-          <w:rFonts w:ascii="Times New Roman" w:hAnsi="Times New Roman"/>
+        <w:spacing w:lineRule="auto" w:line="420" w:after="240" w:before="0"/>
+        <w:jc w:val="both"/>
+      </w:pPr>
+      <w:r>
+        <w:rPr>
+          <w:rFonts w:ascii="Times New Roman" w:hAnsi="Times New Roman" w:eastAsia="Times New Roman"/>
+          <w:b w:val="0"/>
           <w:i w:val="0"/>
           <w:sz w:val="24"/>
         </w:rPr>
@@ -570,11 +827,13 @@
     </w:p>
     <w:p>
       <w:pPr>
-        <w:jc w:val="both"/>
-      </w:pPr>
-      <w:r>
-        <w:rPr>
-          <w:rFonts w:ascii="Times New Roman" w:hAnsi="Times New Roman"/>
+        <w:spacing w:lineRule="auto" w:line="420" w:after="240" w:before="0"/>
+        <w:jc w:val="both"/>
+      </w:pPr>
+      <w:r>
+        <w:rPr>
+          <w:rFonts w:ascii="Times New Roman" w:hAnsi="Times New Roman" w:eastAsia="Times New Roman"/>
+          <w:b w:val="0"/>
           <w:i w:val="0"/>
           <w:sz w:val="24"/>
         </w:rPr>
@@ -583,23 +842,29 @@
     </w:p>
     <w:p>
       <w:pPr>
-        <w:pStyle w:val="Heading2"/>
+        <w:keepNext/>
+        <w:spacing w:lineRule="auto" w:line="420" w:before="280" w:after="120"/>
         <w:jc w:val="left"/>
       </w:pPr>
       <w:r>
         <w:rPr>
-          <w:rFonts w:ascii="Times New Roman" w:hAnsi="Times New Roman"/>
+          <w:rFonts w:ascii="Times New Roman" w:hAnsi="Times New Roman" w:eastAsia="Times New Roman"/>
+          <w:b/>
+          <w:i w:val="0"/>
+          <w:sz w:val="26"/>
         </w:rPr>
         <w:t>1.7 Urgensi Pendidikan Kewarganegaraan di Era Digital</w:t>
       </w:r>
     </w:p>
     <w:p>
       <w:pPr>
-        <w:jc w:val="both"/>
-      </w:pPr>
-      <w:r>
-        <w:rPr>
-          <w:rFonts w:ascii="Times New Roman" w:hAnsi="Times New Roman"/>
+        <w:spacing w:lineRule="auto" w:line="420" w:after="240" w:before="0"/>
+        <w:jc w:val="both"/>
+      </w:pPr>
+      <w:r>
+        <w:rPr>
+          <w:rFonts w:ascii="Times New Roman" w:hAnsi="Times New Roman" w:eastAsia="Times New Roman"/>
+          <w:b w:val="0"/>
           <w:i w:val="0"/>
           <w:sz w:val="24"/>
         </w:rPr>
@@ -608,11 +873,13 @@
     </w:p>
     <w:p>
       <w:pPr>
-        <w:jc w:val="both"/>
-      </w:pPr>
-      <w:r>
-        <w:rPr>
-          <w:rFonts w:ascii="Times New Roman" w:hAnsi="Times New Roman"/>
+        <w:spacing w:lineRule="auto" w:line="420" w:after="240" w:before="0"/>
+        <w:jc w:val="both"/>
+      </w:pPr>
+      <w:r>
+        <w:rPr>
+          <w:rFonts w:ascii="Times New Roman" w:hAnsi="Times New Roman" w:eastAsia="Times New Roman"/>
+          <w:b w:val="0"/>
           <w:i w:val="0"/>
           <w:sz w:val="24"/>
         </w:rPr>
@@ -621,11 +888,13 @@
     </w:p>
     <w:p>
       <w:pPr>
-        <w:jc w:val="both"/>
-      </w:pPr>
-      <w:r>
-        <w:rPr>
-          <w:rFonts w:ascii="Times New Roman" w:hAnsi="Times New Roman"/>
+        <w:spacing w:lineRule="auto" w:line="420" w:after="240" w:before="0"/>
+        <w:jc w:val="both"/>
+      </w:pPr>
+      <w:r>
+        <w:rPr>
+          <w:rFonts w:ascii="Times New Roman" w:hAnsi="Times New Roman" w:eastAsia="Times New Roman"/>
+          <w:b w:val="0"/>
           <w:i w:val="0"/>
           <w:sz w:val="24"/>
         </w:rPr>
@@ -634,23 +903,29 @@
     </w:p>
     <w:p>
       <w:pPr>
-        <w:pStyle w:val="Heading2"/>
+        <w:keepNext/>
+        <w:spacing w:lineRule="auto" w:line="420" w:before="280" w:after="120"/>
         <w:jc w:val="left"/>
       </w:pPr>
       <w:r>
         <w:rPr>
-          <w:rFonts w:ascii="Times New Roman" w:hAnsi="Times New Roman"/>
+          <w:rFonts w:ascii="Times New Roman" w:hAnsi="Times New Roman" w:eastAsia="Times New Roman"/>
+          <w:b/>
+          <w:i w:val="0"/>
+          <w:sz w:val="26"/>
         </w:rPr>
         <w:t>1.8 Peran Mahasiswa sebagai Warga Negara Terdidik</w:t>
       </w:r>
     </w:p>
     <w:p>
       <w:pPr>
-        <w:jc w:val="both"/>
-      </w:pPr>
-      <w:r>
-        <w:rPr>
-          <w:rFonts w:ascii="Times New Roman" w:hAnsi="Times New Roman"/>
+        <w:spacing w:lineRule="auto" w:line="420" w:after="240" w:before="0"/>
+        <w:jc w:val="both"/>
+      </w:pPr>
+      <w:r>
+        <w:rPr>
+          <w:rFonts w:ascii="Times New Roman" w:hAnsi="Times New Roman" w:eastAsia="Times New Roman"/>
+          <w:b w:val="0"/>
           <w:i w:val="0"/>
           <w:sz w:val="24"/>
         </w:rPr>
@@ -659,11 +934,13 @@
     </w:p>
     <w:p>
       <w:pPr>
-        <w:jc w:val="both"/>
-      </w:pPr>
-      <w:r>
-        <w:rPr>
-          <w:rFonts w:ascii="Times New Roman" w:hAnsi="Times New Roman"/>
+        <w:spacing w:lineRule="auto" w:line="420" w:after="240" w:before="0"/>
+        <w:jc w:val="both"/>
+      </w:pPr>
+      <w:r>
+        <w:rPr>
+          <w:rFonts w:ascii="Times New Roman" w:hAnsi="Times New Roman" w:eastAsia="Times New Roman"/>
+          <w:b w:val="0"/>
           <w:i w:val="0"/>
           <w:sz w:val="24"/>
         </w:rPr>
@@ -672,11 +949,13 @@
     </w:p>
     <w:p>
       <w:pPr>
-        <w:jc w:val="both"/>
-      </w:pPr>
-      <w:r>
-        <w:rPr>
-          <w:rFonts w:ascii="Times New Roman" w:hAnsi="Times New Roman"/>
+        <w:spacing w:lineRule="auto" w:line="420" w:after="240" w:before="0"/>
+        <w:jc w:val="both"/>
+      </w:pPr>
+      <w:r>
+        <w:rPr>
+          <w:rFonts w:ascii="Times New Roman" w:hAnsi="Times New Roman" w:eastAsia="Times New Roman"/>
+          <w:b w:val="0"/>
           <w:i w:val="0"/>
           <w:sz w:val="24"/>
         </w:rPr>
@@ -685,23 +964,29 @@
     </w:p>
     <w:p>
       <w:pPr>
-        <w:pStyle w:val="Heading2"/>
+        <w:keepNext/>
+        <w:spacing w:lineRule="auto" w:line="420" w:before="280" w:after="120"/>
         <w:jc w:val="left"/>
       </w:pPr>
       <w:r>
         <w:rPr>
-          <w:rFonts w:ascii="Times New Roman" w:hAnsi="Times New Roman"/>
+          <w:rFonts w:ascii="Times New Roman" w:hAnsi="Times New Roman" w:eastAsia="Times New Roman"/>
+          <w:b/>
+          <w:i w:val="0"/>
+          <w:sz w:val="26"/>
         </w:rPr>
         <w:t>1.9 Pendidikan Kewarganegaraan dan Kehidupan Demokrasi</w:t>
       </w:r>
     </w:p>
     <w:p>
       <w:pPr>
-        <w:jc w:val="both"/>
-      </w:pPr>
-      <w:r>
-        <w:rPr>
-          <w:rFonts w:ascii="Times New Roman" w:hAnsi="Times New Roman"/>
+        <w:spacing w:lineRule="auto" w:line="420" w:after="240" w:before="0"/>
+        <w:jc w:val="both"/>
+      </w:pPr>
+      <w:r>
+        <w:rPr>
+          <w:rFonts w:ascii="Times New Roman" w:hAnsi="Times New Roman" w:eastAsia="Times New Roman"/>
+          <w:b w:val="0"/>
           <w:i w:val="0"/>
           <w:sz w:val="24"/>
         </w:rPr>
@@ -710,11 +995,13 @@
     </w:p>
     <w:p>
       <w:pPr>
-        <w:jc w:val="both"/>
-      </w:pPr>
-      <w:r>
-        <w:rPr>
-          <w:rFonts w:ascii="Times New Roman" w:hAnsi="Times New Roman"/>
+        <w:spacing w:lineRule="auto" w:line="420" w:after="240" w:before="0"/>
+        <w:jc w:val="both"/>
+      </w:pPr>
+      <w:r>
+        <w:rPr>
+          <w:rFonts w:ascii="Times New Roman" w:hAnsi="Times New Roman" w:eastAsia="Times New Roman"/>
+          <w:b w:val="0"/>
           <w:i w:val="0"/>
           <w:sz w:val="24"/>
         </w:rPr>
@@ -723,23 +1010,29 @@
     </w:p>
     <w:p>
       <w:pPr>
-        <w:pStyle w:val="Heading2"/>
+        <w:keepNext/>
+        <w:spacing w:lineRule="auto" w:line="420" w:before="280" w:after="120"/>
         <w:jc w:val="left"/>
       </w:pPr>
       <w:r>
         <w:rPr>
-          <w:rFonts w:ascii="Times New Roman" w:hAnsi="Times New Roman"/>
+          <w:rFonts w:ascii="Times New Roman" w:hAnsi="Times New Roman" w:eastAsia="Times New Roman"/>
+          <w:b/>
+          <w:i w:val="0"/>
+          <w:sz w:val="26"/>
         </w:rPr>
         <w:t>1.10 Kompetensi yang Diharapkan dari Mahasiswa</w:t>
       </w:r>
     </w:p>
     <w:p>
       <w:pPr>
-        <w:jc w:val="both"/>
-      </w:pPr>
-      <w:r>
-        <w:rPr>
-          <w:rFonts w:ascii="Times New Roman" w:hAnsi="Times New Roman"/>
+        <w:spacing w:lineRule="auto" w:line="420" w:after="240" w:before="0"/>
+        <w:jc w:val="both"/>
+      </w:pPr>
+      <w:r>
+        <w:rPr>
+          <w:rFonts w:ascii="Times New Roman" w:hAnsi="Times New Roman" w:eastAsia="Times New Roman"/>
+          <w:b w:val="0"/>
           <w:i w:val="0"/>
           <w:sz w:val="24"/>
         </w:rPr>
@@ -748,11 +1041,13 @@
     </w:p>
     <w:p>
       <w:pPr>
-        <w:jc w:val="both"/>
-      </w:pPr>
-      <w:r>
-        <w:rPr>
-          <w:rFonts w:ascii="Times New Roman" w:hAnsi="Times New Roman"/>
+        <w:spacing w:lineRule="auto" w:line="420" w:after="240" w:before="0"/>
+        <w:jc w:val="both"/>
+      </w:pPr>
+      <w:r>
+        <w:rPr>
+          <w:rFonts w:ascii="Times New Roman" w:hAnsi="Times New Roman" w:eastAsia="Times New Roman"/>
+          <w:b w:val="0"/>
           <w:i w:val="0"/>
           <w:sz w:val="24"/>
         </w:rPr>
@@ -761,23 +1056,29 @@
     </w:p>
     <w:p>
       <w:pPr>
-        <w:pStyle w:val="Heading2"/>
+        <w:keepNext/>
+        <w:spacing w:lineRule="auto" w:line="420" w:before="280" w:after="120"/>
         <w:jc w:val="left"/>
       </w:pPr>
       <w:r>
         <w:rPr>
-          <w:rFonts w:ascii="Times New Roman" w:hAnsi="Times New Roman"/>
+          <w:rFonts w:ascii="Times New Roman" w:hAnsi="Times New Roman" w:eastAsia="Times New Roman"/>
+          <w:b/>
+          <w:i w:val="0"/>
+          <w:sz w:val="26"/>
         </w:rPr>
         <w:t>1.11 Pendidikan Kewarganegaraan dan Pembentukan Nilai</w:t>
       </w:r>
     </w:p>
     <w:p>
       <w:pPr>
-        <w:jc w:val="both"/>
-      </w:pPr>
-      <w:r>
-        <w:rPr>
-          <w:rFonts w:ascii="Times New Roman" w:hAnsi="Times New Roman"/>
+        <w:spacing w:lineRule="auto" w:line="420" w:after="240" w:before="0"/>
+        <w:jc w:val="both"/>
+      </w:pPr>
+      <w:r>
+        <w:rPr>
+          <w:rFonts w:ascii="Times New Roman" w:hAnsi="Times New Roman" w:eastAsia="Times New Roman"/>
+          <w:b w:val="0"/>
           <w:i w:val="0"/>
           <w:sz w:val="24"/>
         </w:rPr>
@@ -786,11 +1087,13 @@
     </w:p>
     <w:p>
       <w:pPr>
-        <w:jc w:val="both"/>
-      </w:pPr>
-      <w:r>
-        <w:rPr>
-          <w:rFonts w:ascii="Times New Roman" w:hAnsi="Times New Roman"/>
+        <w:spacing w:lineRule="auto" w:line="420" w:after="240" w:before="0"/>
+        <w:jc w:val="both"/>
+      </w:pPr>
+      <w:r>
+        <w:rPr>
+          <w:rFonts w:ascii="Times New Roman" w:hAnsi="Times New Roman" w:eastAsia="Times New Roman"/>
+          <w:b w:val="0"/>
           <w:i w:val="0"/>
           <w:sz w:val="24"/>
         </w:rPr>
@@ -799,11 +1102,13 @@
     </w:p>
     <w:p>
       <w:pPr>
-        <w:jc w:val="both"/>
-      </w:pPr>
-      <w:r>
-        <w:rPr>
-          <w:rFonts w:ascii="Times New Roman" w:hAnsi="Times New Roman"/>
+        <w:spacing w:lineRule="auto" w:line="420" w:after="240" w:before="0"/>
+        <w:jc w:val="both"/>
+      </w:pPr>
+      <w:r>
+        <w:rPr>
+          <w:rFonts w:ascii="Times New Roman" w:hAnsi="Times New Roman" w:eastAsia="Times New Roman"/>
+          <w:b w:val="0"/>
           <w:i w:val="0"/>
           <w:sz w:val="24"/>
         </w:rPr>
@@ -812,23 +1117,90 @@
     </w:p>
     <w:p>
       <w:pPr>
-        <w:pStyle w:val="Heading2"/>
+        <w:keepNext/>
+        <w:spacing w:lineRule="auto" w:line="420" w:before="280" w:after="120"/>
         <w:jc w:val="left"/>
       </w:pPr>
       <w:r>
         <w:rPr>
-          <w:rFonts w:ascii="Times New Roman" w:hAnsi="Times New Roman"/>
-        </w:rPr>
-        <w:t>1.12 Refleksi Mahasiswa</w:t>
-      </w:r>
-    </w:p>
-    <w:p>
-      <w:pPr>
-        <w:jc w:val="both"/>
-      </w:pPr>
-      <w:r>
-        <w:rPr>
-          <w:rFonts w:ascii="Times New Roman" w:hAnsi="Times New Roman"/>
+          <w:rFonts w:ascii="Times New Roman" w:hAnsi="Times New Roman" w:eastAsia="Times New Roman"/>
+          <w:b/>
+          <w:i w:val="0"/>
+          <w:sz w:val="26"/>
+        </w:rPr>
+        <w:t>1.12 Tantangan dan Harapan Pendidikan Kewarganegaraan</w:t>
+      </w:r>
+    </w:p>
+    <w:p>
+      <w:pPr>
+        <w:spacing w:lineRule="auto" w:line="420" w:after="240" w:before="0"/>
+        <w:jc w:val="both"/>
+      </w:pPr>
+      <w:r>
+        <w:rPr>
+          <w:rFonts w:ascii="Times New Roman" w:hAnsi="Times New Roman" w:eastAsia="Times New Roman"/>
+          <w:b w:val="0"/>
+          <w:i w:val="0"/>
+          <w:sz w:val="24"/>
+        </w:rPr>
+        <w:t>Pendidikan Kewarganegaraan menghadapi tantangan yang tidak ringan. Sebagian mahasiswa terlanjur menganggapnya sebagai mata kuliah hafalan yang membosankan, sehingga kehadiran di kelas tidak selalu disertai minat yang sungguh-sungguh. Tantangan ini diperberat oleh derasnya informasi di dunia maya yang kadang justru bertentangan dengan nilai kebangsaan.</w:t>
+      </w:r>
+    </w:p>
+    <w:p>
+      <w:pPr>
+        <w:spacing w:lineRule="auto" w:line="420" w:after="240" w:before="0"/>
+        <w:jc w:val="both"/>
+      </w:pPr>
+      <w:r>
+        <w:rPr>
+          <w:rFonts w:ascii="Times New Roman" w:hAnsi="Times New Roman" w:eastAsia="Times New Roman"/>
+          <w:b w:val="0"/>
+          <w:i w:val="0"/>
+          <w:sz w:val="24"/>
+        </w:rPr>
+        <w:t>Untuk menjawab tantangan itu, cara penyampaian materi perlu terus diperbarui. Pendekatan yang hanya berisi ceramah satu arah sulit menumbuhkan kesadaran. Diskusi kasus nyata, proyek sosial, dan refleksi pengalaman pribadi terbukti lebih mengena karena mahasiswa diajak berpikir, bukan sekadar menghafal.</w:t>
+      </w:r>
+    </w:p>
+    <w:p>
+      <w:pPr>
+        <w:spacing w:lineRule="auto" w:line="420" w:after="240" w:before="0"/>
+        <w:jc w:val="both"/>
+      </w:pPr>
+      <w:r>
+        <w:rPr>
+          <w:rFonts w:ascii="Times New Roman" w:hAnsi="Times New Roman" w:eastAsia="Times New Roman"/>
+          <w:b w:val="0"/>
+          <w:i w:val="0"/>
+          <w:sz w:val="24"/>
+        </w:rPr>
+        <w:t>Harapannya, Pendidikan Kewarganegaraan dapat melahirkan lulusan yang tidak hanya pandai di bidangnya, tetapi juga memiliki kepekaan sosial dan integritas. Bila harapan ini tercapai, mata kuliah ini akan terbukti sebagai salah satu bekal terpenting bagi mahasiswa, jauh melampaui sekadar nilai yang tertera di transkrip.</w:t>
+      </w:r>
+    </w:p>
+    <w:p>
+      <w:pPr>
+        <w:keepNext/>
+        <w:spacing w:lineRule="auto" w:line="420" w:before="280" w:after="120"/>
+        <w:jc w:val="left"/>
+      </w:pPr>
+      <w:r>
+        <w:rPr>
+          <w:rFonts w:ascii="Times New Roman" w:hAnsi="Times New Roman" w:eastAsia="Times New Roman"/>
+          <w:b/>
+          <w:i w:val="0"/>
+          <w:sz w:val="26"/>
+        </w:rPr>
+        <w:t>1.13 Refleksi Mahasiswa</w:t>
+      </w:r>
+    </w:p>
+    <w:p>
+      <w:pPr>
+        <w:spacing w:lineRule="auto" w:line="420" w:after="240" w:before="0"/>
+        <w:jc w:val="both"/>
+      </w:pPr>
+      <w:r>
+        <w:rPr>
+          <w:rFonts w:ascii="Times New Roman" w:hAnsi="Times New Roman" w:eastAsia="Times New Roman"/>
+          <w:b w:val="0"/>
           <w:i w:val="0"/>
           <w:sz w:val="24"/>
         </w:rPr>
@@ -837,11 +1209,13 @@
     </w:p>
     <w:p>
       <w:pPr>
-        <w:jc w:val="both"/>
-      </w:pPr>
-      <w:r>
-        <w:rPr>
-          <w:rFonts w:ascii="Times New Roman" w:hAnsi="Times New Roman"/>
+        <w:spacing w:lineRule="auto" w:line="420" w:after="240" w:before="0"/>
+        <w:jc w:val="both"/>
+      </w:pPr>
+      <w:r>
+        <w:rPr>
+          <w:rFonts w:ascii="Times New Roman" w:hAnsi="Times New Roman" w:eastAsia="Times New Roman"/>
+          <w:b w:val="0"/>
           <w:i w:val="0"/>
           <w:sz w:val="24"/>
         </w:rPr>
@@ -850,23 +1224,29 @@
     </w:p>
     <w:p>
       <w:pPr>
-        <w:pStyle w:val="Heading2"/>
+        <w:keepNext/>
+        <w:spacing w:lineRule="auto" w:line="420" w:before="280" w:after="120"/>
         <w:jc w:val="left"/>
       </w:pPr>
       <w:r>
         <w:rPr>
-          <w:rFonts w:ascii="Times New Roman" w:hAnsi="Times New Roman"/>
-        </w:rPr>
-        <w:t>1.13 Rangkuman</w:t>
-      </w:r>
-    </w:p>
-    <w:p>
-      <w:pPr>
-        <w:jc w:val="both"/>
-      </w:pPr>
-      <w:r>
-        <w:rPr>
-          <w:rFonts w:ascii="Times New Roman" w:hAnsi="Times New Roman"/>
+          <w:rFonts w:ascii="Times New Roman" w:hAnsi="Times New Roman" w:eastAsia="Times New Roman"/>
+          <w:b/>
+          <w:i w:val="0"/>
+          <w:sz w:val="26"/>
+        </w:rPr>
+        <w:t>1.14 Rangkuman</w:t>
+      </w:r>
+    </w:p>
+    <w:p>
+      <w:pPr>
+        <w:spacing w:lineRule="auto" w:line="420" w:after="240" w:before="0"/>
+        <w:jc w:val="both"/>
+      </w:pPr>
+      <w:r>
+        <w:rPr>
+          <w:rFonts w:ascii="Times New Roman" w:hAnsi="Times New Roman" w:eastAsia="Times New Roman"/>
+          <w:b w:val="0"/>
           <w:i w:val="0"/>
           <w:sz w:val="24"/>
         </w:rPr>
@@ -875,11 +1255,13 @@
     </w:p>
     <w:p>
       <w:pPr>
-        <w:jc w:val="both"/>
-      </w:pPr>
-      <w:r>
-        <w:rPr>
-          <w:rFonts w:ascii="Times New Roman" w:hAnsi="Times New Roman"/>
+        <w:spacing w:lineRule="auto" w:line="420" w:after="240" w:before="0"/>
+        <w:jc w:val="both"/>
+      </w:pPr>
+      <w:r>
+        <w:rPr>
+          <w:rFonts w:ascii="Times New Roman" w:hAnsi="Times New Roman" w:eastAsia="Times New Roman"/>
+          <w:b w:val="0"/>
           <w:i w:val="0"/>
           <w:sz w:val="24"/>
         </w:rPr>
@@ -887,41 +1269,47 @@
       </w:r>
     </w:p>
     <w:p>
-      <w:r>
-        <w:br w:type="page"/>
-      </w:r>
-    </w:p>
-    <w:p>
-      <w:pPr>
-        <w:pStyle w:val="Heading1"/>
+      <w:pPr>
+        <w:keepNext/>
+        <w:pageBreakBefore/>
+        <w:spacing w:lineRule="auto" w:line="420" w:before="0" w:after="80"/>
         <w:jc w:val="center"/>
       </w:pPr>
       <w:r>
         <w:rPr>
-          <w:rFonts w:ascii="Times New Roman" w:hAnsi="Times New Roman"/>
+          <w:rFonts w:ascii="Times New Roman" w:hAnsi="Times New Roman" w:eastAsia="Times New Roman"/>
+          <w:b/>
+          <w:i w:val="0"/>
+          <w:sz w:val="32"/>
         </w:rPr>
         <w:t>BAB 2</w:t>
       </w:r>
     </w:p>
     <w:p>
       <w:pPr>
-        <w:pStyle w:val="Heading1"/>
+        <w:keepNext/>
+        <w:spacing w:lineRule="auto" w:line="420" w:before="0" w:after="400"/>
         <w:jc w:val="center"/>
       </w:pPr>
       <w:r>
         <w:rPr>
-          <w:rFonts w:ascii="Times New Roman" w:hAnsi="Times New Roman"/>
+          <w:rFonts w:ascii="Times New Roman" w:hAnsi="Times New Roman" w:eastAsia="Times New Roman"/>
+          <w:b/>
+          <w:i w:val="0"/>
+          <w:sz w:val="32"/>
         </w:rPr>
         <w:t>IDENTITAS NASIONAL</w:t>
       </w:r>
     </w:p>
     <w:p>
       <w:pPr>
-        <w:jc w:val="both"/>
-      </w:pPr>
-      <w:r>
-        <w:rPr>
-          <w:rFonts w:ascii="Times New Roman" w:hAnsi="Times New Roman"/>
+        <w:spacing w:lineRule="auto" w:line="420" w:after="240" w:before="0"/>
+        <w:jc w:val="both"/>
+      </w:pPr>
+      <w:r>
+        <w:rPr>
+          <w:rFonts w:ascii="Times New Roman" w:hAnsi="Times New Roman" w:eastAsia="Times New Roman"/>
+          <w:b w:val="0"/>
           <w:i w:val="0"/>
           <w:sz w:val="24"/>
         </w:rPr>
@@ -930,23 +1318,29 @@
     </w:p>
     <w:p>
       <w:pPr>
-        <w:pStyle w:val="Heading2"/>
+        <w:keepNext/>
+        <w:spacing w:lineRule="auto" w:line="420" w:before="280" w:after="120"/>
         <w:jc w:val="left"/>
       </w:pPr>
       <w:r>
         <w:rPr>
-          <w:rFonts w:ascii="Times New Roman" w:hAnsi="Times New Roman"/>
+          <w:rFonts w:ascii="Times New Roman" w:hAnsi="Times New Roman" w:eastAsia="Times New Roman"/>
+          <w:b/>
+          <w:i w:val="0"/>
+          <w:sz w:val="26"/>
         </w:rPr>
         <w:t>2.1 Pengertian Identitas Nasional</w:t>
       </w:r>
     </w:p>
     <w:p>
       <w:pPr>
-        <w:jc w:val="both"/>
-      </w:pPr>
-      <w:r>
-        <w:rPr>
-          <w:rFonts w:ascii="Times New Roman" w:hAnsi="Times New Roman"/>
+        <w:spacing w:lineRule="auto" w:line="420" w:after="240" w:before="0"/>
+        <w:jc w:val="both"/>
+      </w:pPr>
+      <w:r>
+        <w:rPr>
+          <w:rFonts w:ascii="Times New Roman" w:hAnsi="Times New Roman" w:eastAsia="Times New Roman"/>
+          <w:b w:val="0"/>
           <w:i w:val="0"/>
           <w:sz w:val="24"/>
         </w:rPr>
@@ -955,11 +1349,13 @@
     </w:p>
     <w:p>
       <w:pPr>
-        <w:jc w:val="both"/>
-      </w:pPr>
-      <w:r>
-        <w:rPr>
-          <w:rFonts w:ascii="Times New Roman" w:hAnsi="Times New Roman"/>
+        <w:spacing w:lineRule="auto" w:line="420" w:after="240" w:before="0"/>
+        <w:jc w:val="both"/>
+      </w:pPr>
+      <w:r>
+        <w:rPr>
+          <w:rFonts w:ascii="Times New Roman" w:hAnsi="Times New Roman" w:eastAsia="Times New Roman"/>
+          <w:b w:val="0"/>
           <w:i w:val="0"/>
           <w:sz w:val="24"/>
         </w:rPr>
@@ -968,11 +1364,13 @@
     </w:p>
     <w:p>
       <w:pPr>
-        <w:jc w:val="both"/>
-      </w:pPr>
-      <w:r>
-        <w:rPr>
-          <w:rFonts w:ascii="Times New Roman" w:hAnsi="Times New Roman"/>
+        <w:spacing w:lineRule="auto" w:line="420" w:after="240" w:before="0"/>
+        <w:jc w:val="both"/>
+      </w:pPr>
+      <w:r>
+        <w:rPr>
+          <w:rFonts w:ascii="Times New Roman" w:hAnsi="Times New Roman" w:eastAsia="Times New Roman"/>
+          <w:b w:val="0"/>
           <w:i w:val="0"/>
           <w:sz w:val="24"/>
         </w:rPr>
@@ -981,23 +1379,29 @@
     </w:p>
     <w:p>
       <w:pPr>
-        <w:pStyle w:val="Heading2"/>
+        <w:keepNext/>
+        <w:spacing w:lineRule="auto" w:line="420" w:before="280" w:after="120"/>
         <w:jc w:val="left"/>
       </w:pPr>
       <w:r>
         <w:rPr>
-          <w:rFonts w:ascii="Times New Roman" w:hAnsi="Times New Roman"/>
+          <w:rFonts w:ascii="Times New Roman" w:hAnsi="Times New Roman" w:eastAsia="Times New Roman"/>
+          <w:b/>
+          <w:i w:val="0"/>
+          <w:sz w:val="26"/>
         </w:rPr>
         <w:t>2.2 Unsur-Unsur Pembentuk Identitas Nasional</w:t>
       </w:r>
     </w:p>
     <w:p>
       <w:pPr>
-        <w:jc w:val="both"/>
-      </w:pPr>
-      <w:r>
-        <w:rPr>
-          <w:rFonts w:ascii="Times New Roman" w:hAnsi="Times New Roman"/>
+        <w:spacing w:lineRule="auto" w:line="420" w:after="240" w:before="0"/>
+        <w:jc w:val="both"/>
+      </w:pPr>
+      <w:r>
+        <w:rPr>
+          <w:rFonts w:ascii="Times New Roman" w:hAnsi="Times New Roman" w:eastAsia="Times New Roman"/>
+          <w:b w:val="0"/>
           <w:i w:val="0"/>
           <w:sz w:val="24"/>
         </w:rPr>
@@ -1006,11 +1410,13 @@
     </w:p>
     <w:p>
       <w:pPr>
-        <w:jc w:val="both"/>
-      </w:pPr>
-      <w:r>
-        <w:rPr>
-          <w:rFonts w:ascii="Times New Roman" w:hAnsi="Times New Roman"/>
+        <w:spacing w:lineRule="auto" w:line="420" w:after="240" w:before="0"/>
+        <w:jc w:val="both"/>
+      </w:pPr>
+      <w:r>
+        <w:rPr>
+          <w:rFonts w:ascii="Times New Roman" w:hAnsi="Times New Roman" w:eastAsia="Times New Roman"/>
+          <w:b w:val="0"/>
           <w:i w:val="0"/>
           <w:sz w:val="24"/>
         </w:rPr>
@@ -1019,11 +1425,13 @@
     </w:p>
     <w:p>
       <w:pPr>
-        <w:jc w:val="both"/>
-      </w:pPr>
-      <w:r>
-        <w:rPr>
-          <w:rFonts w:ascii="Times New Roman" w:hAnsi="Times New Roman"/>
+        <w:spacing w:lineRule="auto" w:line="420" w:after="240" w:before="0"/>
+        <w:jc w:val="both"/>
+      </w:pPr>
+      <w:r>
+        <w:rPr>
+          <w:rFonts w:ascii="Times New Roman" w:hAnsi="Times New Roman" w:eastAsia="Times New Roman"/>
+          <w:b w:val="0"/>
           <w:i w:val="0"/>
           <w:sz w:val="24"/>
         </w:rPr>
@@ -1032,23 +1440,29 @@
     </w:p>
     <w:p>
       <w:pPr>
-        <w:pStyle w:val="Heading2"/>
+        <w:keepNext/>
+        <w:spacing w:lineRule="auto" w:line="420" w:before="280" w:after="120"/>
         <w:jc w:val="left"/>
       </w:pPr>
       <w:r>
         <w:rPr>
-          <w:rFonts w:ascii="Times New Roman" w:hAnsi="Times New Roman"/>
+          <w:rFonts w:ascii="Times New Roman" w:hAnsi="Times New Roman" w:eastAsia="Times New Roman"/>
+          <w:b/>
+          <w:i w:val="0"/>
+          <w:sz w:val="26"/>
         </w:rPr>
         <w:t>2.3 Garuda Pancasila dan Bhinneka Tunggal Ika</w:t>
       </w:r>
     </w:p>
     <w:p>
       <w:pPr>
-        <w:jc w:val="both"/>
-      </w:pPr>
-      <w:r>
-        <w:rPr>
-          <w:rFonts w:ascii="Times New Roman" w:hAnsi="Times New Roman"/>
+        <w:spacing w:lineRule="auto" w:line="420" w:after="240" w:before="0"/>
+        <w:jc w:val="both"/>
+      </w:pPr>
+      <w:r>
+        <w:rPr>
+          <w:rFonts w:ascii="Times New Roman" w:hAnsi="Times New Roman" w:eastAsia="Times New Roman"/>
+          <w:b w:val="0"/>
           <w:i w:val="0"/>
           <w:sz w:val="24"/>
         </w:rPr>
@@ -1057,11 +1471,13 @@
     </w:p>
     <w:p>
       <w:pPr>
-        <w:jc w:val="both"/>
-      </w:pPr>
-      <w:r>
-        <w:rPr>
-          <w:rFonts w:ascii="Times New Roman" w:hAnsi="Times New Roman"/>
+        <w:spacing w:lineRule="auto" w:line="420" w:after="240" w:before="0"/>
+        <w:jc w:val="both"/>
+      </w:pPr>
+      <w:r>
+        <w:rPr>
+          <w:rFonts w:ascii="Times New Roman" w:hAnsi="Times New Roman" w:eastAsia="Times New Roman"/>
+          <w:b w:val="0"/>
           <w:i w:val="0"/>
           <w:sz w:val="24"/>
         </w:rPr>
@@ -1070,11 +1486,13 @@
     </w:p>
     <w:p>
       <w:pPr>
-        <w:jc w:val="both"/>
-      </w:pPr>
-      <w:r>
-        <w:rPr>
-          <w:rFonts w:ascii="Times New Roman" w:hAnsi="Times New Roman"/>
+        <w:spacing w:lineRule="auto" w:line="420" w:after="240" w:before="0"/>
+        <w:jc w:val="both"/>
+      </w:pPr>
+      <w:r>
+        <w:rPr>
+          <w:rFonts w:ascii="Times New Roman" w:hAnsi="Times New Roman" w:eastAsia="Times New Roman"/>
+          <w:b w:val="0"/>
           <w:i w:val="0"/>
           <w:sz w:val="24"/>
         </w:rPr>
@@ -1083,23 +1501,29 @@
     </w:p>
     <w:p>
       <w:pPr>
-        <w:pStyle w:val="Heading2"/>
+        <w:keepNext/>
+        <w:spacing w:lineRule="auto" w:line="420" w:before="280" w:after="120"/>
         <w:jc w:val="left"/>
       </w:pPr>
       <w:r>
         <w:rPr>
-          <w:rFonts w:ascii="Times New Roman" w:hAnsi="Times New Roman"/>
+          <w:rFonts w:ascii="Times New Roman" w:hAnsi="Times New Roman" w:eastAsia="Times New Roman"/>
+          <w:b/>
+          <w:i w:val="0"/>
+          <w:sz w:val="26"/>
         </w:rPr>
         <w:t>2.4 Pancasila sebagai Jiwa Identitas Bangsa</w:t>
       </w:r>
     </w:p>
     <w:p>
       <w:pPr>
-        <w:jc w:val="both"/>
-      </w:pPr>
-      <w:r>
-        <w:rPr>
-          <w:rFonts w:ascii="Times New Roman" w:hAnsi="Times New Roman"/>
+        <w:spacing w:lineRule="auto" w:line="420" w:after="240" w:before="0"/>
+        <w:jc w:val="both"/>
+      </w:pPr>
+      <w:r>
+        <w:rPr>
+          <w:rFonts w:ascii="Times New Roman" w:hAnsi="Times New Roman" w:eastAsia="Times New Roman"/>
+          <w:b w:val="0"/>
           <w:i w:val="0"/>
           <w:sz w:val="24"/>
         </w:rPr>
@@ -1108,11 +1532,13 @@
     </w:p>
     <w:p>
       <w:pPr>
-        <w:jc w:val="both"/>
-      </w:pPr>
-      <w:r>
-        <w:rPr>
-          <w:rFonts w:ascii="Times New Roman" w:hAnsi="Times New Roman"/>
+        <w:spacing w:lineRule="auto" w:line="420" w:after="240" w:before="0"/>
+        <w:jc w:val="both"/>
+      </w:pPr>
+      <w:r>
+        <w:rPr>
+          <w:rFonts w:ascii="Times New Roman" w:hAnsi="Times New Roman" w:eastAsia="Times New Roman"/>
+          <w:b w:val="0"/>
           <w:i w:val="0"/>
           <w:sz w:val="24"/>
         </w:rPr>
@@ -1121,23 +1547,29 @@
     </w:p>
     <w:p>
       <w:pPr>
-        <w:pStyle w:val="Heading2"/>
+        <w:keepNext/>
+        <w:spacing w:lineRule="auto" w:line="420" w:before="280" w:after="120"/>
         <w:jc w:val="left"/>
       </w:pPr>
       <w:r>
         <w:rPr>
-          <w:rFonts w:ascii="Times New Roman" w:hAnsi="Times New Roman"/>
+          <w:rFonts w:ascii="Times New Roman" w:hAnsi="Times New Roman" w:eastAsia="Times New Roman"/>
+          <w:b/>
+          <w:i w:val="0"/>
+          <w:sz w:val="26"/>
         </w:rPr>
         <w:t>2.5 Bahasa Indonesia sebagai Pemersatu</w:t>
       </w:r>
     </w:p>
     <w:p>
       <w:pPr>
-        <w:jc w:val="both"/>
-      </w:pPr>
-      <w:r>
-        <w:rPr>
-          <w:rFonts w:ascii="Times New Roman" w:hAnsi="Times New Roman"/>
+        <w:spacing w:lineRule="auto" w:line="420" w:after="240" w:before="0"/>
+        <w:jc w:val="both"/>
+      </w:pPr>
+      <w:r>
+        <w:rPr>
+          <w:rFonts w:ascii="Times New Roman" w:hAnsi="Times New Roman" w:eastAsia="Times New Roman"/>
+          <w:b w:val="0"/>
           <w:i w:val="0"/>
           <w:sz w:val="24"/>
         </w:rPr>
@@ -1146,11 +1578,13 @@
     </w:p>
     <w:p>
       <w:pPr>
-        <w:jc w:val="both"/>
-      </w:pPr>
-      <w:r>
-        <w:rPr>
-          <w:rFonts w:ascii="Times New Roman" w:hAnsi="Times New Roman"/>
+        <w:spacing w:lineRule="auto" w:line="420" w:after="240" w:before="0"/>
+        <w:jc w:val="both"/>
+      </w:pPr>
+      <w:r>
+        <w:rPr>
+          <w:rFonts w:ascii="Times New Roman" w:hAnsi="Times New Roman" w:eastAsia="Times New Roman"/>
+          <w:b w:val="0"/>
           <w:i w:val="0"/>
           <w:sz w:val="24"/>
         </w:rPr>
@@ -1159,11 +1593,13 @@
     </w:p>
     <w:p>
       <w:pPr>
-        <w:jc w:val="both"/>
-      </w:pPr>
-      <w:r>
-        <w:rPr>
-          <w:rFonts w:ascii="Times New Roman" w:hAnsi="Times New Roman"/>
+        <w:spacing w:lineRule="auto" w:line="420" w:after="240" w:before="0"/>
+        <w:jc w:val="both"/>
+      </w:pPr>
+      <w:r>
+        <w:rPr>
+          <w:rFonts w:ascii="Times New Roman" w:hAnsi="Times New Roman" w:eastAsia="Times New Roman"/>
+          <w:b w:val="0"/>
           <w:i w:val="0"/>
           <w:sz w:val="24"/>
         </w:rPr>
@@ -1172,23 +1608,29 @@
     </w:p>
     <w:p>
       <w:pPr>
-        <w:pStyle w:val="Heading2"/>
+        <w:keepNext/>
+        <w:spacing w:lineRule="auto" w:line="420" w:before="280" w:after="120"/>
         <w:jc w:val="left"/>
       </w:pPr>
       <w:r>
         <w:rPr>
-          <w:rFonts w:ascii="Times New Roman" w:hAnsi="Times New Roman"/>
+          <w:rFonts w:ascii="Times New Roman" w:hAnsi="Times New Roman" w:eastAsia="Times New Roman"/>
+          <w:b/>
+          <w:i w:val="0"/>
+          <w:sz w:val="26"/>
         </w:rPr>
         <w:t>2.6 Kebudayaan sebagai Bagian Identitas</w:t>
       </w:r>
     </w:p>
     <w:p>
       <w:pPr>
-        <w:jc w:val="both"/>
-      </w:pPr>
-      <w:r>
-        <w:rPr>
-          <w:rFonts w:ascii="Times New Roman" w:hAnsi="Times New Roman"/>
+        <w:spacing w:lineRule="auto" w:line="420" w:after="240" w:before="0"/>
+        <w:jc w:val="both"/>
+      </w:pPr>
+      <w:r>
+        <w:rPr>
+          <w:rFonts w:ascii="Times New Roman" w:hAnsi="Times New Roman" w:eastAsia="Times New Roman"/>
+          <w:b w:val="0"/>
           <w:i w:val="0"/>
           <w:sz w:val="24"/>
         </w:rPr>
@@ -1197,11 +1639,13 @@
     </w:p>
     <w:p>
       <w:pPr>
-        <w:jc w:val="both"/>
-      </w:pPr>
-      <w:r>
-        <w:rPr>
-          <w:rFonts w:ascii="Times New Roman" w:hAnsi="Times New Roman"/>
+        <w:spacing w:lineRule="auto" w:line="420" w:after="240" w:before="0"/>
+        <w:jc w:val="both"/>
+      </w:pPr>
+      <w:r>
+        <w:rPr>
+          <w:rFonts w:ascii="Times New Roman" w:hAnsi="Times New Roman" w:eastAsia="Times New Roman"/>
+          <w:b w:val="0"/>
           <w:i w:val="0"/>
           <w:sz w:val="24"/>
         </w:rPr>
@@ -1210,11 +1654,13 @@
     </w:p>
     <w:p>
       <w:pPr>
-        <w:jc w:val="both"/>
-      </w:pPr>
-      <w:r>
-        <w:rPr>
-          <w:rFonts w:ascii="Times New Roman" w:hAnsi="Times New Roman"/>
+        <w:spacing w:lineRule="auto" w:line="420" w:after="240" w:before="0"/>
+        <w:jc w:val="both"/>
+      </w:pPr>
+      <w:r>
+        <w:rPr>
+          <w:rFonts w:ascii="Times New Roman" w:hAnsi="Times New Roman" w:eastAsia="Times New Roman"/>
+          <w:b w:val="0"/>
           <w:i w:val="0"/>
           <w:sz w:val="24"/>
         </w:rPr>
@@ -1223,23 +1669,29 @@
     </w:p>
     <w:p>
       <w:pPr>
-        <w:pStyle w:val="Heading2"/>
+        <w:keepNext/>
+        <w:spacing w:lineRule="auto" w:line="420" w:before="280" w:after="120"/>
         <w:jc w:val="left"/>
       </w:pPr>
       <w:r>
         <w:rPr>
-          <w:rFonts w:ascii="Times New Roman" w:hAnsi="Times New Roman"/>
+          <w:rFonts w:ascii="Times New Roman" w:hAnsi="Times New Roman" w:eastAsia="Times New Roman"/>
+          <w:b/>
+          <w:i w:val="0"/>
+          <w:sz w:val="26"/>
         </w:rPr>
         <w:t>2.7 Bela Negara sebagai Wujud Identitas</w:t>
       </w:r>
     </w:p>
     <w:p>
       <w:pPr>
-        <w:jc w:val="both"/>
-      </w:pPr>
-      <w:r>
-        <w:rPr>
-          <w:rFonts w:ascii="Times New Roman" w:hAnsi="Times New Roman"/>
+        <w:spacing w:lineRule="auto" w:line="420" w:after="240" w:before="0"/>
+        <w:jc w:val="both"/>
+      </w:pPr>
+      <w:r>
+        <w:rPr>
+          <w:rFonts w:ascii="Times New Roman" w:hAnsi="Times New Roman" w:eastAsia="Times New Roman"/>
+          <w:b w:val="0"/>
           <w:i w:val="0"/>
           <w:sz w:val="24"/>
         </w:rPr>
@@ -1248,11 +1700,13 @@
     </w:p>
     <w:p>
       <w:pPr>
-        <w:jc w:val="both"/>
-      </w:pPr>
-      <w:r>
-        <w:rPr>
-          <w:rFonts w:ascii="Times New Roman" w:hAnsi="Times New Roman"/>
+        <w:spacing w:lineRule="auto" w:line="420" w:after="240" w:before="0"/>
+        <w:jc w:val="both"/>
+      </w:pPr>
+      <w:r>
+        <w:rPr>
+          <w:rFonts w:ascii="Times New Roman" w:hAnsi="Times New Roman" w:eastAsia="Times New Roman"/>
+          <w:b w:val="0"/>
           <w:i w:val="0"/>
           <w:sz w:val="24"/>
         </w:rPr>
@@ -1261,23 +1715,29 @@
     </w:p>
     <w:p>
       <w:pPr>
-        <w:pStyle w:val="Heading2"/>
+        <w:keepNext/>
+        <w:spacing w:lineRule="auto" w:line="420" w:before="280" w:after="120"/>
         <w:jc w:val="left"/>
       </w:pPr>
       <w:r>
         <w:rPr>
-          <w:rFonts w:ascii="Times New Roman" w:hAnsi="Times New Roman"/>
+          <w:rFonts w:ascii="Times New Roman" w:hAnsi="Times New Roman" w:eastAsia="Times New Roman"/>
+          <w:b/>
+          <w:i w:val="0"/>
+          <w:sz w:val="26"/>
         </w:rPr>
         <w:t>2.8 Tantangan Identitas Nasional di Era Globalisasi dan Digital</w:t>
       </w:r>
     </w:p>
     <w:p>
       <w:pPr>
-        <w:jc w:val="both"/>
-      </w:pPr>
-      <w:r>
-        <w:rPr>
-          <w:rFonts w:ascii="Times New Roman" w:hAnsi="Times New Roman"/>
+        <w:spacing w:lineRule="auto" w:line="420" w:after="240" w:before="0"/>
+        <w:jc w:val="both"/>
+      </w:pPr>
+      <w:r>
+        <w:rPr>
+          <w:rFonts w:ascii="Times New Roman" w:hAnsi="Times New Roman" w:eastAsia="Times New Roman"/>
+          <w:b w:val="0"/>
           <w:i w:val="0"/>
           <w:sz w:val="24"/>
         </w:rPr>
@@ -1286,11 +1746,13 @@
     </w:p>
     <w:p>
       <w:pPr>
-        <w:jc w:val="both"/>
-      </w:pPr>
-      <w:r>
-        <w:rPr>
-          <w:rFonts w:ascii="Times New Roman" w:hAnsi="Times New Roman"/>
+        <w:spacing w:lineRule="auto" w:line="420" w:after="240" w:before="0"/>
+        <w:jc w:val="both"/>
+      </w:pPr>
+      <w:r>
+        <w:rPr>
+          <w:rFonts w:ascii="Times New Roman" w:hAnsi="Times New Roman" w:eastAsia="Times New Roman"/>
+          <w:b w:val="0"/>
           <w:i w:val="0"/>
           <w:sz w:val="24"/>
         </w:rPr>
@@ -1299,11 +1761,13 @@
     </w:p>
     <w:p>
       <w:pPr>
-        <w:jc w:val="both"/>
-      </w:pPr>
-      <w:r>
-        <w:rPr>
-          <w:rFonts w:ascii="Times New Roman" w:hAnsi="Times New Roman"/>
+        <w:spacing w:lineRule="auto" w:line="420" w:after="240" w:before="0"/>
+        <w:jc w:val="both"/>
+      </w:pPr>
+      <w:r>
+        <w:rPr>
+          <w:rFonts w:ascii="Times New Roman" w:hAnsi="Times New Roman" w:eastAsia="Times New Roman"/>
+          <w:b w:val="0"/>
           <w:i w:val="0"/>
           <w:sz w:val="24"/>
         </w:rPr>
@@ -1312,23 +1776,29 @@
     </w:p>
     <w:p>
       <w:pPr>
-        <w:pStyle w:val="Heading2"/>
+        <w:keepNext/>
+        <w:spacing w:lineRule="auto" w:line="420" w:before="280" w:after="120"/>
         <w:jc w:val="left"/>
       </w:pPr>
       <w:r>
         <w:rPr>
-          <w:rFonts w:ascii="Times New Roman" w:hAnsi="Times New Roman"/>
+          <w:rFonts w:ascii="Times New Roman" w:hAnsi="Times New Roman" w:eastAsia="Times New Roman"/>
+          <w:b/>
+          <w:i w:val="0"/>
+          <w:sz w:val="26"/>
         </w:rPr>
         <w:t>2.9 Peran Mahasiswa dalam Merawat Identitas Nasional</w:t>
       </w:r>
     </w:p>
     <w:p>
       <w:pPr>
-        <w:jc w:val="both"/>
-      </w:pPr>
-      <w:r>
-        <w:rPr>
-          <w:rFonts w:ascii="Times New Roman" w:hAnsi="Times New Roman"/>
+        <w:spacing w:lineRule="auto" w:line="420" w:after="240" w:before="0"/>
+        <w:jc w:val="both"/>
+      </w:pPr>
+      <w:r>
+        <w:rPr>
+          <w:rFonts w:ascii="Times New Roman" w:hAnsi="Times New Roman" w:eastAsia="Times New Roman"/>
+          <w:b w:val="0"/>
           <w:i w:val="0"/>
           <w:sz w:val="24"/>
         </w:rPr>
@@ -1337,11 +1807,13 @@
     </w:p>
     <w:p>
       <w:pPr>
-        <w:jc w:val="both"/>
-      </w:pPr>
-      <w:r>
-        <w:rPr>
-          <w:rFonts w:ascii="Times New Roman" w:hAnsi="Times New Roman"/>
+        <w:spacing w:lineRule="auto" w:line="420" w:after="240" w:before="0"/>
+        <w:jc w:val="both"/>
+      </w:pPr>
+      <w:r>
+        <w:rPr>
+          <w:rFonts w:ascii="Times New Roman" w:hAnsi="Times New Roman" w:eastAsia="Times New Roman"/>
+          <w:b w:val="0"/>
           <w:i w:val="0"/>
           <w:sz w:val="24"/>
         </w:rPr>
@@ -1350,11 +1822,13 @@
     </w:p>
     <w:p>
       <w:pPr>
-        <w:jc w:val="both"/>
-      </w:pPr>
-      <w:r>
-        <w:rPr>
-          <w:rFonts w:ascii="Times New Roman" w:hAnsi="Times New Roman"/>
+        <w:spacing w:lineRule="auto" w:line="420" w:after="240" w:before="0"/>
+        <w:jc w:val="both"/>
+      </w:pPr>
+      <w:r>
+        <w:rPr>
+          <w:rFonts w:ascii="Times New Roman" w:hAnsi="Times New Roman" w:eastAsia="Times New Roman"/>
+          <w:b w:val="0"/>
           <w:i w:val="0"/>
           <w:sz w:val="24"/>
         </w:rPr>
@@ -1363,23 +1837,29 @@
     </w:p>
     <w:p>
       <w:pPr>
-        <w:pStyle w:val="Heading2"/>
+        <w:keepNext/>
+        <w:spacing w:lineRule="auto" w:line="420" w:before="280" w:after="120"/>
         <w:jc w:val="left"/>
       </w:pPr>
       <w:r>
         <w:rPr>
-          <w:rFonts w:ascii="Times New Roman" w:hAnsi="Times New Roman"/>
+          <w:rFonts w:ascii="Times New Roman" w:hAnsi="Times New Roman" w:eastAsia="Times New Roman"/>
+          <w:b/>
+          <w:i w:val="0"/>
+          <w:sz w:val="26"/>
         </w:rPr>
         <w:t>2.10 Upaya Menjaga Identitas Nasional</w:t>
       </w:r>
     </w:p>
     <w:p>
       <w:pPr>
-        <w:jc w:val="both"/>
-      </w:pPr>
-      <w:r>
-        <w:rPr>
-          <w:rFonts w:ascii="Times New Roman" w:hAnsi="Times New Roman"/>
+        <w:spacing w:lineRule="auto" w:line="420" w:after="240" w:before="0"/>
+        <w:jc w:val="both"/>
+      </w:pPr>
+      <w:r>
+        <w:rPr>
+          <w:rFonts w:ascii="Times New Roman" w:hAnsi="Times New Roman" w:eastAsia="Times New Roman"/>
+          <w:b w:val="0"/>
           <w:i w:val="0"/>
           <w:sz w:val="24"/>
         </w:rPr>
@@ -1388,11 +1868,13 @@
     </w:p>
     <w:p>
       <w:pPr>
-        <w:jc w:val="both"/>
-      </w:pPr>
-      <w:r>
-        <w:rPr>
-          <w:rFonts w:ascii="Times New Roman" w:hAnsi="Times New Roman"/>
+        <w:spacing w:lineRule="auto" w:line="420" w:after="240" w:before="0"/>
+        <w:jc w:val="both"/>
+      </w:pPr>
+      <w:r>
+        <w:rPr>
+          <w:rFonts w:ascii="Times New Roman" w:hAnsi="Times New Roman" w:eastAsia="Times New Roman"/>
+          <w:b w:val="0"/>
           <w:i w:val="0"/>
           <w:sz w:val="24"/>
         </w:rPr>
@@ -1401,23 +1883,29 @@
     </w:p>
     <w:p>
       <w:pPr>
-        <w:pStyle w:val="Heading2"/>
+        <w:keepNext/>
+        <w:spacing w:lineRule="auto" w:line="420" w:before="280" w:after="120"/>
         <w:jc w:val="left"/>
       </w:pPr>
       <w:r>
         <w:rPr>
-          <w:rFonts w:ascii="Times New Roman" w:hAnsi="Times New Roman"/>
+          <w:rFonts w:ascii="Times New Roman" w:hAnsi="Times New Roman" w:eastAsia="Times New Roman"/>
+          <w:b/>
+          <w:i w:val="0"/>
+          <w:sz w:val="26"/>
         </w:rPr>
         <w:t>2.11 Sejarah Pembentukan Identitas Nasional</w:t>
       </w:r>
     </w:p>
     <w:p>
       <w:pPr>
-        <w:jc w:val="both"/>
-      </w:pPr>
-      <w:r>
-        <w:rPr>
-          <w:rFonts w:ascii="Times New Roman" w:hAnsi="Times New Roman"/>
+        <w:spacing w:lineRule="auto" w:line="420" w:after="240" w:before="0"/>
+        <w:jc w:val="both"/>
+      </w:pPr>
+      <w:r>
+        <w:rPr>
+          <w:rFonts w:ascii="Times New Roman" w:hAnsi="Times New Roman" w:eastAsia="Times New Roman"/>
+          <w:b w:val="0"/>
           <w:i w:val="0"/>
           <w:sz w:val="24"/>
         </w:rPr>
@@ -1426,11 +1914,13 @@
     </w:p>
     <w:p>
       <w:pPr>
-        <w:jc w:val="both"/>
-      </w:pPr>
-      <w:r>
-        <w:rPr>
-          <w:rFonts w:ascii="Times New Roman" w:hAnsi="Times New Roman"/>
+        <w:spacing w:lineRule="auto" w:line="420" w:after="240" w:before="0"/>
+        <w:jc w:val="both"/>
+      </w:pPr>
+      <w:r>
+        <w:rPr>
+          <w:rFonts w:ascii="Times New Roman" w:hAnsi="Times New Roman" w:eastAsia="Times New Roman"/>
+          <w:b w:val="0"/>
           <w:i w:val="0"/>
           <w:sz w:val="24"/>
         </w:rPr>
@@ -1439,23 +1929,29 @@
     </w:p>
     <w:p>
       <w:pPr>
-        <w:pStyle w:val="Heading2"/>
+        <w:keepNext/>
+        <w:spacing w:lineRule="auto" w:line="420" w:before="280" w:after="120"/>
         <w:jc w:val="left"/>
       </w:pPr>
       <w:r>
         <w:rPr>
-          <w:rFonts w:ascii="Times New Roman" w:hAnsi="Times New Roman"/>
+          <w:rFonts w:ascii="Times New Roman" w:hAnsi="Times New Roman" w:eastAsia="Times New Roman"/>
+          <w:b/>
+          <w:i w:val="0"/>
+          <w:sz w:val="26"/>
         </w:rPr>
         <w:t>2.12 Nasionalisme dan Patriotisme yang Sehat</w:t>
       </w:r>
     </w:p>
     <w:p>
       <w:pPr>
-        <w:jc w:val="both"/>
-      </w:pPr>
-      <w:r>
-        <w:rPr>
-          <w:rFonts w:ascii="Times New Roman" w:hAnsi="Times New Roman"/>
+        <w:spacing w:lineRule="auto" w:line="420" w:after="240" w:before="0"/>
+        <w:jc w:val="both"/>
+      </w:pPr>
+      <w:r>
+        <w:rPr>
+          <w:rFonts w:ascii="Times New Roman" w:hAnsi="Times New Roman" w:eastAsia="Times New Roman"/>
+          <w:b w:val="0"/>
           <w:i w:val="0"/>
           <w:sz w:val="24"/>
         </w:rPr>
@@ -1464,11 +1960,13 @@
     </w:p>
     <w:p>
       <w:pPr>
-        <w:jc w:val="both"/>
-      </w:pPr>
-      <w:r>
-        <w:rPr>
-          <w:rFonts w:ascii="Times New Roman" w:hAnsi="Times New Roman"/>
+        <w:spacing w:lineRule="auto" w:line="420" w:after="240" w:before="0"/>
+        <w:jc w:val="both"/>
+      </w:pPr>
+      <w:r>
+        <w:rPr>
+          <w:rFonts w:ascii="Times New Roman" w:hAnsi="Times New Roman" w:eastAsia="Times New Roman"/>
+          <w:b w:val="0"/>
           <w:i w:val="0"/>
           <w:sz w:val="24"/>
         </w:rPr>
@@ -1477,23 +1975,29 @@
     </w:p>
     <w:p>
       <w:pPr>
-        <w:pStyle w:val="Heading2"/>
+        <w:keepNext/>
+        <w:spacing w:lineRule="auto" w:line="420" w:before="280" w:after="120"/>
         <w:jc w:val="left"/>
       </w:pPr>
       <w:r>
         <w:rPr>
-          <w:rFonts w:ascii="Times New Roman" w:hAnsi="Times New Roman"/>
+          <w:rFonts w:ascii="Times New Roman" w:hAnsi="Times New Roman" w:eastAsia="Times New Roman"/>
+          <w:b/>
+          <w:i w:val="0"/>
+          <w:sz w:val="26"/>
         </w:rPr>
         <w:t>2.13 Peran Keluarga dan Lingkungan dalam Membentuk Identitas</w:t>
       </w:r>
     </w:p>
     <w:p>
       <w:pPr>
-        <w:jc w:val="both"/>
-      </w:pPr>
-      <w:r>
-        <w:rPr>
-          <w:rFonts w:ascii="Times New Roman" w:hAnsi="Times New Roman"/>
+        <w:spacing w:lineRule="auto" w:line="420" w:after="240" w:before="0"/>
+        <w:jc w:val="both"/>
+      </w:pPr>
+      <w:r>
+        <w:rPr>
+          <w:rFonts w:ascii="Times New Roman" w:hAnsi="Times New Roman" w:eastAsia="Times New Roman"/>
+          <w:b w:val="0"/>
           <w:i w:val="0"/>
           <w:sz w:val="24"/>
         </w:rPr>
@@ -1502,11 +2006,13 @@
     </w:p>
     <w:p>
       <w:pPr>
-        <w:jc w:val="both"/>
-      </w:pPr>
-      <w:r>
-        <w:rPr>
-          <w:rFonts w:ascii="Times New Roman" w:hAnsi="Times New Roman"/>
+        <w:spacing w:lineRule="auto" w:line="420" w:after="240" w:before="0"/>
+        <w:jc w:val="both"/>
+      </w:pPr>
+      <w:r>
+        <w:rPr>
+          <w:rFonts w:ascii="Times New Roman" w:hAnsi="Times New Roman" w:eastAsia="Times New Roman"/>
+          <w:b w:val="0"/>
           <w:i w:val="0"/>
           <w:sz w:val="24"/>
         </w:rPr>
@@ -1515,11 +2021,13 @@
     </w:p>
     <w:p>
       <w:pPr>
-        <w:jc w:val="both"/>
-      </w:pPr>
-      <w:r>
-        <w:rPr>
-          <w:rFonts w:ascii="Times New Roman" w:hAnsi="Times New Roman"/>
+        <w:spacing w:lineRule="auto" w:line="420" w:after="240" w:before="0"/>
+        <w:jc w:val="both"/>
+      </w:pPr>
+      <w:r>
+        <w:rPr>
+          <w:rFonts w:ascii="Times New Roman" w:hAnsi="Times New Roman" w:eastAsia="Times New Roman"/>
+          <w:b w:val="0"/>
           <w:i w:val="0"/>
           <w:sz w:val="24"/>
         </w:rPr>
@@ -1528,23 +2036,90 @@
     </w:p>
     <w:p>
       <w:pPr>
-        <w:pStyle w:val="Heading2"/>
+        <w:keepNext/>
+        <w:spacing w:lineRule="auto" w:line="420" w:before="280" w:after="120"/>
         <w:jc w:val="left"/>
       </w:pPr>
       <w:r>
         <w:rPr>
-          <w:rFonts w:ascii="Times New Roman" w:hAnsi="Times New Roman"/>
-        </w:rPr>
-        <w:t>2.14 Refleksi Mahasiswa</w:t>
-      </w:r>
-    </w:p>
-    <w:p>
-      <w:pPr>
-        <w:jc w:val="both"/>
-      </w:pPr>
-      <w:r>
-        <w:rPr>
-          <w:rFonts w:ascii="Times New Roman" w:hAnsi="Times New Roman"/>
+          <w:rFonts w:ascii="Times New Roman" w:hAnsi="Times New Roman" w:eastAsia="Times New Roman"/>
+          <w:b/>
+          <w:i w:val="0"/>
+          <w:sz w:val="26"/>
+        </w:rPr>
+        <w:t>2.14 Identitas Nasional dan Generasi Digital</w:t>
+      </w:r>
+    </w:p>
+    <w:p>
+      <w:pPr>
+        <w:spacing w:lineRule="auto" w:line="420" w:after="240" w:before="0"/>
+        <w:jc w:val="both"/>
+      </w:pPr>
+      <w:r>
+        <w:rPr>
+          <w:rFonts w:ascii="Times New Roman" w:hAnsi="Times New Roman" w:eastAsia="Times New Roman"/>
+          <w:b w:val="0"/>
+          <w:i w:val="0"/>
+          <w:sz w:val="24"/>
+        </w:rPr>
+        <w:t>Generasi muda saat ini tumbuh bersama teknologi digital. Mereka lebih banyak menghabiskan waktu di dunia maya daripada generasi sebelumnya. Kenyataan ini membawa pengaruh besar terhadap cara mereka memandang identitas nasional, karena banyak nilai dan tren yang mereka serap berasal dari luar negeri.</w:t>
+      </w:r>
+    </w:p>
+    <w:p>
+      <w:pPr>
+        <w:spacing w:lineRule="auto" w:line="420" w:after="240" w:before="0"/>
+        <w:jc w:val="both"/>
+      </w:pPr>
+      <w:r>
+        <w:rPr>
+          <w:rFonts w:ascii="Times New Roman" w:hAnsi="Times New Roman" w:eastAsia="Times New Roman"/>
+          <w:b w:val="0"/>
+          <w:i w:val="0"/>
+          <w:sz w:val="24"/>
+        </w:rPr>
+        <w:t>Di sinilah letak tantangannya. Identitas nasional dapat melemah bila generasi digital lebih mengagumi budaya asing daripada budayanya sendiri. Namun teknologi juga membuka peluang. Banyak anak muda Indonesia justru memanfaatkan media sosial untuk memperkenalkan batik, kuliner, bahasa daerah, dan keindahan alam Nusantara ke panggung dunia.</w:t>
+      </w:r>
+    </w:p>
+    <w:p>
+      <w:pPr>
+        <w:spacing w:lineRule="auto" w:line="420" w:after="240" w:before="0"/>
+        <w:jc w:val="both"/>
+      </w:pPr>
+      <w:r>
+        <w:rPr>
+          <w:rFonts w:ascii="Times New Roman" w:hAnsi="Times New Roman" w:eastAsia="Times New Roman"/>
+          <w:b w:val="0"/>
+          <w:i w:val="0"/>
+          <w:sz w:val="24"/>
+        </w:rPr>
+        <w:t>Kuncinya terletak pada sikap. Teknologi sebaiknya dilihat sebagai alat, bukan tujuan. Bila digunakan dengan bijak, dunia digital dapat menjadi sarana memperkuat identitas nasional. Mahasiswa dapat menjadi teladan dengan menampilkan kebanggaan terhadap bangsa melalui karya digital yang positif dan bermutu.</w:t>
+      </w:r>
+    </w:p>
+    <w:p>
+      <w:pPr>
+        <w:keepNext/>
+        <w:spacing w:lineRule="auto" w:line="420" w:before="280" w:after="120"/>
+        <w:jc w:val="left"/>
+      </w:pPr>
+      <w:r>
+        <w:rPr>
+          <w:rFonts w:ascii="Times New Roman" w:hAnsi="Times New Roman" w:eastAsia="Times New Roman"/>
+          <w:b/>
+          <w:i w:val="0"/>
+          <w:sz w:val="26"/>
+        </w:rPr>
+        <w:t>2.15 Refleksi Mahasiswa</w:t>
+      </w:r>
+    </w:p>
+    <w:p>
+      <w:pPr>
+        <w:spacing w:lineRule="auto" w:line="420" w:after="240" w:before="0"/>
+        <w:jc w:val="both"/>
+      </w:pPr>
+      <w:r>
+        <w:rPr>
+          <w:rFonts w:ascii="Times New Roman" w:hAnsi="Times New Roman" w:eastAsia="Times New Roman"/>
+          <w:b w:val="0"/>
           <w:i w:val="0"/>
           <w:sz w:val="24"/>
         </w:rPr>
@@ -1553,23 +2128,29 @@
     </w:p>
     <w:p>
       <w:pPr>
-        <w:pStyle w:val="Heading2"/>
+        <w:keepNext/>
+        <w:spacing w:lineRule="auto" w:line="420" w:before="280" w:after="120"/>
         <w:jc w:val="left"/>
       </w:pPr>
       <w:r>
         <w:rPr>
-          <w:rFonts w:ascii="Times New Roman" w:hAnsi="Times New Roman"/>
-        </w:rPr>
-        <w:t>2.15 Rangkuman</w:t>
-      </w:r>
-    </w:p>
-    <w:p>
-      <w:pPr>
-        <w:jc w:val="both"/>
-      </w:pPr>
-      <w:r>
-        <w:rPr>
-          <w:rFonts w:ascii="Times New Roman" w:hAnsi="Times New Roman"/>
+          <w:rFonts w:ascii="Times New Roman" w:hAnsi="Times New Roman" w:eastAsia="Times New Roman"/>
+          <w:b/>
+          <w:i w:val="0"/>
+          <w:sz w:val="26"/>
+        </w:rPr>
+        <w:t>2.16 Rangkuman</w:t>
+      </w:r>
+    </w:p>
+    <w:p>
+      <w:pPr>
+        <w:spacing w:lineRule="auto" w:line="420" w:after="240" w:before="0"/>
+        <w:jc w:val="both"/>
+      </w:pPr>
+      <w:r>
+        <w:rPr>
+          <w:rFonts w:ascii="Times New Roman" w:hAnsi="Times New Roman" w:eastAsia="Times New Roman"/>
+          <w:b w:val="0"/>
           <w:i w:val="0"/>
           <w:sz w:val="24"/>
         </w:rPr>
@@ -1578,11 +2159,13 @@
     </w:p>
     <w:p>
       <w:pPr>
-        <w:jc w:val="both"/>
-      </w:pPr>
-      <w:r>
-        <w:rPr>
-          <w:rFonts w:ascii="Times New Roman" w:hAnsi="Times New Roman"/>
+        <w:spacing w:lineRule="auto" w:line="420" w:after="240" w:before="0"/>
+        <w:jc w:val="both"/>
+      </w:pPr>
+      <w:r>
+        <w:rPr>
+          <w:rFonts w:ascii="Times New Roman" w:hAnsi="Times New Roman" w:eastAsia="Times New Roman"/>
+          <w:b w:val="0"/>
           <w:i w:val="0"/>
           <w:sz w:val="24"/>
         </w:rPr>
@@ -1590,41 +2173,47 @@
       </w:r>
     </w:p>
     <w:p>
-      <w:r>
-        <w:br w:type="page"/>
-      </w:r>
-    </w:p>
-    <w:p>
-      <w:pPr>
-        <w:pStyle w:val="Heading1"/>
+      <w:pPr>
+        <w:keepNext/>
+        <w:pageBreakBefore/>
+        <w:spacing w:lineRule="auto" w:line="420" w:before="0" w:after="80"/>
         <w:jc w:val="center"/>
       </w:pPr>
       <w:r>
         <w:rPr>
-          <w:rFonts w:ascii="Times New Roman" w:hAnsi="Times New Roman"/>
+          <w:rFonts w:ascii="Times New Roman" w:hAnsi="Times New Roman" w:eastAsia="Times New Roman"/>
+          <w:b/>
+          <w:i w:val="0"/>
+          <w:sz w:val="32"/>
         </w:rPr>
         <w:t>BAB 3</w:t>
       </w:r>
     </w:p>
     <w:p>
       <w:pPr>
-        <w:pStyle w:val="Heading1"/>
+        <w:keepNext/>
+        <w:spacing w:lineRule="auto" w:line="420" w:before="0" w:after="400"/>
         <w:jc w:val="center"/>
       </w:pPr>
       <w:r>
         <w:rPr>
-          <w:rFonts w:ascii="Times New Roman" w:hAnsi="Times New Roman"/>
+          <w:rFonts w:ascii="Times New Roman" w:hAnsi="Times New Roman" w:eastAsia="Times New Roman"/>
+          <w:b/>
+          <w:i w:val="0"/>
+          <w:sz w:val="32"/>
         </w:rPr>
         <w:t>INTEGRASI NASIONAL</w:t>
       </w:r>
     </w:p>
     <w:p>
       <w:pPr>
-        <w:jc w:val="both"/>
-      </w:pPr>
-      <w:r>
-        <w:rPr>
-          <w:rFonts w:ascii="Times New Roman" w:hAnsi="Times New Roman"/>
+        <w:spacing w:lineRule="auto" w:line="420" w:after="240" w:before="0"/>
+        <w:jc w:val="both"/>
+      </w:pPr>
+      <w:r>
+        <w:rPr>
+          <w:rFonts w:ascii="Times New Roman" w:hAnsi="Times New Roman" w:eastAsia="Times New Roman"/>
+          <w:b w:val="0"/>
           <w:i w:val="0"/>
           <w:sz w:val="24"/>
         </w:rPr>
@@ -1633,23 +2222,29 @@
     </w:p>
     <w:p>
       <w:pPr>
-        <w:pStyle w:val="Heading2"/>
+        <w:keepNext/>
+        <w:spacing w:lineRule="auto" w:line="420" w:before="280" w:after="120"/>
         <w:jc w:val="left"/>
       </w:pPr>
       <w:r>
         <w:rPr>
-          <w:rFonts w:ascii="Times New Roman" w:hAnsi="Times New Roman"/>
+          <w:rFonts w:ascii="Times New Roman" w:hAnsi="Times New Roman" w:eastAsia="Times New Roman"/>
+          <w:b/>
+          <w:i w:val="0"/>
+          <w:sz w:val="26"/>
         </w:rPr>
         <w:t>3.1 Pengertian Integrasi Nasional</w:t>
       </w:r>
     </w:p>
     <w:p>
       <w:pPr>
-        <w:jc w:val="both"/>
-      </w:pPr>
-      <w:r>
-        <w:rPr>
-          <w:rFonts w:ascii="Times New Roman" w:hAnsi="Times New Roman"/>
+        <w:spacing w:lineRule="auto" w:line="420" w:after="240" w:before="0"/>
+        <w:jc w:val="both"/>
+      </w:pPr>
+      <w:r>
+        <w:rPr>
+          <w:rFonts w:ascii="Times New Roman" w:hAnsi="Times New Roman" w:eastAsia="Times New Roman"/>
+          <w:b w:val="0"/>
           <w:i w:val="0"/>
           <w:sz w:val="24"/>
         </w:rPr>
@@ -1658,11 +2253,13 @@
     </w:p>
     <w:p>
       <w:pPr>
-        <w:jc w:val="both"/>
-      </w:pPr>
-      <w:r>
-        <w:rPr>
-          <w:rFonts w:ascii="Times New Roman" w:hAnsi="Times New Roman"/>
+        <w:spacing w:lineRule="auto" w:line="420" w:after="240" w:before="0"/>
+        <w:jc w:val="both"/>
+      </w:pPr>
+      <w:r>
+        <w:rPr>
+          <w:rFonts w:ascii="Times New Roman" w:hAnsi="Times New Roman" w:eastAsia="Times New Roman"/>
+          <w:b w:val="0"/>
           <w:i w:val="0"/>
           <w:sz w:val="24"/>
         </w:rPr>
@@ -1671,11 +2268,13 @@
     </w:p>
     <w:p>
       <w:pPr>
-        <w:jc w:val="both"/>
-      </w:pPr>
-      <w:r>
-        <w:rPr>
-          <w:rFonts w:ascii="Times New Roman" w:hAnsi="Times New Roman"/>
+        <w:spacing w:lineRule="auto" w:line="420" w:after="240" w:before="0"/>
+        <w:jc w:val="both"/>
+      </w:pPr>
+      <w:r>
+        <w:rPr>
+          <w:rFonts w:ascii="Times New Roman" w:hAnsi="Times New Roman" w:eastAsia="Times New Roman"/>
+          <w:b w:val="0"/>
           <w:i w:val="0"/>
           <w:sz w:val="24"/>
         </w:rPr>
@@ -1684,23 +2283,29 @@
     </w:p>
     <w:p>
       <w:pPr>
-        <w:pStyle w:val="Heading2"/>
+        <w:keepNext/>
+        <w:spacing w:lineRule="auto" w:line="420" w:before="280" w:after="120"/>
         <w:jc w:val="left"/>
       </w:pPr>
       <w:r>
         <w:rPr>
-          <w:rFonts w:ascii="Times New Roman" w:hAnsi="Times New Roman"/>
+          <w:rFonts w:ascii="Times New Roman" w:hAnsi="Times New Roman" w:eastAsia="Times New Roman"/>
+          <w:b/>
+          <w:i w:val="0"/>
+          <w:sz w:val="26"/>
         </w:rPr>
         <w:t>3.2 Faktor Pendorong Integrasi Nasional</w:t>
       </w:r>
     </w:p>
     <w:p>
       <w:pPr>
-        <w:jc w:val="both"/>
-      </w:pPr>
-      <w:r>
-        <w:rPr>
-          <w:rFonts w:ascii="Times New Roman" w:hAnsi="Times New Roman"/>
+        <w:spacing w:lineRule="auto" w:line="420" w:after="240" w:before="0"/>
+        <w:jc w:val="both"/>
+      </w:pPr>
+      <w:r>
+        <w:rPr>
+          <w:rFonts w:ascii="Times New Roman" w:hAnsi="Times New Roman" w:eastAsia="Times New Roman"/>
+          <w:b w:val="0"/>
           <w:i w:val="0"/>
           <w:sz w:val="24"/>
         </w:rPr>
@@ -1709,11 +2314,13 @@
     </w:p>
     <w:p>
       <w:pPr>
-        <w:jc w:val="both"/>
-      </w:pPr>
-      <w:r>
-        <w:rPr>
-          <w:rFonts w:ascii="Times New Roman" w:hAnsi="Times New Roman"/>
+        <w:spacing w:lineRule="auto" w:line="420" w:after="240" w:before="0"/>
+        <w:jc w:val="both"/>
+      </w:pPr>
+      <w:r>
+        <w:rPr>
+          <w:rFonts w:ascii="Times New Roman" w:hAnsi="Times New Roman" w:eastAsia="Times New Roman"/>
+          <w:b w:val="0"/>
           <w:i w:val="0"/>
           <w:sz w:val="24"/>
         </w:rPr>
@@ -1722,11 +2329,13 @@
     </w:p>
     <w:p>
       <w:pPr>
-        <w:jc w:val="both"/>
-      </w:pPr>
-      <w:r>
-        <w:rPr>
-          <w:rFonts w:ascii="Times New Roman" w:hAnsi="Times New Roman"/>
+        <w:spacing w:lineRule="auto" w:line="420" w:after="240" w:before="0"/>
+        <w:jc w:val="both"/>
+      </w:pPr>
+      <w:r>
+        <w:rPr>
+          <w:rFonts w:ascii="Times New Roman" w:hAnsi="Times New Roman" w:eastAsia="Times New Roman"/>
+          <w:b w:val="0"/>
           <w:i w:val="0"/>
           <w:sz w:val="24"/>
         </w:rPr>
@@ -1735,23 +2344,29 @@
     </w:p>
     <w:p>
       <w:pPr>
-        <w:pStyle w:val="Heading2"/>
+        <w:keepNext/>
+        <w:spacing w:lineRule="auto" w:line="420" w:before="280" w:after="120"/>
         <w:jc w:val="left"/>
       </w:pPr>
       <w:r>
         <w:rPr>
-          <w:rFonts w:ascii="Times New Roman" w:hAnsi="Times New Roman"/>
+          <w:rFonts w:ascii="Times New Roman" w:hAnsi="Times New Roman" w:eastAsia="Times New Roman"/>
+          <w:b/>
+          <w:i w:val="0"/>
+          <w:sz w:val="26"/>
         </w:rPr>
         <w:t>3.3 Faktor Penghambat Integrasi Nasional</w:t>
       </w:r>
     </w:p>
     <w:p>
       <w:pPr>
-        <w:jc w:val="both"/>
-      </w:pPr>
-      <w:r>
-        <w:rPr>
-          <w:rFonts w:ascii="Times New Roman" w:hAnsi="Times New Roman"/>
+        <w:spacing w:lineRule="auto" w:line="420" w:after="240" w:before="0"/>
+        <w:jc w:val="both"/>
+      </w:pPr>
+      <w:r>
+        <w:rPr>
+          <w:rFonts w:ascii="Times New Roman" w:hAnsi="Times New Roman" w:eastAsia="Times New Roman"/>
+          <w:b w:val="0"/>
           <w:i w:val="0"/>
           <w:sz w:val="24"/>
         </w:rPr>
@@ -1760,11 +2375,13 @@
     </w:p>
     <w:p>
       <w:pPr>
-        <w:jc w:val="both"/>
-      </w:pPr>
-      <w:r>
-        <w:rPr>
-          <w:rFonts w:ascii="Times New Roman" w:hAnsi="Times New Roman"/>
+        <w:spacing w:lineRule="auto" w:line="420" w:after="240" w:before="0"/>
+        <w:jc w:val="both"/>
+      </w:pPr>
+      <w:r>
+        <w:rPr>
+          <w:rFonts w:ascii="Times New Roman" w:hAnsi="Times New Roman" w:eastAsia="Times New Roman"/>
+          <w:b w:val="0"/>
           <w:i w:val="0"/>
           <w:sz w:val="24"/>
         </w:rPr>
@@ -1773,11 +2390,13 @@
     </w:p>
     <w:p>
       <w:pPr>
-        <w:jc w:val="both"/>
-      </w:pPr>
-      <w:r>
-        <w:rPr>
-          <w:rFonts w:ascii="Times New Roman" w:hAnsi="Times New Roman"/>
+        <w:spacing w:lineRule="auto" w:line="420" w:after="240" w:before="0"/>
+        <w:jc w:val="both"/>
+      </w:pPr>
+      <w:r>
+        <w:rPr>
+          <w:rFonts w:ascii="Times New Roman" w:hAnsi="Times New Roman" w:eastAsia="Times New Roman"/>
+          <w:b w:val="0"/>
           <w:i w:val="0"/>
           <w:sz w:val="24"/>
         </w:rPr>
@@ -1786,23 +2405,29 @@
     </w:p>
     <w:p>
       <w:pPr>
-        <w:pStyle w:val="Heading2"/>
+        <w:keepNext/>
+        <w:spacing w:lineRule="auto" w:line="420" w:before="280" w:after="120"/>
         <w:jc w:val="left"/>
       </w:pPr>
       <w:r>
         <w:rPr>
-          <w:rFonts w:ascii="Times New Roman" w:hAnsi="Times New Roman"/>
+          <w:rFonts w:ascii="Times New Roman" w:hAnsi="Times New Roman" w:eastAsia="Times New Roman"/>
+          <w:b/>
+          <w:i w:val="0"/>
+          <w:sz w:val="26"/>
         </w:rPr>
         <w:t>3.4 Toleransi sebagai Perekat Bangsa</w:t>
       </w:r>
     </w:p>
     <w:p>
       <w:pPr>
-        <w:jc w:val="both"/>
-      </w:pPr>
-      <w:r>
-        <w:rPr>
-          <w:rFonts w:ascii="Times New Roman" w:hAnsi="Times New Roman"/>
+        <w:spacing w:lineRule="auto" w:line="420" w:after="240" w:before="0"/>
+        <w:jc w:val="both"/>
+      </w:pPr>
+      <w:r>
+        <w:rPr>
+          <w:rFonts w:ascii="Times New Roman" w:hAnsi="Times New Roman" w:eastAsia="Times New Roman"/>
+          <w:b w:val="0"/>
           <w:i w:val="0"/>
           <w:sz w:val="24"/>
         </w:rPr>
@@ -1811,11 +2436,13 @@
     </w:p>
     <w:p>
       <w:pPr>
-        <w:jc w:val="both"/>
-      </w:pPr>
-      <w:r>
-        <w:rPr>
-          <w:rFonts w:ascii="Times New Roman" w:hAnsi="Times New Roman"/>
+        <w:spacing w:lineRule="auto" w:line="420" w:after="240" w:before="0"/>
+        <w:jc w:val="both"/>
+      </w:pPr>
+      <w:r>
+        <w:rPr>
+          <w:rFonts w:ascii="Times New Roman" w:hAnsi="Times New Roman" w:eastAsia="Times New Roman"/>
+          <w:b w:val="0"/>
           <w:i w:val="0"/>
           <w:sz w:val="24"/>
         </w:rPr>
@@ -1824,11 +2451,13 @@
     </w:p>
     <w:p>
       <w:pPr>
-        <w:jc w:val="both"/>
-      </w:pPr>
-      <w:r>
-        <w:rPr>
-          <w:rFonts w:ascii="Times New Roman" w:hAnsi="Times New Roman"/>
+        <w:spacing w:lineRule="auto" w:line="420" w:after="240" w:before="0"/>
+        <w:jc w:val="both"/>
+      </w:pPr>
+      <w:r>
+        <w:rPr>
+          <w:rFonts w:ascii="Times New Roman" w:hAnsi="Times New Roman" w:eastAsia="Times New Roman"/>
+          <w:b w:val="0"/>
           <w:i w:val="0"/>
           <w:sz w:val="24"/>
         </w:rPr>
@@ -1837,23 +2466,29 @@
     </w:p>
     <w:p>
       <w:pPr>
-        <w:pStyle w:val="Heading2"/>
+        <w:keepNext/>
+        <w:spacing w:lineRule="auto" w:line="420" w:before="280" w:after="120"/>
         <w:jc w:val="left"/>
       </w:pPr>
       <w:r>
         <w:rPr>
-          <w:rFonts w:ascii="Times New Roman" w:hAnsi="Times New Roman"/>
+          <w:rFonts w:ascii="Times New Roman" w:hAnsi="Times New Roman" w:eastAsia="Times New Roman"/>
+          <w:b/>
+          <w:i w:val="0"/>
+          <w:sz w:val="26"/>
         </w:rPr>
         <w:t>3.5 Sumpah Pemuda sebagai Tonggak Integrasi</w:t>
       </w:r>
     </w:p>
     <w:p>
       <w:pPr>
-        <w:jc w:val="both"/>
-      </w:pPr>
-      <w:r>
-        <w:rPr>
-          <w:rFonts w:ascii="Times New Roman" w:hAnsi="Times New Roman"/>
+        <w:spacing w:lineRule="auto" w:line="420" w:after="240" w:before="0"/>
+        <w:jc w:val="both"/>
+      </w:pPr>
+      <w:r>
+        <w:rPr>
+          <w:rFonts w:ascii="Times New Roman" w:hAnsi="Times New Roman" w:eastAsia="Times New Roman"/>
+          <w:b w:val="0"/>
           <w:i w:val="0"/>
           <w:sz w:val="24"/>
         </w:rPr>
@@ -1862,11 +2497,13 @@
     </w:p>
     <w:p>
       <w:pPr>
-        <w:jc w:val="both"/>
-      </w:pPr>
-      <w:r>
-        <w:rPr>
-          <w:rFonts w:ascii="Times New Roman" w:hAnsi="Times New Roman"/>
+        <w:spacing w:lineRule="auto" w:line="420" w:after="240" w:before="0"/>
+        <w:jc w:val="both"/>
+      </w:pPr>
+      <w:r>
+        <w:rPr>
+          <w:rFonts w:ascii="Times New Roman" w:hAnsi="Times New Roman" w:eastAsia="Times New Roman"/>
+          <w:b w:val="0"/>
           <w:i w:val="0"/>
           <w:sz w:val="24"/>
         </w:rPr>
@@ -1875,11 +2512,13 @@
     </w:p>
     <w:p>
       <w:pPr>
-        <w:jc w:val="both"/>
-      </w:pPr>
-      <w:r>
-        <w:rPr>
-          <w:rFonts w:ascii="Times New Roman" w:hAnsi="Times New Roman"/>
+        <w:spacing w:lineRule="auto" w:line="420" w:after="240" w:before="0"/>
+        <w:jc w:val="both"/>
+      </w:pPr>
+      <w:r>
+        <w:rPr>
+          <w:rFonts w:ascii="Times New Roman" w:hAnsi="Times New Roman" w:eastAsia="Times New Roman"/>
+          <w:b w:val="0"/>
           <w:i w:val="0"/>
           <w:sz w:val="24"/>
         </w:rPr>
@@ -1888,23 +2527,29 @@
     </w:p>
     <w:p>
       <w:pPr>
-        <w:pStyle w:val="Heading2"/>
+        <w:keepNext/>
+        <w:spacing w:lineRule="auto" w:line="420" w:before="280" w:after="120"/>
         <w:jc w:val="left"/>
       </w:pPr>
       <w:r>
         <w:rPr>
-          <w:rFonts w:ascii="Times New Roman" w:hAnsi="Times New Roman"/>
+          <w:rFonts w:ascii="Times New Roman" w:hAnsi="Times New Roman" w:eastAsia="Times New Roman"/>
+          <w:b/>
+          <w:i w:val="0"/>
+          <w:sz w:val="26"/>
         </w:rPr>
         <w:t>3.6 NKRI sebagai Wujud Integrasi Nasional</w:t>
       </w:r>
     </w:p>
     <w:p>
       <w:pPr>
-        <w:jc w:val="both"/>
-      </w:pPr>
-      <w:r>
-        <w:rPr>
-          <w:rFonts w:ascii="Times New Roman" w:hAnsi="Times New Roman"/>
+        <w:spacing w:lineRule="auto" w:line="420" w:after="240" w:before="0"/>
+        <w:jc w:val="both"/>
+      </w:pPr>
+      <w:r>
+        <w:rPr>
+          <w:rFonts w:ascii="Times New Roman" w:hAnsi="Times New Roman" w:eastAsia="Times New Roman"/>
+          <w:b w:val="0"/>
           <w:i w:val="0"/>
           <w:sz w:val="24"/>
         </w:rPr>
@@ -1913,11 +2558,13 @@
     </w:p>
     <w:p>
       <w:pPr>
-        <w:jc w:val="both"/>
-      </w:pPr>
-      <w:r>
-        <w:rPr>
-          <w:rFonts w:ascii="Times New Roman" w:hAnsi="Times New Roman"/>
+        <w:spacing w:lineRule="auto" w:line="420" w:after="240" w:before="0"/>
+        <w:jc w:val="both"/>
+      </w:pPr>
+      <w:r>
+        <w:rPr>
+          <w:rFonts w:ascii="Times New Roman" w:hAnsi="Times New Roman" w:eastAsia="Times New Roman"/>
+          <w:b w:val="0"/>
           <w:i w:val="0"/>
           <w:sz w:val="24"/>
         </w:rPr>
@@ -1926,23 +2573,29 @@
     </w:p>
     <w:p>
       <w:pPr>
-        <w:pStyle w:val="Heading2"/>
+        <w:keepNext/>
+        <w:spacing w:lineRule="auto" w:line="420" w:before="280" w:after="120"/>
         <w:jc w:val="left"/>
       </w:pPr>
       <w:r>
         <w:rPr>
-          <w:rFonts w:ascii="Times New Roman" w:hAnsi="Times New Roman"/>
+          <w:rFonts w:ascii="Times New Roman" w:hAnsi="Times New Roman" w:eastAsia="Times New Roman"/>
+          <w:b/>
+          <w:i w:val="0"/>
+          <w:sz w:val="26"/>
         </w:rPr>
         <w:t>3.7 Tantangan Integrasi di Era Globalisasi dan Digital</w:t>
       </w:r>
     </w:p>
     <w:p>
       <w:pPr>
-        <w:jc w:val="both"/>
-      </w:pPr>
-      <w:r>
-        <w:rPr>
-          <w:rFonts w:ascii="Times New Roman" w:hAnsi="Times New Roman"/>
+        <w:spacing w:lineRule="auto" w:line="420" w:after="240" w:before="0"/>
+        <w:jc w:val="both"/>
+      </w:pPr>
+      <w:r>
+        <w:rPr>
+          <w:rFonts w:ascii="Times New Roman" w:hAnsi="Times New Roman" w:eastAsia="Times New Roman"/>
+          <w:b w:val="0"/>
           <w:i w:val="0"/>
           <w:sz w:val="24"/>
         </w:rPr>
@@ -1951,11 +2604,13 @@
     </w:p>
     <w:p>
       <w:pPr>
-        <w:jc w:val="both"/>
-      </w:pPr>
-      <w:r>
-        <w:rPr>
-          <w:rFonts w:ascii="Times New Roman" w:hAnsi="Times New Roman"/>
+        <w:spacing w:lineRule="auto" w:line="420" w:after="240" w:before="0"/>
+        <w:jc w:val="both"/>
+      </w:pPr>
+      <w:r>
+        <w:rPr>
+          <w:rFonts w:ascii="Times New Roman" w:hAnsi="Times New Roman" w:eastAsia="Times New Roman"/>
+          <w:b w:val="0"/>
           <w:i w:val="0"/>
           <w:sz w:val="24"/>
         </w:rPr>
@@ -1964,23 +2619,29 @@
     </w:p>
     <w:p>
       <w:pPr>
-        <w:pStyle w:val="Heading2"/>
+        <w:keepNext/>
+        <w:spacing w:lineRule="auto" w:line="420" w:before="280" w:after="120"/>
         <w:jc w:val="left"/>
       </w:pPr>
       <w:r>
         <w:rPr>
-          <w:rFonts w:ascii="Times New Roman" w:hAnsi="Times New Roman"/>
+          <w:rFonts w:ascii="Times New Roman" w:hAnsi="Times New Roman" w:eastAsia="Times New Roman"/>
+          <w:b/>
+          <w:i w:val="0"/>
+          <w:sz w:val="26"/>
         </w:rPr>
         <w:t>3.8 Integrasi dalam Kehidupan Sehari-Hari dan Peran Pendidikan</w:t>
       </w:r>
     </w:p>
     <w:p>
       <w:pPr>
-        <w:jc w:val="both"/>
-      </w:pPr>
-      <w:r>
-        <w:rPr>
-          <w:rFonts w:ascii="Times New Roman" w:hAnsi="Times New Roman"/>
+        <w:spacing w:lineRule="auto" w:line="420" w:after="240" w:before="0"/>
+        <w:jc w:val="both"/>
+      </w:pPr>
+      <w:r>
+        <w:rPr>
+          <w:rFonts w:ascii="Times New Roman" w:hAnsi="Times New Roman" w:eastAsia="Times New Roman"/>
+          <w:b w:val="0"/>
           <w:i w:val="0"/>
           <w:sz w:val="24"/>
         </w:rPr>
@@ -1989,11 +2650,13 @@
     </w:p>
     <w:p>
       <w:pPr>
-        <w:jc w:val="both"/>
-      </w:pPr>
-      <w:r>
-        <w:rPr>
-          <w:rFonts w:ascii="Times New Roman" w:hAnsi="Times New Roman"/>
+        <w:spacing w:lineRule="auto" w:line="420" w:after="240" w:before="0"/>
+        <w:jc w:val="both"/>
+      </w:pPr>
+      <w:r>
+        <w:rPr>
+          <w:rFonts w:ascii="Times New Roman" w:hAnsi="Times New Roman" w:eastAsia="Times New Roman"/>
+          <w:b w:val="0"/>
           <w:i w:val="0"/>
           <w:sz w:val="24"/>
         </w:rPr>
@@ -2002,11 +2665,13 @@
     </w:p>
     <w:p>
       <w:pPr>
-        <w:jc w:val="both"/>
-      </w:pPr>
-      <w:r>
-        <w:rPr>
-          <w:rFonts w:ascii="Times New Roman" w:hAnsi="Times New Roman"/>
+        <w:spacing w:lineRule="auto" w:line="420" w:after="240" w:before="0"/>
+        <w:jc w:val="both"/>
+      </w:pPr>
+      <w:r>
+        <w:rPr>
+          <w:rFonts w:ascii="Times New Roman" w:hAnsi="Times New Roman" w:eastAsia="Times New Roman"/>
+          <w:b w:val="0"/>
           <w:i w:val="0"/>
           <w:sz w:val="24"/>
         </w:rPr>
@@ -2015,23 +2680,29 @@
     </w:p>
     <w:p>
       <w:pPr>
-        <w:pStyle w:val="Heading2"/>
+        <w:keepNext/>
+        <w:spacing w:lineRule="auto" w:line="420" w:before="280" w:after="120"/>
         <w:jc w:val="left"/>
       </w:pPr>
       <w:r>
         <w:rPr>
-          <w:rFonts w:ascii="Times New Roman" w:hAnsi="Times New Roman"/>
+          <w:rFonts w:ascii="Times New Roman" w:hAnsi="Times New Roman" w:eastAsia="Times New Roman"/>
+          <w:b/>
+          <w:i w:val="0"/>
+          <w:sz w:val="26"/>
         </w:rPr>
         <w:t>3.9 Peran Mahasiswa dalam Menjaga Integrasi</w:t>
       </w:r>
     </w:p>
     <w:p>
       <w:pPr>
-        <w:jc w:val="both"/>
-      </w:pPr>
-      <w:r>
-        <w:rPr>
-          <w:rFonts w:ascii="Times New Roman" w:hAnsi="Times New Roman"/>
+        <w:spacing w:lineRule="auto" w:line="420" w:after="240" w:before="0"/>
+        <w:jc w:val="both"/>
+      </w:pPr>
+      <w:r>
+        <w:rPr>
+          <w:rFonts w:ascii="Times New Roman" w:hAnsi="Times New Roman" w:eastAsia="Times New Roman"/>
+          <w:b w:val="0"/>
           <w:i w:val="0"/>
           <w:sz w:val="24"/>
         </w:rPr>
@@ -2040,11 +2711,13 @@
     </w:p>
     <w:p>
       <w:pPr>
-        <w:jc w:val="both"/>
-      </w:pPr>
-      <w:r>
-        <w:rPr>
-          <w:rFonts w:ascii="Times New Roman" w:hAnsi="Times New Roman"/>
+        <w:spacing w:lineRule="auto" w:line="420" w:after="240" w:before="0"/>
+        <w:jc w:val="both"/>
+      </w:pPr>
+      <w:r>
+        <w:rPr>
+          <w:rFonts w:ascii="Times New Roman" w:hAnsi="Times New Roman" w:eastAsia="Times New Roman"/>
+          <w:b w:val="0"/>
           <w:i w:val="0"/>
           <w:sz w:val="24"/>
         </w:rPr>
@@ -2053,23 +2726,29 @@
     </w:p>
     <w:p>
       <w:pPr>
-        <w:pStyle w:val="Heading2"/>
+        <w:keepNext/>
+        <w:spacing w:lineRule="auto" w:line="420" w:before="280" w:after="120"/>
         <w:jc w:val="left"/>
       </w:pPr>
       <w:r>
         <w:rPr>
-          <w:rFonts w:ascii="Times New Roman" w:hAnsi="Times New Roman"/>
+          <w:rFonts w:ascii="Times New Roman" w:hAnsi="Times New Roman" w:eastAsia="Times New Roman"/>
+          <w:b/>
+          <w:i w:val="0"/>
+          <w:sz w:val="26"/>
         </w:rPr>
         <w:t>3.10 Bentuk-Bentuk Ancaman terhadap Persatuan</w:t>
       </w:r>
     </w:p>
     <w:p>
       <w:pPr>
-        <w:jc w:val="both"/>
-      </w:pPr>
-      <w:r>
-        <w:rPr>
-          <w:rFonts w:ascii="Times New Roman" w:hAnsi="Times New Roman"/>
+        <w:spacing w:lineRule="auto" w:line="420" w:after="240" w:before="0"/>
+        <w:jc w:val="both"/>
+      </w:pPr>
+      <w:r>
+        <w:rPr>
+          <w:rFonts w:ascii="Times New Roman" w:hAnsi="Times New Roman" w:eastAsia="Times New Roman"/>
+          <w:b w:val="0"/>
           <w:i w:val="0"/>
           <w:sz w:val="24"/>
         </w:rPr>
@@ -2078,11 +2757,13 @@
     </w:p>
     <w:p>
       <w:pPr>
-        <w:jc w:val="both"/>
-      </w:pPr>
-      <w:r>
-        <w:rPr>
-          <w:rFonts w:ascii="Times New Roman" w:hAnsi="Times New Roman"/>
+        <w:spacing w:lineRule="auto" w:line="420" w:after="240" w:before="0"/>
+        <w:jc w:val="both"/>
+      </w:pPr>
+      <w:r>
+        <w:rPr>
+          <w:rFonts w:ascii="Times New Roman" w:hAnsi="Times New Roman" w:eastAsia="Times New Roman"/>
+          <w:b w:val="0"/>
           <w:i w:val="0"/>
           <w:sz w:val="24"/>
         </w:rPr>
@@ -2091,23 +2772,29 @@
     </w:p>
     <w:p>
       <w:pPr>
-        <w:pStyle w:val="Heading2"/>
+        <w:keepNext/>
+        <w:spacing w:lineRule="auto" w:line="420" w:before="280" w:after="120"/>
         <w:jc w:val="left"/>
       </w:pPr>
       <w:r>
         <w:rPr>
-          <w:rFonts w:ascii="Times New Roman" w:hAnsi="Times New Roman"/>
+          <w:rFonts w:ascii="Times New Roman" w:hAnsi="Times New Roman" w:eastAsia="Times New Roman"/>
+          <w:b/>
+          <w:i w:val="0"/>
+          <w:sz w:val="26"/>
         </w:rPr>
         <w:t>3.11 Peran Pemerintah dalam Pemerataan Pembangunan</w:t>
       </w:r>
     </w:p>
     <w:p>
       <w:pPr>
-        <w:jc w:val="both"/>
-      </w:pPr>
-      <w:r>
-        <w:rPr>
-          <w:rFonts w:ascii="Times New Roman" w:hAnsi="Times New Roman"/>
+        <w:spacing w:lineRule="auto" w:line="420" w:after="240" w:before="0"/>
+        <w:jc w:val="both"/>
+      </w:pPr>
+      <w:r>
+        <w:rPr>
+          <w:rFonts w:ascii="Times New Roman" w:hAnsi="Times New Roman" w:eastAsia="Times New Roman"/>
+          <w:b w:val="0"/>
           <w:i w:val="0"/>
           <w:sz w:val="24"/>
         </w:rPr>
@@ -2116,11 +2803,13 @@
     </w:p>
     <w:p>
       <w:pPr>
-        <w:jc w:val="both"/>
-      </w:pPr>
-      <w:r>
-        <w:rPr>
-          <w:rFonts w:ascii="Times New Roman" w:hAnsi="Times New Roman"/>
+        <w:spacing w:lineRule="auto" w:line="420" w:after="240" w:before="0"/>
+        <w:jc w:val="both"/>
+      </w:pPr>
+      <w:r>
+        <w:rPr>
+          <w:rFonts w:ascii="Times New Roman" w:hAnsi="Times New Roman" w:eastAsia="Times New Roman"/>
+          <w:b w:val="0"/>
           <w:i w:val="0"/>
           <w:sz w:val="24"/>
         </w:rPr>
@@ -2129,23 +2818,29 @@
     </w:p>
     <w:p>
       <w:pPr>
-        <w:pStyle w:val="Heading2"/>
+        <w:keepNext/>
+        <w:spacing w:lineRule="auto" w:line="420" w:before="280" w:after="120"/>
         <w:jc w:val="left"/>
       </w:pPr>
       <w:r>
         <w:rPr>
-          <w:rFonts w:ascii="Times New Roman" w:hAnsi="Times New Roman"/>
+          <w:rFonts w:ascii="Times New Roman" w:hAnsi="Times New Roman" w:eastAsia="Times New Roman"/>
+          <w:b/>
+          <w:i w:val="0"/>
+          <w:sz w:val="26"/>
         </w:rPr>
         <w:t>3.12 Gotong Royong sebagai Modal Integrasi</w:t>
       </w:r>
     </w:p>
     <w:p>
       <w:pPr>
-        <w:jc w:val="both"/>
-      </w:pPr>
-      <w:r>
-        <w:rPr>
-          <w:rFonts w:ascii="Times New Roman" w:hAnsi="Times New Roman"/>
+        <w:spacing w:lineRule="auto" w:line="420" w:after="240" w:before="0"/>
+        <w:jc w:val="both"/>
+      </w:pPr>
+      <w:r>
+        <w:rPr>
+          <w:rFonts w:ascii="Times New Roman" w:hAnsi="Times New Roman" w:eastAsia="Times New Roman"/>
+          <w:b w:val="0"/>
           <w:i w:val="0"/>
           <w:sz w:val="24"/>
         </w:rPr>
@@ -2154,11 +2849,13 @@
     </w:p>
     <w:p>
       <w:pPr>
-        <w:jc w:val="both"/>
-      </w:pPr>
-      <w:r>
-        <w:rPr>
-          <w:rFonts w:ascii="Times New Roman" w:hAnsi="Times New Roman"/>
+        <w:spacing w:lineRule="auto" w:line="420" w:after="240" w:before="0"/>
+        <w:jc w:val="both"/>
+      </w:pPr>
+      <w:r>
+        <w:rPr>
+          <w:rFonts w:ascii="Times New Roman" w:hAnsi="Times New Roman" w:eastAsia="Times New Roman"/>
+          <w:b w:val="0"/>
           <w:i w:val="0"/>
           <w:sz w:val="24"/>
         </w:rPr>
@@ -2167,11 +2864,13 @@
     </w:p>
     <w:p>
       <w:pPr>
-        <w:jc w:val="both"/>
-      </w:pPr>
-      <w:r>
-        <w:rPr>
-          <w:rFonts w:ascii="Times New Roman" w:hAnsi="Times New Roman"/>
+        <w:spacing w:lineRule="auto" w:line="420" w:after="240" w:before="0"/>
+        <w:jc w:val="both"/>
+      </w:pPr>
+      <w:r>
+        <w:rPr>
+          <w:rFonts w:ascii="Times New Roman" w:hAnsi="Times New Roman" w:eastAsia="Times New Roman"/>
+          <w:b w:val="0"/>
           <w:i w:val="0"/>
           <w:sz w:val="24"/>
         </w:rPr>
@@ -2180,23 +2879,90 @@
     </w:p>
     <w:p>
       <w:pPr>
-        <w:pStyle w:val="Heading2"/>
+        <w:keepNext/>
+        <w:spacing w:lineRule="auto" w:line="420" w:before="280" w:after="120"/>
         <w:jc w:val="left"/>
       </w:pPr>
       <w:r>
         <w:rPr>
-          <w:rFonts w:ascii="Times New Roman" w:hAnsi="Times New Roman"/>
-        </w:rPr>
-        <w:t>3.13 Refleksi Mahasiswa</w:t>
-      </w:r>
-    </w:p>
-    <w:p>
-      <w:pPr>
-        <w:jc w:val="both"/>
-      </w:pPr>
-      <w:r>
-        <w:rPr>
-          <w:rFonts w:ascii="Times New Roman" w:hAnsi="Times New Roman"/>
+          <w:rFonts w:ascii="Times New Roman" w:hAnsi="Times New Roman" w:eastAsia="Times New Roman"/>
+          <w:b/>
+          <w:i w:val="0"/>
+          <w:sz w:val="26"/>
+        </w:rPr>
+        <w:t>3.13 Membangun Persatuan dari Lingkungan Terdekat</w:t>
+      </w:r>
+    </w:p>
+    <w:p>
+      <w:pPr>
+        <w:spacing w:lineRule="auto" w:line="420" w:after="240" w:before="0"/>
+        <w:jc w:val="both"/>
+      </w:pPr>
+      <w:r>
+        <w:rPr>
+          <w:rFonts w:ascii="Times New Roman" w:hAnsi="Times New Roman" w:eastAsia="Times New Roman"/>
+          <w:b w:val="0"/>
+          <w:i w:val="0"/>
+          <w:sz w:val="24"/>
+        </w:rPr>
+        <w:t>Persatuan bangsa yang besar sesungguhnya dibangun dari persatuan-persatuan kecil di lingkungan terdekat. Kerukunan di keluarga, ketetanggaan yang saling membantu, dan kebersamaan di lingkungan kampus adalah bibit dari integrasi nasional yang lebih luas.</w:t>
+      </w:r>
+    </w:p>
+    <w:p>
+      <w:pPr>
+        <w:spacing w:lineRule="auto" w:line="420" w:after="240" w:before="0"/>
+        <w:jc w:val="both"/>
+      </w:pPr>
+      <w:r>
+        <w:rPr>
+          <w:rFonts w:ascii="Times New Roman" w:hAnsi="Times New Roman" w:eastAsia="Times New Roman"/>
+          <w:b w:val="0"/>
+          <w:i w:val="0"/>
+          <w:sz w:val="24"/>
+        </w:rPr>
+        <w:t>Banyak orang membayangkan integrasi sebagai sesuatu yang besar dan jauh, padahal ia hidup dalam interaksi sehari-hari. Ketika seseorang terbiasa menghargai tetangga atau teman yang berbeda latar belakang, ia sebenarnya sedang melatih sikap yang dibutuhkan untuk hidup berbangsa.</w:t>
+      </w:r>
+    </w:p>
+    <w:p>
+      <w:pPr>
+        <w:spacing w:lineRule="auto" w:line="420" w:after="240" w:before="0"/>
+        <w:jc w:val="both"/>
+      </w:pPr>
+      <w:r>
+        <w:rPr>
+          <w:rFonts w:ascii="Times New Roman" w:hAnsi="Times New Roman" w:eastAsia="Times New Roman"/>
+          <w:b w:val="0"/>
+          <w:i w:val="0"/>
+          <w:sz w:val="24"/>
+        </w:rPr>
+        <w:t>Mahasiswa dapat memulai dari hal yang dekat dan nyata. Membangun kelompok belajar yang inklusif, menghormati teman dari berbagai daerah, dan menolak gurauan yang merendahkan suku atau agama tertentu adalah langkah kecil yang berdampak besar. Dari lingkungan terdekat inilah persatuan yang lebih luas tumbuh secara alami.</w:t>
+      </w:r>
+    </w:p>
+    <w:p>
+      <w:pPr>
+        <w:keepNext/>
+        <w:spacing w:lineRule="auto" w:line="420" w:before="280" w:after="120"/>
+        <w:jc w:val="left"/>
+      </w:pPr>
+      <w:r>
+        <w:rPr>
+          <w:rFonts w:ascii="Times New Roman" w:hAnsi="Times New Roman" w:eastAsia="Times New Roman"/>
+          <w:b/>
+          <w:i w:val="0"/>
+          <w:sz w:val="26"/>
+        </w:rPr>
+        <w:t>3.14 Refleksi Mahasiswa</w:t>
+      </w:r>
+    </w:p>
+    <w:p>
+      <w:pPr>
+        <w:spacing w:lineRule="auto" w:line="420" w:after="240" w:before="0"/>
+        <w:jc w:val="both"/>
+      </w:pPr>
+      <w:r>
+        <w:rPr>
+          <w:rFonts w:ascii="Times New Roman" w:hAnsi="Times New Roman" w:eastAsia="Times New Roman"/>
+          <w:b w:val="0"/>
           <w:i w:val="0"/>
           <w:sz w:val="24"/>
         </w:rPr>
@@ -2205,23 +2971,29 @@
     </w:p>
     <w:p>
       <w:pPr>
-        <w:pStyle w:val="Heading2"/>
+        <w:keepNext/>
+        <w:spacing w:lineRule="auto" w:line="420" w:before="280" w:after="120"/>
         <w:jc w:val="left"/>
       </w:pPr>
       <w:r>
         <w:rPr>
-          <w:rFonts w:ascii="Times New Roman" w:hAnsi="Times New Roman"/>
-        </w:rPr>
-        <w:t>3.14 Rangkuman</w:t>
-      </w:r>
-    </w:p>
-    <w:p>
-      <w:pPr>
-        <w:jc w:val="both"/>
-      </w:pPr>
-      <w:r>
-        <w:rPr>
-          <w:rFonts w:ascii="Times New Roman" w:hAnsi="Times New Roman"/>
+          <w:rFonts w:ascii="Times New Roman" w:hAnsi="Times New Roman" w:eastAsia="Times New Roman"/>
+          <w:b/>
+          <w:i w:val="0"/>
+          <w:sz w:val="26"/>
+        </w:rPr>
+        <w:t>3.15 Rangkuman</w:t>
+      </w:r>
+    </w:p>
+    <w:p>
+      <w:pPr>
+        <w:spacing w:lineRule="auto" w:line="420" w:after="240" w:before="0"/>
+        <w:jc w:val="both"/>
+      </w:pPr>
+      <w:r>
+        <w:rPr>
+          <w:rFonts w:ascii="Times New Roman" w:hAnsi="Times New Roman" w:eastAsia="Times New Roman"/>
+          <w:b w:val="0"/>
           <w:i w:val="0"/>
           <w:sz w:val="24"/>
         </w:rPr>
@@ -2230,11 +3002,13 @@
     </w:p>
     <w:p>
       <w:pPr>
-        <w:jc w:val="both"/>
-      </w:pPr>
-      <w:r>
-        <w:rPr>
-          <w:rFonts w:ascii="Times New Roman" w:hAnsi="Times New Roman"/>
+        <w:spacing w:lineRule="auto" w:line="420" w:after="240" w:before="0"/>
+        <w:jc w:val="both"/>
+      </w:pPr>
+      <w:r>
+        <w:rPr>
+          <w:rFonts w:ascii="Times New Roman" w:hAnsi="Times New Roman" w:eastAsia="Times New Roman"/>
+          <w:b w:val="0"/>
           <w:i w:val="0"/>
           <w:sz w:val="24"/>
         </w:rPr>
@@ -2242,41 +3016,47 @@
       </w:r>
     </w:p>
     <w:p>
-      <w:r>
-        <w:br w:type="page"/>
-      </w:r>
-    </w:p>
-    <w:p>
-      <w:pPr>
-        <w:pStyle w:val="Heading1"/>
+      <w:pPr>
+        <w:keepNext/>
+        <w:pageBreakBefore/>
+        <w:spacing w:lineRule="auto" w:line="420" w:before="0" w:after="80"/>
         <w:jc w:val="center"/>
       </w:pPr>
       <w:r>
         <w:rPr>
-          <w:rFonts w:ascii="Times New Roman" w:hAnsi="Times New Roman"/>
+          <w:rFonts w:ascii="Times New Roman" w:hAnsi="Times New Roman" w:eastAsia="Times New Roman"/>
+          <w:b/>
+          <w:i w:val="0"/>
+          <w:sz w:val="32"/>
         </w:rPr>
         <w:t>BAB 4</w:t>
       </w:r>
     </w:p>
     <w:p>
       <w:pPr>
-        <w:pStyle w:val="Heading1"/>
+        <w:keepNext/>
+        <w:spacing w:lineRule="auto" w:line="420" w:before="0" w:after="400"/>
         <w:jc w:val="center"/>
       </w:pPr>
       <w:r>
         <w:rPr>
-          <w:rFonts w:ascii="Times New Roman" w:hAnsi="Times New Roman"/>
+          <w:rFonts w:ascii="Times New Roman" w:hAnsi="Times New Roman" w:eastAsia="Times New Roman"/>
+          <w:b/>
+          <w:i w:val="0"/>
+          <w:sz w:val="32"/>
         </w:rPr>
         <w:t>NEGARA DAN KONSTITUSI</w:t>
       </w:r>
     </w:p>
     <w:p>
       <w:pPr>
-        <w:jc w:val="both"/>
-      </w:pPr>
-      <w:r>
-        <w:rPr>
-          <w:rFonts w:ascii="Times New Roman" w:hAnsi="Times New Roman"/>
+        <w:spacing w:lineRule="auto" w:line="420" w:after="240" w:before="0"/>
+        <w:jc w:val="both"/>
+      </w:pPr>
+      <w:r>
+        <w:rPr>
+          <w:rFonts w:ascii="Times New Roman" w:hAnsi="Times New Roman" w:eastAsia="Times New Roman"/>
+          <w:b w:val="0"/>
           <w:i w:val="0"/>
           <w:sz w:val="24"/>
         </w:rPr>
@@ -2285,23 +3065,29 @@
     </w:p>
     <w:p>
       <w:pPr>
-        <w:pStyle w:val="Heading2"/>
+        <w:keepNext/>
+        <w:spacing w:lineRule="auto" w:line="420" w:before="280" w:after="120"/>
         <w:jc w:val="left"/>
       </w:pPr>
       <w:r>
         <w:rPr>
-          <w:rFonts w:ascii="Times New Roman" w:hAnsi="Times New Roman"/>
+          <w:rFonts w:ascii="Times New Roman" w:hAnsi="Times New Roman" w:eastAsia="Times New Roman"/>
+          <w:b/>
+          <w:i w:val="0"/>
+          <w:sz w:val="26"/>
         </w:rPr>
         <w:t>4.1 Pengertian Negara</w:t>
       </w:r>
     </w:p>
     <w:p>
       <w:pPr>
-        <w:jc w:val="both"/>
-      </w:pPr>
-      <w:r>
-        <w:rPr>
-          <w:rFonts w:ascii="Times New Roman" w:hAnsi="Times New Roman"/>
+        <w:spacing w:lineRule="auto" w:line="420" w:after="240" w:before="0"/>
+        <w:jc w:val="both"/>
+      </w:pPr>
+      <w:r>
+        <w:rPr>
+          <w:rFonts w:ascii="Times New Roman" w:hAnsi="Times New Roman" w:eastAsia="Times New Roman"/>
+          <w:b w:val="0"/>
           <w:i w:val="0"/>
           <w:sz w:val="24"/>
         </w:rPr>
@@ -2310,11 +3096,13 @@
     </w:p>
     <w:p>
       <w:pPr>
-        <w:jc w:val="both"/>
-      </w:pPr>
-      <w:r>
-        <w:rPr>
-          <w:rFonts w:ascii="Times New Roman" w:hAnsi="Times New Roman"/>
+        <w:spacing w:lineRule="auto" w:line="420" w:after="240" w:before="0"/>
+        <w:jc w:val="both"/>
+      </w:pPr>
+      <w:r>
+        <w:rPr>
+          <w:rFonts w:ascii="Times New Roman" w:hAnsi="Times New Roman" w:eastAsia="Times New Roman"/>
+          <w:b w:val="0"/>
           <w:i w:val="0"/>
           <w:sz w:val="24"/>
         </w:rPr>
@@ -2323,11 +3111,13 @@
     </w:p>
     <w:p>
       <w:pPr>
-        <w:jc w:val="both"/>
-      </w:pPr>
-      <w:r>
-        <w:rPr>
-          <w:rFonts w:ascii="Times New Roman" w:hAnsi="Times New Roman"/>
+        <w:spacing w:lineRule="auto" w:line="420" w:after="240" w:before="0"/>
+        <w:jc w:val="both"/>
+      </w:pPr>
+      <w:r>
+        <w:rPr>
+          <w:rFonts w:ascii="Times New Roman" w:hAnsi="Times New Roman" w:eastAsia="Times New Roman"/>
+          <w:b w:val="0"/>
           <w:i w:val="0"/>
           <w:sz w:val="24"/>
         </w:rPr>
@@ -2336,23 +3126,29 @@
     </w:p>
     <w:p>
       <w:pPr>
-        <w:pStyle w:val="Heading2"/>
+        <w:keepNext/>
+        <w:spacing w:lineRule="auto" w:line="420" w:before="280" w:after="120"/>
         <w:jc w:val="left"/>
       </w:pPr>
       <w:r>
         <w:rPr>
-          <w:rFonts w:ascii="Times New Roman" w:hAnsi="Times New Roman"/>
+          <w:rFonts w:ascii="Times New Roman" w:hAnsi="Times New Roman" w:eastAsia="Times New Roman"/>
+          <w:b/>
+          <w:i w:val="0"/>
+          <w:sz w:val="26"/>
         </w:rPr>
         <w:t>4.2 Unsur-Unsur Negara</w:t>
       </w:r>
     </w:p>
     <w:p>
       <w:pPr>
-        <w:jc w:val="both"/>
-      </w:pPr>
-      <w:r>
-        <w:rPr>
-          <w:rFonts w:ascii="Times New Roman" w:hAnsi="Times New Roman"/>
+        <w:spacing w:lineRule="auto" w:line="420" w:after="240" w:before="0"/>
+        <w:jc w:val="both"/>
+      </w:pPr>
+      <w:r>
+        <w:rPr>
+          <w:rFonts w:ascii="Times New Roman" w:hAnsi="Times New Roman" w:eastAsia="Times New Roman"/>
+          <w:b w:val="0"/>
           <w:i w:val="0"/>
           <w:sz w:val="24"/>
         </w:rPr>
@@ -2361,11 +3157,13 @@
     </w:p>
     <w:p>
       <w:pPr>
-        <w:jc w:val="both"/>
-      </w:pPr>
-      <w:r>
-        <w:rPr>
-          <w:rFonts w:ascii="Times New Roman" w:hAnsi="Times New Roman"/>
+        <w:spacing w:lineRule="auto" w:line="420" w:after="240" w:before="0"/>
+        <w:jc w:val="both"/>
+      </w:pPr>
+      <w:r>
+        <w:rPr>
+          <w:rFonts w:ascii="Times New Roman" w:hAnsi="Times New Roman" w:eastAsia="Times New Roman"/>
+          <w:b w:val="0"/>
           <w:i w:val="0"/>
           <w:sz w:val="24"/>
         </w:rPr>
@@ -2374,11 +3172,13 @@
     </w:p>
     <w:p>
       <w:pPr>
-        <w:jc w:val="both"/>
-      </w:pPr>
-      <w:r>
-        <w:rPr>
-          <w:rFonts w:ascii="Times New Roman" w:hAnsi="Times New Roman"/>
+        <w:spacing w:lineRule="auto" w:line="420" w:after="240" w:before="0"/>
+        <w:jc w:val="both"/>
+      </w:pPr>
+      <w:r>
+        <w:rPr>
+          <w:rFonts w:ascii="Times New Roman" w:hAnsi="Times New Roman" w:eastAsia="Times New Roman"/>
+          <w:b w:val="0"/>
           <w:i w:val="0"/>
           <w:sz w:val="24"/>
         </w:rPr>
@@ -2387,23 +3187,29 @@
     </w:p>
     <w:p>
       <w:pPr>
-        <w:pStyle w:val="Heading2"/>
+        <w:keepNext/>
+        <w:spacing w:lineRule="auto" w:line="420" w:before="280" w:after="120"/>
         <w:jc w:val="left"/>
       </w:pPr>
       <w:r>
         <w:rPr>
-          <w:rFonts w:ascii="Times New Roman" w:hAnsi="Times New Roman"/>
+          <w:rFonts w:ascii="Times New Roman" w:hAnsi="Times New Roman" w:eastAsia="Times New Roman"/>
+          <w:b/>
+          <w:i w:val="0"/>
+          <w:sz w:val="26"/>
         </w:rPr>
         <w:t>4.3 Pengertian dan Fungsi Konstitusi</w:t>
       </w:r>
     </w:p>
     <w:p>
       <w:pPr>
-        <w:jc w:val="both"/>
-      </w:pPr>
-      <w:r>
-        <w:rPr>
-          <w:rFonts w:ascii="Times New Roman" w:hAnsi="Times New Roman"/>
+        <w:spacing w:lineRule="auto" w:line="420" w:after="240" w:before="0"/>
+        <w:jc w:val="both"/>
+      </w:pPr>
+      <w:r>
+        <w:rPr>
+          <w:rFonts w:ascii="Times New Roman" w:hAnsi="Times New Roman" w:eastAsia="Times New Roman"/>
+          <w:b w:val="0"/>
           <w:i w:val="0"/>
           <w:sz w:val="24"/>
         </w:rPr>
@@ -2412,11 +3218,13 @@
     </w:p>
     <w:p>
       <w:pPr>
-        <w:jc w:val="both"/>
-      </w:pPr>
-      <w:r>
-        <w:rPr>
-          <w:rFonts w:ascii="Times New Roman" w:hAnsi="Times New Roman"/>
+        <w:spacing w:lineRule="auto" w:line="420" w:after="240" w:before="0"/>
+        <w:jc w:val="both"/>
+      </w:pPr>
+      <w:r>
+        <w:rPr>
+          <w:rFonts w:ascii="Times New Roman" w:hAnsi="Times New Roman" w:eastAsia="Times New Roman"/>
+          <w:b w:val="0"/>
           <w:i w:val="0"/>
           <w:sz w:val="24"/>
         </w:rPr>
@@ -2425,11 +3233,13 @@
     </w:p>
     <w:p>
       <w:pPr>
-        <w:jc w:val="both"/>
-      </w:pPr>
-      <w:r>
-        <w:rPr>
-          <w:rFonts w:ascii="Times New Roman" w:hAnsi="Times New Roman"/>
+        <w:spacing w:lineRule="auto" w:line="420" w:after="240" w:before="0"/>
+        <w:jc w:val="both"/>
+      </w:pPr>
+      <w:r>
+        <w:rPr>
+          <w:rFonts w:ascii="Times New Roman" w:hAnsi="Times New Roman" w:eastAsia="Times New Roman"/>
+          <w:b w:val="0"/>
           <w:i w:val="0"/>
           <w:sz w:val="24"/>
         </w:rPr>
@@ -2438,23 +3248,29 @@
     </w:p>
     <w:p>
       <w:pPr>
-        <w:pStyle w:val="Heading2"/>
+        <w:keepNext/>
+        <w:spacing w:lineRule="auto" w:line="420" w:before="280" w:after="120"/>
         <w:jc w:val="left"/>
       </w:pPr>
       <w:r>
         <w:rPr>
-          <w:rFonts w:ascii="Times New Roman" w:hAnsi="Times New Roman"/>
+          <w:rFonts w:ascii="Times New Roman" w:hAnsi="Times New Roman" w:eastAsia="Times New Roman"/>
+          <w:b/>
+          <w:i w:val="0"/>
+          <w:sz w:val="26"/>
         </w:rPr>
         <w:t>4.4 Pasal-Pasal Penting dalam UUD NRI Tahun 1945</w:t>
       </w:r>
     </w:p>
     <w:p>
       <w:pPr>
-        <w:jc w:val="both"/>
-      </w:pPr>
-      <w:r>
-        <w:rPr>
-          <w:rFonts w:ascii="Times New Roman" w:hAnsi="Times New Roman"/>
+        <w:spacing w:lineRule="auto" w:line="420" w:after="240" w:before="0"/>
+        <w:jc w:val="both"/>
+      </w:pPr>
+      <w:r>
+        <w:rPr>
+          <w:rFonts w:ascii="Times New Roman" w:hAnsi="Times New Roman" w:eastAsia="Times New Roman"/>
+          <w:b w:val="0"/>
           <w:i w:val="0"/>
           <w:sz w:val="24"/>
         </w:rPr>
@@ -2463,11 +3279,13 @@
     </w:p>
     <w:p>
       <w:pPr>
-        <w:jc w:val="both"/>
-      </w:pPr>
-      <w:r>
-        <w:rPr>
-          <w:rFonts w:ascii="Times New Roman" w:hAnsi="Times New Roman"/>
+        <w:spacing w:lineRule="auto" w:line="420" w:after="240" w:before="0"/>
+        <w:jc w:val="both"/>
+      </w:pPr>
+      <w:r>
+        <w:rPr>
+          <w:rFonts w:ascii="Times New Roman" w:hAnsi="Times New Roman" w:eastAsia="Times New Roman"/>
+          <w:b w:val="0"/>
           <w:i w:val="0"/>
           <w:sz w:val="24"/>
         </w:rPr>
@@ -2476,11 +3294,13 @@
     </w:p>
     <w:p>
       <w:pPr>
-        <w:jc w:val="both"/>
-      </w:pPr>
-      <w:r>
-        <w:rPr>
-          <w:rFonts w:ascii="Times New Roman" w:hAnsi="Times New Roman"/>
+        <w:spacing w:lineRule="auto" w:line="420" w:after="240" w:before="0"/>
+        <w:jc w:val="both"/>
+      </w:pPr>
+      <w:r>
+        <w:rPr>
+          <w:rFonts w:ascii="Times New Roman" w:hAnsi="Times New Roman" w:eastAsia="Times New Roman"/>
+          <w:b w:val="0"/>
           <w:i w:val="0"/>
           <w:sz w:val="24"/>
         </w:rPr>
@@ -2489,23 +3309,29 @@
     </w:p>
     <w:p>
       <w:pPr>
-        <w:pStyle w:val="Heading2"/>
+        <w:keepNext/>
+        <w:spacing w:lineRule="auto" w:line="420" w:before="280" w:after="120"/>
         <w:jc w:val="left"/>
       </w:pPr>
       <w:r>
         <w:rPr>
-          <w:rFonts w:ascii="Times New Roman" w:hAnsi="Times New Roman"/>
+          <w:rFonts w:ascii="Times New Roman" w:hAnsi="Times New Roman" w:eastAsia="Times New Roman"/>
+          <w:b/>
+          <w:i w:val="0"/>
+          <w:sz w:val="26"/>
         </w:rPr>
         <w:t>4.5 Perubahan atau Amandemen UUD NRI Tahun 1945</w:t>
       </w:r>
     </w:p>
     <w:p>
       <w:pPr>
-        <w:jc w:val="both"/>
-      </w:pPr>
-      <w:r>
-        <w:rPr>
-          <w:rFonts w:ascii="Times New Roman" w:hAnsi="Times New Roman"/>
+        <w:spacing w:lineRule="auto" w:line="420" w:after="240" w:before="0"/>
+        <w:jc w:val="both"/>
+      </w:pPr>
+      <w:r>
+        <w:rPr>
+          <w:rFonts w:ascii="Times New Roman" w:hAnsi="Times New Roman" w:eastAsia="Times New Roman"/>
+          <w:b w:val="0"/>
           <w:i w:val="0"/>
           <w:sz w:val="24"/>
         </w:rPr>
@@ -2514,11 +3340,13 @@
     </w:p>
     <w:p>
       <w:pPr>
-        <w:jc w:val="both"/>
-      </w:pPr>
-      <w:r>
-        <w:rPr>
-          <w:rFonts w:ascii="Times New Roman" w:hAnsi="Times New Roman"/>
+        <w:spacing w:lineRule="auto" w:line="420" w:after="240" w:before="0"/>
+        <w:jc w:val="both"/>
+      </w:pPr>
+      <w:r>
+        <w:rPr>
+          <w:rFonts w:ascii="Times New Roman" w:hAnsi="Times New Roman" w:eastAsia="Times New Roman"/>
+          <w:b w:val="0"/>
           <w:i w:val="0"/>
           <w:sz w:val="24"/>
         </w:rPr>
@@ -2527,23 +3355,29 @@
     </w:p>
     <w:p>
       <w:pPr>
-        <w:pStyle w:val="Heading2"/>
+        <w:keepNext/>
+        <w:spacing w:lineRule="auto" w:line="420" w:before="280" w:after="120"/>
         <w:jc w:val="left"/>
       </w:pPr>
       <w:r>
         <w:rPr>
-          <w:rFonts w:ascii="Times New Roman" w:hAnsi="Times New Roman"/>
+          <w:rFonts w:ascii="Times New Roman" w:hAnsi="Times New Roman" w:eastAsia="Times New Roman"/>
+          <w:b/>
+          <w:i w:val="0"/>
+          <w:sz w:val="26"/>
         </w:rPr>
         <w:t>4.6 Indonesia sebagai Negara Hukum</w:t>
       </w:r>
     </w:p>
     <w:p>
       <w:pPr>
-        <w:jc w:val="both"/>
-      </w:pPr>
-      <w:r>
-        <w:rPr>
-          <w:rFonts w:ascii="Times New Roman" w:hAnsi="Times New Roman"/>
+        <w:spacing w:lineRule="auto" w:line="420" w:after="240" w:before="0"/>
+        <w:jc w:val="both"/>
+      </w:pPr>
+      <w:r>
+        <w:rPr>
+          <w:rFonts w:ascii="Times New Roman" w:hAnsi="Times New Roman" w:eastAsia="Times New Roman"/>
+          <w:b w:val="0"/>
           <w:i w:val="0"/>
           <w:sz w:val="24"/>
         </w:rPr>
@@ -2552,11 +3386,13 @@
     </w:p>
     <w:p>
       <w:pPr>
-        <w:jc w:val="both"/>
-      </w:pPr>
-      <w:r>
-        <w:rPr>
-          <w:rFonts w:ascii="Times New Roman" w:hAnsi="Times New Roman"/>
+        <w:spacing w:lineRule="auto" w:line="420" w:after="240" w:before="0"/>
+        <w:jc w:val="both"/>
+      </w:pPr>
+      <w:r>
+        <w:rPr>
+          <w:rFonts w:ascii="Times New Roman" w:hAnsi="Times New Roman" w:eastAsia="Times New Roman"/>
+          <w:b w:val="0"/>
           <w:i w:val="0"/>
           <w:sz w:val="24"/>
         </w:rPr>
@@ -2565,23 +3401,29 @@
     </w:p>
     <w:p>
       <w:pPr>
-        <w:pStyle w:val="Heading2"/>
+        <w:keepNext/>
+        <w:spacing w:lineRule="auto" w:line="420" w:before="280" w:after="120"/>
         <w:jc w:val="left"/>
       </w:pPr>
       <w:r>
         <w:rPr>
-          <w:rFonts w:ascii="Times New Roman" w:hAnsi="Times New Roman"/>
+          <w:rFonts w:ascii="Times New Roman" w:hAnsi="Times New Roman" w:eastAsia="Times New Roman"/>
+          <w:b/>
+          <w:i w:val="0"/>
+          <w:sz w:val="26"/>
         </w:rPr>
         <w:t>4.7 Konstitusi sebagai Pembatas Kekuasaan</w:t>
       </w:r>
     </w:p>
     <w:p>
       <w:pPr>
-        <w:jc w:val="both"/>
-      </w:pPr>
-      <w:r>
-        <w:rPr>
-          <w:rFonts w:ascii="Times New Roman" w:hAnsi="Times New Roman"/>
+        <w:spacing w:lineRule="auto" w:line="420" w:after="240" w:before="0"/>
+        <w:jc w:val="both"/>
+      </w:pPr>
+      <w:r>
+        <w:rPr>
+          <w:rFonts w:ascii="Times New Roman" w:hAnsi="Times New Roman" w:eastAsia="Times New Roman"/>
+          <w:b w:val="0"/>
           <w:i w:val="0"/>
           <w:sz w:val="24"/>
         </w:rPr>
@@ -2590,11 +3432,13 @@
     </w:p>
     <w:p>
       <w:pPr>
-        <w:jc w:val="both"/>
-      </w:pPr>
-      <w:r>
-        <w:rPr>
-          <w:rFonts w:ascii="Times New Roman" w:hAnsi="Times New Roman"/>
+        <w:spacing w:lineRule="auto" w:line="420" w:after="240" w:before="0"/>
+        <w:jc w:val="both"/>
+      </w:pPr>
+      <w:r>
+        <w:rPr>
+          <w:rFonts w:ascii="Times New Roman" w:hAnsi="Times New Roman" w:eastAsia="Times New Roman"/>
+          <w:b w:val="0"/>
           <w:i w:val="0"/>
           <w:sz w:val="24"/>
         </w:rPr>
@@ -2603,23 +3447,29 @@
     </w:p>
     <w:p>
       <w:pPr>
-        <w:pStyle w:val="Heading2"/>
+        <w:keepNext/>
+        <w:spacing w:lineRule="auto" w:line="420" w:before="280" w:after="120"/>
         <w:jc w:val="left"/>
       </w:pPr>
       <w:r>
         <w:rPr>
-          <w:rFonts w:ascii="Times New Roman" w:hAnsi="Times New Roman"/>
+          <w:rFonts w:ascii="Times New Roman" w:hAnsi="Times New Roman" w:eastAsia="Times New Roman"/>
+          <w:b/>
+          <w:i w:val="0"/>
+          <w:sz w:val="26"/>
         </w:rPr>
         <w:t>4.8 Kesadaran Berkonstitusi bagi Mahasiswa</w:t>
       </w:r>
     </w:p>
     <w:p>
       <w:pPr>
-        <w:jc w:val="both"/>
-      </w:pPr>
-      <w:r>
-        <w:rPr>
-          <w:rFonts w:ascii="Times New Roman" w:hAnsi="Times New Roman"/>
+        <w:spacing w:lineRule="auto" w:line="420" w:after="240" w:before="0"/>
+        <w:jc w:val="both"/>
+      </w:pPr>
+      <w:r>
+        <w:rPr>
+          <w:rFonts w:ascii="Times New Roman" w:hAnsi="Times New Roman" w:eastAsia="Times New Roman"/>
+          <w:b w:val="0"/>
           <w:i w:val="0"/>
           <w:sz w:val="24"/>
         </w:rPr>
@@ -2628,11 +3478,13 @@
     </w:p>
     <w:p>
       <w:pPr>
-        <w:jc w:val="both"/>
-      </w:pPr>
-      <w:r>
-        <w:rPr>
-          <w:rFonts w:ascii="Times New Roman" w:hAnsi="Times New Roman"/>
+        <w:spacing w:lineRule="auto" w:line="420" w:after="240" w:before="0"/>
+        <w:jc w:val="both"/>
+      </w:pPr>
+      <w:r>
+        <w:rPr>
+          <w:rFonts w:ascii="Times New Roman" w:hAnsi="Times New Roman" w:eastAsia="Times New Roman"/>
+          <w:b w:val="0"/>
           <w:i w:val="0"/>
           <w:sz w:val="24"/>
         </w:rPr>
@@ -2641,11 +3493,13 @@
     </w:p>
     <w:p>
       <w:pPr>
-        <w:jc w:val="both"/>
-      </w:pPr>
-      <w:r>
-        <w:rPr>
-          <w:rFonts w:ascii="Times New Roman" w:hAnsi="Times New Roman"/>
+        <w:spacing w:lineRule="auto" w:line="420" w:after="240" w:before="0"/>
+        <w:jc w:val="both"/>
+      </w:pPr>
+      <w:r>
+        <w:rPr>
+          <w:rFonts w:ascii="Times New Roman" w:hAnsi="Times New Roman" w:eastAsia="Times New Roman"/>
+          <w:b w:val="0"/>
           <w:i w:val="0"/>
           <w:sz w:val="24"/>
         </w:rPr>
@@ -2654,23 +3508,29 @@
     </w:p>
     <w:p>
       <w:pPr>
-        <w:pStyle w:val="Heading2"/>
+        <w:keepNext/>
+        <w:spacing w:lineRule="auto" w:line="420" w:before="280" w:after="120"/>
         <w:jc w:val="left"/>
       </w:pPr>
       <w:r>
         <w:rPr>
-          <w:rFonts w:ascii="Times New Roman" w:hAnsi="Times New Roman"/>
+          <w:rFonts w:ascii="Times New Roman" w:hAnsi="Times New Roman" w:eastAsia="Times New Roman"/>
+          <w:b/>
+          <w:i w:val="0"/>
+          <w:sz w:val="26"/>
         </w:rPr>
         <w:t>4.9 Lembaga-Lembaga Negara</w:t>
       </w:r>
     </w:p>
     <w:p>
       <w:pPr>
-        <w:jc w:val="both"/>
-      </w:pPr>
-      <w:r>
-        <w:rPr>
-          <w:rFonts w:ascii="Times New Roman" w:hAnsi="Times New Roman"/>
+        <w:spacing w:lineRule="auto" w:line="420" w:after="240" w:before="0"/>
+        <w:jc w:val="both"/>
+      </w:pPr>
+      <w:r>
+        <w:rPr>
+          <w:rFonts w:ascii="Times New Roman" w:hAnsi="Times New Roman" w:eastAsia="Times New Roman"/>
+          <w:b w:val="0"/>
           <w:i w:val="0"/>
           <w:sz w:val="24"/>
         </w:rPr>
@@ -2679,11 +3539,13 @@
     </w:p>
     <w:p>
       <w:pPr>
-        <w:jc w:val="both"/>
-      </w:pPr>
-      <w:r>
-        <w:rPr>
-          <w:rFonts w:ascii="Times New Roman" w:hAnsi="Times New Roman"/>
+        <w:spacing w:lineRule="auto" w:line="420" w:after="240" w:before="0"/>
+        <w:jc w:val="both"/>
+      </w:pPr>
+      <w:r>
+        <w:rPr>
+          <w:rFonts w:ascii="Times New Roman" w:hAnsi="Times New Roman" w:eastAsia="Times New Roman"/>
+          <w:b w:val="0"/>
           <w:i w:val="0"/>
           <w:sz w:val="24"/>
         </w:rPr>
@@ -2692,23 +3554,29 @@
     </w:p>
     <w:p>
       <w:pPr>
-        <w:pStyle w:val="Heading2"/>
+        <w:keepNext/>
+        <w:spacing w:lineRule="auto" w:line="420" w:before="280" w:after="120"/>
         <w:jc w:val="left"/>
       </w:pPr>
       <w:r>
         <w:rPr>
-          <w:rFonts w:ascii="Times New Roman" w:hAnsi="Times New Roman"/>
+          <w:rFonts w:ascii="Times New Roman" w:hAnsi="Times New Roman" w:eastAsia="Times New Roman"/>
+          <w:b/>
+          <w:i w:val="0"/>
+          <w:sz w:val="26"/>
         </w:rPr>
         <w:t>4.10 Hubungan Negara dan Warga Negara</w:t>
       </w:r>
     </w:p>
     <w:p>
       <w:pPr>
-        <w:jc w:val="both"/>
-      </w:pPr>
-      <w:r>
-        <w:rPr>
-          <w:rFonts w:ascii="Times New Roman" w:hAnsi="Times New Roman"/>
+        <w:spacing w:lineRule="auto" w:line="420" w:after="240" w:before="0"/>
+        <w:jc w:val="both"/>
+      </w:pPr>
+      <w:r>
+        <w:rPr>
+          <w:rFonts w:ascii="Times New Roman" w:hAnsi="Times New Roman" w:eastAsia="Times New Roman"/>
+          <w:b w:val="0"/>
           <w:i w:val="0"/>
           <w:sz w:val="24"/>
         </w:rPr>
@@ -2717,11 +3585,13 @@
     </w:p>
     <w:p>
       <w:pPr>
-        <w:jc w:val="both"/>
-      </w:pPr>
-      <w:r>
-        <w:rPr>
-          <w:rFonts w:ascii="Times New Roman" w:hAnsi="Times New Roman"/>
+        <w:spacing w:lineRule="auto" w:line="420" w:after="240" w:before="0"/>
+        <w:jc w:val="both"/>
+      </w:pPr>
+      <w:r>
+        <w:rPr>
+          <w:rFonts w:ascii="Times New Roman" w:hAnsi="Times New Roman" w:eastAsia="Times New Roman"/>
+          <w:b w:val="0"/>
           <w:i w:val="0"/>
           <w:sz w:val="24"/>
         </w:rPr>
@@ -2730,23 +3600,29 @@
     </w:p>
     <w:p>
       <w:pPr>
-        <w:pStyle w:val="Heading2"/>
+        <w:keepNext/>
+        <w:spacing w:lineRule="auto" w:line="420" w:before="280" w:after="120"/>
         <w:jc w:val="left"/>
       </w:pPr>
       <w:r>
         <w:rPr>
-          <w:rFonts w:ascii="Times New Roman" w:hAnsi="Times New Roman"/>
+          <w:rFonts w:ascii="Times New Roman" w:hAnsi="Times New Roman" w:eastAsia="Times New Roman"/>
+          <w:b/>
+          <w:i w:val="0"/>
+          <w:sz w:val="26"/>
         </w:rPr>
         <w:t>4.11 Demokrasi dan Kedaulatan Rakyat</w:t>
       </w:r>
     </w:p>
     <w:p>
       <w:pPr>
-        <w:jc w:val="both"/>
-      </w:pPr>
-      <w:r>
-        <w:rPr>
-          <w:rFonts w:ascii="Times New Roman" w:hAnsi="Times New Roman"/>
+        <w:spacing w:lineRule="auto" w:line="420" w:after="240" w:before="0"/>
+        <w:jc w:val="both"/>
+      </w:pPr>
+      <w:r>
+        <w:rPr>
+          <w:rFonts w:ascii="Times New Roman" w:hAnsi="Times New Roman" w:eastAsia="Times New Roman"/>
+          <w:b w:val="0"/>
           <w:i w:val="0"/>
           <w:sz w:val="24"/>
         </w:rPr>
@@ -2755,11 +3631,13 @@
     </w:p>
     <w:p>
       <w:pPr>
-        <w:jc w:val="both"/>
-      </w:pPr>
-      <w:r>
-        <w:rPr>
-          <w:rFonts w:ascii="Times New Roman" w:hAnsi="Times New Roman"/>
+        <w:spacing w:lineRule="auto" w:line="420" w:after="240" w:before="0"/>
+        <w:jc w:val="both"/>
+      </w:pPr>
+      <w:r>
+        <w:rPr>
+          <w:rFonts w:ascii="Times New Roman" w:hAnsi="Times New Roman" w:eastAsia="Times New Roman"/>
+          <w:b w:val="0"/>
           <w:i w:val="0"/>
           <w:sz w:val="24"/>
         </w:rPr>
@@ -2768,11 +3646,13 @@
     </w:p>
     <w:p>
       <w:pPr>
-        <w:jc w:val="both"/>
-      </w:pPr>
-      <w:r>
-        <w:rPr>
-          <w:rFonts w:ascii="Times New Roman" w:hAnsi="Times New Roman"/>
+        <w:spacing w:lineRule="auto" w:line="420" w:after="240" w:before="0"/>
+        <w:jc w:val="both"/>
+      </w:pPr>
+      <w:r>
+        <w:rPr>
+          <w:rFonts w:ascii="Times New Roman" w:hAnsi="Times New Roman" w:eastAsia="Times New Roman"/>
+          <w:b w:val="0"/>
           <w:i w:val="0"/>
           <w:sz w:val="24"/>
         </w:rPr>
@@ -2781,23 +3661,90 @@
     </w:p>
     <w:p>
       <w:pPr>
-        <w:pStyle w:val="Heading2"/>
+        <w:keepNext/>
+        <w:spacing w:lineRule="auto" w:line="420" w:before="280" w:after="120"/>
         <w:jc w:val="left"/>
       </w:pPr>
       <w:r>
         <w:rPr>
-          <w:rFonts w:ascii="Times New Roman" w:hAnsi="Times New Roman"/>
-        </w:rPr>
-        <w:t>4.12 Refleksi Mahasiswa</w:t>
-      </w:r>
-    </w:p>
-    <w:p>
-      <w:pPr>
-        <w:jc w:val="both"/>
-      </w:pPr>
-      <w:r>
-        <w:rPr>
-          <w:rFonts w:ascii="Times New Roman" w:hAnsi="Times New Roman"/>
+          <w:rFonts w:ascii="Times New Roman" w:hAnsi="Times New Roman" w:eastAsia="Times New Roman"/>
+          <w:b/>
+          <w:i w:val="0"/>
+          <w:sz w:val="26"/>
+        </w:rPr>
+        <w:t>4.12 Konstitusi dan Perlindungan terhadap Warga Negara</w:t>
+      </w:r>
+    </w:p>
+    <w:p>
+      <w:pPr>
+        <w:spacing w:lineRule="auto" w:line="420" w:after="240" w:before="0"/>
+        <w:jc w:val="both"/>
+      </w:pPr>
+      <w:r>
+        <w:rPr>
+          <w:rFonts w:ascii="Times New Roman" w:hAnsi="Times New Roman" w:eastAsia="Times New Roman"/>
+          <w:b w:val="0"/>
+          <w:i w:val="0"/>
+          <w:sz w:val="24"/>
+        </w:rPr>
+        <w:t>Salah satu wujud nyata kehadiran konstitusi adalah perlindungan terhadap warga negara. Konstitusi menjamin bahwa setiap orang berhak memperoleh keadilan, pendidikan, rasa aman, dan kebebasan berpendapat. Jaminan ini membuat warga tidak boleh diperlakukan sewenang-wenang oleh kekuasaan.</w:t>
+      </w:r>
+    </w:p>
+    <w:p>
+      <w:pPr>
+        <w:spacing w:lineRule="auto" w:line="420" w:after="240" w:before="0"/>
+        <w:jc w:val="both"/>
+      </w:pPr>
+      <w:r>
+        <w:rPr>
+          <w:rFonts w:ascii="Times New Roman" w:hAnsi="Times New Roman" w:eastAsia="Times New Roman"/>
+          <w:b w:val="0"/>
+          <w:i w:val="0"/>
+          <w:sz w:val="24"/>
+        </w:rPr>
+        <w:t>Namun perlindungan itu hanya berjalan baik bila warga memahami haknya. Banyak orang mengalami ketidakadilan tetapi tidak tahu bahwa hak mereka dilindungi konstitusi, atau tidak tahu cara memperjuangkannya. Karena itu, pemahaman terhadap konstitusi menjadi penting agar warga dapat membela diri melalui jalur yang sah.</w:t>
+      </w:r>
+    </w:p>
+    <w:p>
+      <w:pPr>
+        <w:spacing w:lineRule="auto" w:line="420" w:after="240" w:before="0"/>
+        <w:jc w:val="both"/>
+      </w:pPr>
+      <w:r>
+        <w:rPr>
+          <w:rFonts w:ascii="Times New Roman" w:hAnsi="Times New Roman" w:eastAsia="Times New Roman"/>
+          <w:b w:val="0"/>
+          <w:i w:val="0"/>
+          <w:sz w:val="24"/>
+        </w:rPr>
+        <w:t>Konstitusi juga melindungi kelompok minoritas dari dominasi mayoritas. Dalam demokrasi, suara terbanyak memang menentukan, tetapi konstitusi memastikan bahwa hak kelompok kecil tetap dihormati. Inilah yang menjaga agar demokrasi tidak berubah menjadi penindasan atas nama suara mayoritas.</w:t>
+      </w:r>
+    </w:p>
+    <w:p>
+      <w:pPr>
+        <w:keepNext/>
+        <w:spacing w:lineRule="auto" w:line="420" w:before="280" w:after="120"/>
+        <w:jc w:val="left"/>
+      </w:pPr>
+      <w:r>
+        <w:rPr>
+          <w:rFonts w:ascii="Times New Roman" w:hAnsi="Times New Roman" w:eastAsia="Times New Roman"/>
+          <w:b/>
+          <w:i w:val="0"/>
+          <w:sz w:val="26"/>
+        </w:rPr>
+        <w:t>4.13 Refleksi Mahasiswa</w:t>
+      </w:r>
+    </w:p>
+    <w:p>
+      <w:pPr>
+        <w:spacing w:lineRule="auto" w:line="420" w:after="240" w:before="0"/>
+        <w:jc w:val="both"/>
+      </w:pPr>
+      <w:r>
+        <w:rPr>
+          <w:rFonts w:ascii="Times New Roman" w:hAnsi="Times New Roman" w:eastAsia="Times New Roman"/>
+          <w:b w:val="0"/>
           <w:i w:val="0"/>
           <w:sz w:val="24"/>
         </w:rPr>
@@ -2806,23 +3753,29 @@
     </w:p>
     <w:p>
       <w:pPr>
-        <w:pStyle w:val="Heading2"/>
+        <w:keepNext/>
+        <w:spacing w:lineRule="auto" w:line="420" w:before="280" w:after="120"/>
         <w:jc w:val="left"/>
       </w:pPr>
       <w:r>
         <w:rPr>
-          <w:rFonts w:ascii="Times New Roman" w:hAnsi="Times New Roman"/>
-        </w:rPr>
-        <w:t>4.13 Rangkuman</w:t>
-      </w:r>
-    </w:p>
-    <w:p>
-      <w:pPr>
-        <w:jc w:val="both"/>
-      </w:pPr>
-      <w:r>
-        <w:rPr>
-          <w:rFonts w:ascii="Times New Roman" w:hAnsi="Times New Roman"/>
+          <w:rFonts w:ascii="Times New Roman" w:hAnsi="Times New Roman" w:eastAsia="Times New Roman"/>
+          <w:b/>
+          <w:i w:val="0"/>
+          <w:sz w:val="26"/>
+        </w:rPr>
+        <w:t>4.14 Rangkuman</w:t>
+      </w:r>
+    </w:p>
+    <w:p>
+      <w:pPr>
+        <w:spacing w:lineRule="auto" w:line="420" w:after="240" w:before="0"/>
+        <w:jc w:val="both"/>
+      </w:pPr>
+      <w:r>
+        <w:rPr>
+          <w:rFonts w:ascii="Times New Roman" w:hAnsi="Times New Roman" w:eastAsia="Times New Roman"/>
+          <w:b w:val="0"/>
           <w:i w:val="0"/>
           <w:sz w:val="24"/>
         </w:rPr>
@@ -2831,11 +3784,13 @@
     </w:p>
     <w:p>
       <w:pPr>
-        <w:jc w:val="both"/>
-      </w:pPr>
-      <w:r>
-        <w:rPr>
-          <w:rFonts w:ascii="Times New Roman" w:hAnsi="Times New Roman"/>
+        <w:spacing w:lineRule="auto" w:line="420" w:after="240" w:before="0"/>
+        <w:jc w:val="both"/>
+      </w:pPr>
+      <w:r>
+        <w:rPr>
+          <w:rFonts w:ascii="Times New Roman" w:hAnsi="Times New Roman" w:eastAsia="Times New Roman"/>
+          <w:b w:val="0"/>
           <w:i w:val="0"/>
           <w:sz w:val="24"/>
         </w:rPr>
@@ -2843,41 +3798,47 @@
       </w:r>
     </w:p>
     <w:p>
-      <w:r>
-        <w:br w:type="page"/>
-      </w:r>
-    </w:p>
-    <w:p>
-      <w:pPr>
-        <w:pStyle w:val="Heading1"/>
+      <w:pPr>
+        <w:keepNext/>
+        <w:pageBreakBefore/>
+        <w:spacing w:lineRule="auto" w:line="420" w:before="0" w:after="80"/>
         <w:jc w:val="center"/>
       </w:pPr>
       <w:r>
         <w:rPr>
-          <w:rFonts w:ascii="Times New Roman" w:hAnsi="Times New Roman"/>
+          <w:rFonts w:ascii="Times New Roman" w:hAnsi="Times New Roman" w:eastAsia="Times New Roman"/>
+          <w:b/>
+          <w:i w:val="0"/>
+          <w:sz w:val="32"/>
         </w:rPr>
         <w:t>BAB 5</w:t>
       </w:r>
     </w:p>
     <w:p>
       <w:pPr>
-        <w:pStyle w:val="Heading1"/>
+        <w:keepNext/>
+        <w:spacing w:lineRule="auto" w:line="420" w:before="0" w:after="400"/>
         <w:jc w:val="center"/>
       </w:pPr>
       <w:r>
         <w:rPr>
-          <w:rFonts w:ascii="Times New Roman" w:hAnsi="Times New Roman"/>
+          <w:rFonts w:ascii="Times New Roman" w:hAnsi="Times New Roman" w:eastAsia="Times New Roman"/>
+          <w:b/>
+          <w:i w:val="0"/>
+          <w:sz w:val="32"/>
         </w:rPr>
         <w:t>HAK DAN KEWAJIBAN WARGA NEGARA</w:t>
       </w:r>
     </w:p>
     <w:p>
       <w:pPr>
-        <w:jc w:val="both"/>
-      </w:pPr>
-      <w:r>
-        <w:rPr>
-          <w:rFonts w:ascii="Times New Roman" w:hAnsi="Times New Roman"/>
+        <w:spacing w:lineRule="auto" w:line="420" w:after="240" w:before="0"/>
+        <w:jc w:val="both"/>
+      </w:pPr>
+      <w:r>
+        <w:rPr>
+          <w:rFonts w:ascii="Times New Roman" w:hAnsi="Times New Roman" w:eastAsia="Times New Roman"/>
+          <w:b w:val="0"/>
           <w:i w:val="0"/>
           <w:sz w:val="24"/>
         </w:rPr>
@@ -2886,23 +3847,29 @@
     </w:p>
     <w:p>
       <w:pPr>
-        <w:pStyle w:val="Heading2"/>
+        <w:keepNext/>
+        <w:spacing w:lineRule="auto" w:line="420" w:before="280" w:after="120"/>
         <w:jc w:val="left"/>
       </w:pPr>
       <w:r>
         <w:rPr>
-          <w:rFonts w:ascii="Times New Roman" w:hAnsi="Times New Roman"/>
+          <w:rFonts w:ascii="Times New Roman" w:hAnsi="Times New Roman" w:eastAsia="Times New Roman"/>
+          <w:b/>
+          <w:i w:val="0"/>
+          <w:sz w:val="26"/>
         </w:rPr>
         <w:t>5.1 Pengertian Hak Warga Negara</w:t>
       </w:r>
     </w:p>
     <w:p>
       <w:pPr>
-        <w:jc w:val="both"/>
-      </w:pPr>
-      <w:r>
-        <w:rPr>
-          <w:rFonts w:ascii="Times New Roman" w:hAnsi="Times New Roman"/>
+        <w:spacing w:lineRule="auto" w:line="420" w:after="240" w:before="0"/>
+        <w:jc w:val="both"/>
+      </w:pPr>
+      <w:r>
+        <w:rPr>
+          <w:rFonts w:ascii="Times New Roman" w:hAnsi="Times New Roman" w:eastAsia="Times New Roman"/>
+          <w:b w:val="0"/>
           <w:i w:val="0"/>
           <w:sz w:val="24"/>
         </w:rPr>
@@ -2911,11 +3878,13 @@
     </w:p>
     <w:p>
       <w:pPr>
-        <w:jc w:val="both"/>
-      </w:pPr>
-      <w:r>
-        <w:rPr>
-          <w:rFonts w:ascii="Times New Roman" w:hAnsi="Times New Roman"/>
+        <w:spacing w:lineRule="auto" w:line="420" w:after="240" w:before="0"/>
+        <w:jc w:val="both"/>
+      </w:pPr>
+      <w:r>
+        <w:rPr>
+          <w:rFonts w:ascii="Times New Roman" w:hAnsi="Times New Roman" w:eastAsia="Times New Roman"/>
+          <w:b w:val="0"/>
           <w:i w:val="0"/>
           <w:sz w:val="24"/>
         </w:rPr>
@@ -2924,11 +3893,13 @@
     </w:p>
     <w:p>
       <w:pPr>
-        <w:jc w:val="both"/>
-      </w:pPr>
-      <w:r>
-        <w:rPr>
-          <w:rFonts w:ascii="Times New Roman" w:hAnsi="Times New Roman"/>
+        <w:spacing w:lineRule="auto" w:line="420" w:after="240" w:before="0"/>
+        <w:jc w:val="both"/>
+      </w:pPr>
+      <w:r>
+        <w:rPr>
+          <w:rFonts w:ascii="Times New Roman" w:hAnsi="Times New Roman" w:eastAsia="Times New Roman"/>
+          <w:b w:val="0"/>
           <w:i w:val="0"/>
           <w:sz w:val="24"/>
         </w:rPr>
@@ -2937,23 +3908,29 @@
     </w:p>
     <w:p>
       <w:pPr>
-        <w:pStyle w:val="Heading2"/>
+        <w:keepNext/>
+        <w:spacing w:lineRule="auto" w:line="420" w:before="280" w:after="120"/>
         <w:jc w:val="left"/>
       </w:pPr>
       <w:r>
         <w:rPr>
-          <w:rFonts w:ascii="Times New Roman" w:hAnsi="Times New Roman"/>
+          <w:rFonts w:ascii="Times New Roman" w:hAnsi="Times New Roman" w:eastAsia="Times New Roman"/>
+          <w:b/>
+          <w:i w:val="0"/>
+          <w:sz w:val="26"/>
         </w:rPr>
         <w:t>5.2 Pengertian Kewajiban Warga Negara</w:t>
       </w:r>
     </w:p>
     <w:p>
       <w:pPr>
-        <w:jc w:val="both"/>
-      </w:pPr>
-      <w:r>
-        <w:rPr>
-          <w:rFonts w:ascii="Times New Roman" w:hAnsi="Times New Roman"/>
+        <w:spacing w:lineRule="auto" w:line="420" w:after="240" w:before="0"/>
+        <w:jc w:val="both"/>
+      </w:pPr>
+      <w:r>
+        <w:rPr>
+          <w:rFonts w:ascii="Times New Roman" w:hAnsi="Times New Roman" w:eastAsia="Times New Roman"/>
+          <w:b w:val="0"/>
           <w:i w:val="0"/>
           <w:sz w:val="24"/>
         </w:rPr>
@@ -2962,11 +3939,13 @@
     </w:p>
     <w:p>
       <w:pPr>
-        <w:jc w:val="both"/>
-      </w:pPr>
-      <w:r>
-        <w:rPr>
-          <w:rFonts w:ascii="Times New Roman" w:hAnsi="Times New Roman"/>
+        <w:spacing w:lineRule="auto" w:line="420" w:after="240" w:before="0"/>
+        <w:jc w:val="both"/>
+      </w:pPr>
+      <w:r>
+        <w:rPr>
+          <w:rFonts w:ascii="Times New Roman" w:hAnsi="Times New Roman" w:eastAsia="Times New Roman"/>
+          <w:b w:val="0"/>
           <w:i w:val="0"/>
           <w:sz w:val="24"/>
         </w:rPr>
@@ -2975,23 +3954,29 @@
     </w:p>
     <w:p>
       <w:pPr>
-        <w:pStyle w:val="Heading2"/>
+        <w:keepNext/>
+        <w:spacing w:lineRule="auto" w:line="420" w:before="280" w:after="120"/>
         <w:jc w:val="left"/>
       </w:pPr>
       <w:r>
         <w:rPr>
-          <w:rFonts w:ascii="Times New Roman" w:hAnsi="Times New Roman"/>
+          <w:rFonts w:ascii="Times New Roman" w:hAnsi="Times New Roman" w:eastAsia="Times New Roman"/>
+          <w:b/>
+          <w:i w:val="0"/>
+          <w:sz w:val="26"/>
         </w:rPr>
         <w:t>5.3 Hak dan Kewajiban dalam UUD NRI Tahun 1945</w:t>
       </w:r>
     </w:p>
     <w:p>
       <w:pPr>
-        <w:jc w:val="both"/>
-      </w:pPr>
-      <w:r>
-        <w:rPr>
-          <w:rFonts w:ascii="Times New Roman" w:hAnsi="Times New Roman"/>
+        <w:spacing w:lineRule="auto" w:line="420" w:after="240" w:before="0"/>
+        <w:jc w:val="both"/>
+      </w:pPr>
+      <w:r>
+        <w:rPr>
+          <w:rFonts w:ascii="Times New Roman" w:hAnsi="Times New Roman" w:eastAsia="Times New Roman"/>
+          <w:b w:val="0"/>
           <w:i w:val="0"/>
           <w:sz w:val="24"/>
         </w:rPr>
@@ -3000,11 +3985,13 @@
     </w:p>
     <w:p>
       <w:pPr>
-        <w:jc w:val="both"/>
-      </w:pPr>
-      <w:r>
-        <w:rPr>
-          <w:rFonts w:ascii="Times New Roman" w:hAnsi="Times New Roman"/>
+        <w:spacing w:lineRule="auto" w:line="420" w:after="240" w:before="0"/>
+        <w:jc w:val="both"/>
+      </w:pPr>
+      <w:r>
+        <w:rPr>
+          <w:rFonts w:ascii="Times New Roman" w:hAnsi="Times New Roman" w:eastAsia="Times New Roman"/>
+          <w:b w:val="0"/>
           <w:i w:val="0"/>
           <w:sz w:val="24"/>
         </w:rPr>
@@ -3013,11 +4000,13 @@
     </w:p>
     <w:p>
       <w:pPr>
-        <w:jc w:val="both"/>
-      </w:pPr>
-      <w:r>
-        <w:rPr>
-          <w:rFonts w:ascii="Times New Roman" w:hAnsi="Times New Roman"/>
+        <w:spacing w:lineRule="auto" w:line="420" w:after="240" w:before="0"/>
+        <w:jc w:val="both"/>
+      </w:pPr>
+      <w:r>
+        <w:rPr>
+          <w:rFonts w:ascii="Times New Roman" w:hAnsi="Times New Roman" w:eastAsia="Times New Roman"/>
+          <w:b w:val="0"/>
           <w:i w:val="0"/>
           <w:sz w:val="24"/>
         </w:rPr>
@@ -3026,23 +4015,29 @@
     </w:p>
     <w:p>
       <w:pPr>
-        <w:pStyle w:val="Heading2"/>
+        <w:keepNext/>
+        <w:spacing w:lineRule="auto" w:line="420" w:before="280" w:after="120"/>
         <w:jc w:val="left"/>
       </w:pPr>
       <w:r>
         <w:rPr>
-          <w:rFonts w:ascii="Times New Roman" w:hAnsi="Times New Roman"/>
+          <w:rFonts w:ascii="Times New Roman" w:hAnsi="Times New Roman" w:eastAsia="Times New Roman"/>
+          <w:b/>
+          <w:i w:val="0"/>
+          <w:sz w:val="26"/>
         </w:rPr>
         <w:t>5.4 Hubungan antara Hak dan Kewajiban</w:t>
       </w:r>
     </w:p>
     <w:p>
       <w:pPr>
-        <w:jc w:val="both"/>
-      </w:pPr>
-      <w:r>
-        <w:rPr>
-          <w:rFonts w:ascii="Times New Roman" w:hAnsi="Times New Roman"/>
+        <w:spacing w:lineRule="auto" w:line="420" w:after="240" w:before="0"/>
+        <w:jc w:val="both"/>
+      </w:pPr>
+      <w:r>
+        <w:rPr>
+          <w:rFonts w:ascii="Times New Roman" w:hAnsi="Times New Roman" w:eastAsia="Times New Roman"/>
+          <w:b w:val="0"/>
           <w:i w:val="0"/>
           <w:sz w:val="24"/>
         </w:rPr>
@@ -3051,11 +4046,13 @@
     </w:p>
     <w:p>
       <w:pPr>
-        <w:jc w:val="both"/>
-      </w:pPr>
-      <w:r>
-        <w:rPr>
-          <w:rFonts w:ascii="Times New Roman" w:hAnsi="Times New Roman"/>
+        <w:spacing w:lineRule="auto" w:line="420" w:after="240" w:before="0"/>
+        <w:jc w:val="both"/>
+      </w:pPr>
+      <w:r>
+        <w:rPr>
+          <w:rFonts w:ascii="Times New Roman" w:hAnsi="Times New Roman" w:eastAsia="Times New Roman"/>
+          <w:b w:val="0"/>
           <w:i w:val="0"/>
           <w:sz w:val="24"/>
         </w:rPr>
@@ -3064,23 +4061,29 @@
     </w:p>
     <w:p>
       <w:pPr>
-        <w:pStyle w:val="Heading2"/>
+        <w:keepNext/>
+        <w:spacing w:lineRule="auto" w:line="420" w:before="280" w:after="120"/>
         <w:jc w:val="left"/>
       </w:pPr>
       <w:r>
         <w:rPr>
-          <w:rFonts w:ascii="Times New Roman" w:hAnsi="Times New Roman"/>
+          <w:rFonts w:ascii="Times New Roman" w:hAnsi="Times New Roman" w:eastAsia="Times New Roman"/>
+          <w:b/>
+          <w:i w:val="0"/>
+          <w:sz w:val="26"/>
         </w:rPr>
         <w:t>5.5 Pelanggaran Hak dan Kewajiban</w:t>
       </w:r>
     </w:p>
     <w:p>
       <w:pPr>
-        <w:jc w:val="both"/>
-      </w:pPr>
-      <w:r>
-        <w:rPr>
-          <w:rFonts w:ascii="Times New Roman" w:hAnsi="Times New Roman"/>
+        <w:spacing w:lineRule="auto" w:line="420" w:after="240" w:before="0"/>
+        <w:jc w:val="both"/>
+      </w:pPr>
+      <w:r>
+        <w:rPr>
+          <w:rFonts w:ascii="Times New Roman" w:hAnsi="Times New Roman" w:eastAsia="Times New Roman"/>
+          <w:b w:val="0"/>
           <w:i w:val="0"/>
           <w:sz w:val="24"/>
         </w:rPr>
@@ -3089,11 +4092,13 @@
     </w:p>
     <w:p>
       <w:pPr>
-        <w:jc w:val="both"/>
-      </w:pPr>
-      <w:r>
-        <w:rPr>
-          <w:rFonts w:ascii="Times New Roman" w:hAnsi="Times New Roman"/>
+        <w:spacing w:lineRule="auto" w:line="420" w:after="240" w:before="0"/>
+        <w:jc w:val="both"/>
+      </w:pPr>
+      <w:r>
+        <w:rPr>
+          <w:rFonts w:ascii="Times New Roman" w:hAnsi="Times New Roman" w:eastAsia="Times New Roman"/>
+          <w:b w:val="0"/>
           <w:i w:val="0"/>
           <w:sz w:val="24"/>
         </w:rPr>
@@ -3102,11 +4107,13 @@
     </w:p>
     <w:p>
       <w:pPr>
-        <w:jc w:val="both"/>
-      </w:pPr>
-      <w:r>
-        <w:rPr>
-          <w:rFonts w:ascii="Times New Roman" w:hAnsi="Times New Roman"/>
+        <w:spacing w:lineRule="auto" w:line="420" w:after="240" w:before="0"/>
+        <w:jc w:val="both"/>
+      </w:pPr>
+      <w:r>
+        <w:rPr>
+          <w:rFonts w:ascii="Times New Roman" w:hAnsi="Times New Roman" w:eastAsia="Times New Roman"/>
+          <w:b w:val="0"/>
           <w:i w:val="0"/>
           <w:sz w:val="24"/>
         </w:rPr>
@@ -3115,23 +4122,29 @@
     </w:p>
     <w:p>
       <w:pPr>
-        <w:pStyle w:val="Heading2"/>
+        <w:keepNext/>
+        <w:spacing w:lineRule="auto" w:line="420" w:before="280" w:after="120"/>
         <w:jc w:val="left"/>
       </w:pPr>
       <w:r>
         <w:rPr>
-          <w:rFonts w:ascii="Times New Roman" w:hAnsi="Times New Roman"/>
+          <w:rFonts w:ascii="Times New Roman" w:hAnsi="Times New Roman" w:eastAsia="Times New Roman"/>
+          <w:b/>
+          <w:i w:val="0"/>
+          <w:sz w:val="26"/>
         </w:rPr>
         <w:t>5.6 Peran Negara dalam Menjamin Hak</w:t>
       </w:r>
     </w:p>
     <w:p>
       <w:pPr>
-        <w:jc w:val="both"/>
-      </w:pPr>
-      <w:r>
-        <w:rPr>
-          <w:rFonts w:ascii="Times New Roman" w:hAnsi="Times New Roman"/>
+        <w:spacing w:lineRule="auto" w:line="420" w:after="240" w:before="0"/>
+        <w:jc w:val="both"/>
+      </w:pPr>
+      <w:r>
+        <w:rPr>
+          <w:rFonts w:ascii="Times New Roman" w:hAnsi="Times New Roman" w:eastAsia="Times New Roman"/>
+          <w:b w:val="0"/>
           <w:i w:val="0"/>
           <w:sz w:val="24"/>
         </w:rPr>
@@ -3140,11 +4153,13 @@
     </w:p>
     <w:p>
       <w:pPr>
-        <w:jc w:val="both"/>
-      </w:pPr>
-      <w:r>
-        <w:rPr>
-          <w:rFonts w:ascii="Times New Roman" w:hAnsi="Times New Roman"/>
+        <w:spacing w:lineRule="auto" w:line="420" w:after="240" w:before="0"/>
+        <w:jc w:val="both"/>
+      </w:pPr>
+      <w:r>
+        <w:rPr>
+          <w:rFonts w:ascii="Times New Roman" w:hAnsi="Times New Roman" w:eastAsia="Times New Roman"/>
+          <w:b w:val="0"/>
           <w:i w:val="0"/>
           <w:sz w:val="24"/>
         </w:rPr>
@@ -3153,23 +4168,29 @@
     </w:p>
     <w:p>
       <w:pPr>
-        <w:pStyle w:val="Heading2"/>
+        <w:keepNext/>
+        <w:spacing w:lineRule="auto" w:line="420" w:before="280" w:after="120"/>
         <w:jc w:val="left"/>
       </w:pPr>
       <w:r>
         <w:rPr>
-          <w:rFonts w:ascii="Times New Roman" w:hAnsi="Times New Roman"/>
+          <w:rFonts w:ascii="Times New Roman" w:hAnsi="Times New Roman" w:eastAsia="Times New Roman"/>
+          <w:b/>
+          <w:i w:val="0"/>
+          <w:sz w:val="26"/>
         </w:rPr>
         <w:t>5.7 Peran Warga Negara dalam Melaksanakan Kewajiban</w:t>
       </w:r>
     </w:p>
     <w:p>
       <w:pPr>
-        <w:jc w:val="both"/>
-      </w:pPr>
-      <w:r>
-        <w:rPr>
-          <w:rFonts w:ascii="Times New Roman" w:hAnsi="Times New Roman"/>
+        <w:spacing w:lineRule="auto" w:line="420" w:after="240" w:before="0"/>
+        <w:jc w:val="both"/>
+      </w:pPr>
+      <w:r>
+        <w:rPr>
+          <w:rFonts w:ascii="Times New Roman" w:hAnsi="Times New Roman" w:eastAsia="Times New Roman"/>
+          <w:b w:val="0"/>
           <w:i w:val="0"/>
           <w:sz w:val="24"/>
         </w:rPr>
@@ -3178,11 +4199,13 @@
     </w:p>
     <w:p>
       <w:pPr>
-        <w:jc w:val="both"/>
-      </w:pPr>
-      <w:r>
-        <w:rPr>
-          <w:rFonts w:ascii="Times New Roman" w:hAnsi="Times New Roman"/>
+        <w:spacing w:lineRule="auto" w:line="420" w:after="240" w:before="0"/>
+        <w:jc w:val="both"/>
+      </w:pPr>
+      <w:r>
+        <w:rPr>
+          <w:rFonts w:ascii="Times New Roman" w:hAnsi="Times New Roman" w:eastAsia="Times New Roman"/>
+          <w:b w:val="0"/>
           <w:i w:val="0"/>
           <w:sz w:val="24"/>
         </w:rPr>
@@ -3191,23 +4214,29 @@
     </w:p>
     <w:p>
       <w:pPr>
-        <w:pStyle w:val="Heading2"/>
+        <w:keepNext/>
+        <w:spacing w:lineRule="auto" w:line="420" w:before="280" w:after="120"/>
         <w:jc w:val="left"/>
       </w:pPr>
       <w:r>
         <w:rPr>
-          <w:rFonts w:ascii="Times New Roman" w:hAnsi="Times New Roman"/>
+          <w:rFonts w:ascii="Times New Roman" w:hAnsi="Times New Roman" w:eastAsia="Times New Roman"/>
+          <w:b/>
+          <w:i w:val="0"/>
+          <w:sz w:val="26"/>
         </w:rPr>
         <w:t>5.8 Hak dan Kewajiban di Era Digital</w:t>
       </w:r>
     </w:p>
     <w:p>
       <w:pPr>
-        <w:jc w:val="both"/>
-      </w:pPr>
-      <w:r>
-        <w:rPr>
-          <w:rFonts w:ascii="Times New Roman" w:hAnsi="Times New Roman"/>
+        <w:spacing w:lineRule="auto" w:line="420" w:after="240" w:before="0"/>
+        <w:jc w:val="both"/>
+      </w:pPr>
+      <w:r>
+        <w:rPr>
+          <w:rFonts w:ascii="Times New Roman" w:hAnsi="Times New Roman" w:eastAsia="Times New Roman"/>
+          <w:b w:val="0"/>
           <w:i w:val="0"/>
           <w:sz w:val="24"/>
         </w:rPr>
@@ -3216,11 +4245,13 @@
     </w:p>
     <w:p>
       <w:pPr>
-        <w:jc w:val="both"/>
-      </w:pPr>
-      <w:r>
-        <w:rPr>
-          <w:rFonts w:ascii="Times New Roman" w:hAnsi="Times New Roman"/>
+        <w:spacing w:lineRule="auto" w:line="420" w:after="240" w:before="0"/>
+        <w:jc w:val="both"/>
+      </w:pPr>
+      <w:r>
+        <w:rPr>
+          <w:rFonts w:ascii="Times New Roman" w:hAnsi="Times New Roman" w:eastAsia="Times New Roman"/>
+          <w:b w:val="0"/>
           <w:i w:val="0"/>
           <w:sz w:val="24"/>
         </w:rPr>
@@ -3229,23 +4260,29 @@
     </w:p>
     <w:p>
       <w:pPr>
-        <w:pStyle w:val="Heading2"/>
+        <w:keepNext/>
+        <w:spacing w:lineRule="auto" w:line="420" w:before="280" w:after="120"/>
         <w:jc w:val="left"/>
       </w:pPr>
       <w:r>
         <w:rPr>
-          <w:rFonts w:ascii="Times New Roman" w:hAnsi="Times New Roman"/>
+          <w:rFonts w:ascii="Times New Roman" w:hAnsi="Times New Roman" w:eastAsia="Times New Roman"/>
+          <w:b/>
+          <w:i w:val="0"/>
+          <w:sz w:val="26"/>
         </w:rPr>
         <w:t>5.9 Keseimbangan Hak dan Kewajiban dalam Demokrasi dan Kampus</w:t>
       </w:r>
     </w:p>
     <w:p>
       <w:pPr>
-        <w:jc w:val="both"/>
-      </w:pPr>
-      <w:r>
-        <w:rPr>
-          <w:rFonts w:ascii="Times New Roman" w:hAnsi="Times New Roman"/>
+        <w:spacing w:lineRule="auto" w:line="420" w:after="240" w:before="0"/>
+        <w:jc w:val="both"/>
+      </w:pPr>
+      <w:r>
+        <w:rPr>
+          <w:rFonts w:ascii="Times New Roman" w:hAnsi="Times New Roman" w:eastAsia="Times New Roman"/>
+          <w:b w:val="0"/>
           <w:i w:val="0"/>
           <w:sz w:val="24"/>
         </w:rPr>
@@ -3254,11 +4291,13 @@
     </w:p>
     <w:p>
       <w:pPr>
-        <w:jc w:val="both"/>
-      </w:pPr>
-      <w:r>
-        <w:rPr>
-          <w:rFonts w:ascii="Times New Roman" w:hAnsi="Times New Roman"/>
+        <w:spacing w:lineRule="auto" w:line="420" w:after="240" w:before="0"/>
+        <w:jc w:val="both"/>
+      </w:pPr>
+      <w:r>
+        <w:rPr>
+          <w:rFonts w:ascii="Times New Roman" w:hAnsi="Times New Roman" w:eastAsia="Times New Roman"/>
+          <w:b w:val="0"/>
           <w:i w:val="0"/>
           <w:sz w:val="24"/>
         </w:rPr>
@@ -3267,11 +4306,13 @@
     </w:p>
     <w:p>
       <w:pPr>
-        <w:jc w:val="both"/>
-      </w:pPr>
-      <w:r>
-        <w:rPr>
-          <w:rFonts w:ascii="Times New Roman" w:hAnsi="Times New Roman"/>
+        <w:spacing w:lineRule="auto" w:line="420" w:after="240" w:before="0"/>
+        <w:jc w:val="both"/>
+      </w:pPr>
+      <w:r>
+        <w:rPr>
+          <w:rFonts w:ascii="Times New Roman" w:hAnsi="Times New Roman" w:eastAsia="Times New Roman"/>
+          <w:b w:val="0"/>
           <w:i w:val="0"/>
           <w:sz w:val="24"/>
         </w:rPr>
@@ -3280,23 +4321,29 @@
     </w:p>
     <w:p>
       <w:pPr>
-        <w:pStyle w:val="Heading2"/>
+        <w:keepNext/>
+        <w:spacing w:lineRule="auto" w:line="420" w:before="280" w:after="120"/>
         <w:jc w:val="left"/>
       </w:pPr>
       <w:r>
         <w:rPr>
-          <w:rFonts w:ascii="Times New Roman" w:hAnsi="Times New Roman"/>
+          <w:rFonts w:ascii="Times New Roman" w:hAnsi="Times New Roman" w:eastAsia="Times New Roman"/>
+          <w:b/>
+          <w:i w:val="0"/>
+          <w:sz w:val="26"/>
         </w:rPr>
         <w:t>5.10 Hak Asasi Manusia sebagai Hak Dasar</w:t>
       </w:r>
     </w:p>
     <w:p>
       <w:pPr>
-        <w:jc w:val="both"/>
-      </w:pPr>
-      <w:r>
-        <w:rPr>
-          <w:rFonts w:ascii="Times New Roman" w:hAnsi="Times New Roman"/>
+        <w:spacing w:lineRule="auto" w:line="420" w:after="240" w:before="0"/>
+        <w:jc w:val="both"/>
+      </w:pPr>
+      <w:r>
+        <w:rPr>
+          <w:rFonts w:ascii="Times New Roman" w:hAnsi="Times New Roman" w:eastAsia="Times New Roman"/>
+          <w:b w:val="0"/>
           <w:i w:val="0"/>
           <w:sz w:val="24"/>
         </w:rPr>
@@ -3305,11 +4352,13 @@
     </w:p>
     <w:p>
       <w:pPr>
-        <w:jc w:val="both"/>
-      </w:pPr>
-      <w:r>
-        <w:rPr>
-          <w:rFonts w:ascii="Times New Roman" w:hAnsi="Times New Roman"/>
+        <w:spacing w:lineRule="auto" w:line="420" w:after="240" w:before="0"/>
+        <w:jc w:val="both"/>
+      </w:pPr>
+      <w:r>
+        <w:rPr>
+          <w:rFonts w:ascii="Times New Roman" w:hAnsi="Times New Roman" w:eastAsia="Times New Roman"/>
+          <w:b w:val="0"/>
           <w:i w:val="0"/>
           <w:sz w:val="24"/>
         </w:rPr>
@@ -3318,23 +4367,29 @@
     </w:p>
     <w:p>
       <w:pPr>
-        <w:pStyle w:val="Heading2"/>
+        <w:keepNext/>
+        <w:spacing w:lineRule="auto" w:line="420" w:before="280" w:after="120"/>
         <w:jc w:val="left"/>
       </w:pPr>
       <w:r>
         <w:rPr>
-          <w:rFonts w:ascii="Times New Roman" w:hAnsi="Times New Roman"/>
+          <w:rFonts w:ascii="Times New Roman" w:hAnsi="Times New Roman" w:eastAsia="Times New Roman"/>
+          <w:b/>
+          <w:i w:val="0"/>
+          <w:sz w:val="26"/>
         </w:rPr>
         <w:t>5.11 Tanggung Jawab Sosial Warga Negara</w:t>
       </w:r>
     </w:p>
     <w:p>
       <w:pPr>
-        <w:jc w:val="both"/>
-      </w:pPr>
-      <w:r>
-        <w:rPr>
-          <w:rFonts w:ascii="Times New Roman" w:hAnsi="Times New Roman"/>
+        <w:spacing w:lineRule="auto" w:line="420" w:after="240" w:before="0"/>
+        <w:jc w:val="both"/>
+      </w:pPr>
+      <w:r>
+        <w:rPr>
+          <w:rFonts w:ascii="Times New Roman" w:hAnsi="Times New Roman" w:eastAsia="Times New Roman"/>
+          <w:b w:val="0"/>
           <w:i w:val="0"/>
           <w:sz w:val="24"/>
         </w:rPr>
@@ -3343,11 +4398,13 @@
     </w:p>
     <w:p>
       <w:pPr>
-        <w:jc w:val="both"/>
-      </w:pPr>
-      <w:r>
-        <w:rPr>
-          <w:rFonts w:ascii="Times New Roman" w:hAnsi="Times New Roman"/>
+        <w:spacing w:lineRule="auto" w:line="420" w:after="240" w:before="0"/>
+        <w:jc w:val="both"/>
+      </w:pPr>
+      <w:r>
+        <w:rPr>
+          <w:rFonts w:ascii="Times New Roman" w:hAnsi="Times New Roman" w:eastAsia="Times New Roman"/>
+          <w:b w:val="0"/>
           <w:i w:val="0"/>
           <w:sz w:val="24"/>
         </w:rPr>
@@ -3356,23 +4413,29 @@
     </w:p>
     <w:p>
       <w:pPr>
-        <w:pStyle w:val="Heading2"/>
+        <w:keepNext/>
+        <w:spacing w:lineRule="auto" w:line="420" w:before="280" w:after="120"/>
         <w:jc w:val="left"/>
       </w:pPr>
       <w:r>
         <w:rPr>
-          <w:rFonts w:ascii="Times New Roman" w:hAnsi="Times New Roman"/>
+          <w:rFonts w:ascii="Times New Roman" w:hAnsi="Times New Roman" w:eastAsia="Times New Roman"/>
+          <w:b/>
+          <w:i w:val="0"/>
+          <w:sz w:val="26"/>
         </w:rPr>
         <w:t>5.12 Partisipasi Warga Negara dalam Pembangunan</w:t>
       </w:r>
     </w:p>
     <w:p>
       <w:pPr>
-        <w:jc w:val="both"/>
-      </w:pPr>
-      <w:r>
-        <w:rPr>
-          <w:rFonts w:ascii="Times New Roman" w:hAnsi="Times New Roman"/>
+        <w:spacing w:lineRule="auto" w:line="420" w:after="240" w:before="0"/>
+        <w:jc w:val="both"/>
+      </w:pPr>
+      <w:r>
+        <w:rPr>
+          <w:rFonts w:ascii="Times New Roman" w:hAnsi="Times New Roman" w:eastAsia="Times New Roman"/>
+          <w:b w:val="0"/>
           <w:i w:val="0"/>
           <w:sz w:val="24"/>
         </w:rPr>
@@ -3381,11 +4444,13 @@
     </w:p>
     <w:p>
       <w:pPr>
-        <w:jc w:val="both"/>
-      </w:pPr>
-      <w:r>
-        <w:rPr>
-          <w:rFonts w:ascii="Times New Roman" w:hAnsi="Times New Roman"/>
+        <w:spacing w:lineRule="auto" w:line="420" w:after="240" w:before="0"/>
+        <w:jc w:val="both"/>
+      </w:pPr>
+      <w:r>
+        <w:rPr>
+          <w:rFonts w:ascii="Times New Roman" w:hAnsi="Times New Roman" w:eastAsia="Times New Roman"/>
+          <w:b w:val="0"/>
           <w:i w:val="0"/>
           <w:sz w:val="24"/>
         </w:rPr>
@@ -3394,11 +4459,13 @@
     </w:p>
     <w:p>
       <w:pPr>
-        <w:jc w:val="both"/>
-      </w:pPr>
-      <w:r>
-        <w:rPr>
-          <w:rFonts w:ascii="Times New Roman" w:hAnsi="Times New Roman"/>
+        <w:spacing w:lineRule="auto" w:line="420" w:after="240" w:before="0"/>
+        <w:jc w:val="both"/>
+      </w:pPr>
+      <w:r>
+        <w:rPr>
+          <w:rFonts w:ascii="Times New Roman" w:hAnsi="Times New Roman" w:eastAsia="Times New Roman"/>
+          <w:b w:val="0"/>
           <w:i w:val="0"/>
           <w:sz w:val="24"/>
         </w:rPr>
@@ -3407,23 +4474,90 @@
     </w:p>
     <w:p>
       <w:pPr>
-        <w:pStyle w:val="Heading2"/>
+        <w:keepNext/>
+        <w:spacing w:lineRule="auto" w:line="420" w:before="280" w:after="120"/>
         <w:jc w:val="left"/>
       </w:pPr>
       <w:r>
         <w:rPr>
-          <w:rFonts w:ascii="Times New Roman" w:hAnsi="Times New Roman"/>
-        </w:rPr>
-        <w:t>5.13 Refleksi Mahasiswa</w:t>
-      </w:r>
-    </w:p>
-    <w:p>
-      <w:pPr>
-        <w:jc w:val="both"/>
-      </w:pPr>
-      <w:r>
-        <w:rPr>
-          <w:rFonts w:ascii="Times New Roman" w:hAnsi="Times New Roman"/>
+          <w:rFonts w:ascii="Times New Roman" w:hAnsi="Times New Roman" w:eastAsia="Times New Roman"/>
+          <w:b/>
+          <w:i w:val="0"/>
+          <w:sz w:val="26"/>
+        </w:rPr>
+        <w:t>5.13 Kesadaran Hukum dan Ketertiban Sosial</w:t>
+      </w:r>
+    </w:p>
+    <w:p>
+      <w:pPr>
+        <w:spacing w:lineRule="auto" w:line="420" w:after="240" w:before="0"/>
+        <w:jc w:val="both"/>
+      </w:pPr>
+      <w:r>
+        <w:rPr>
+          <w:rFonts w:ascii="Times New Roman" w:hAnsi="Times New Roman" w:eastAsia="Times New Roman"/>
+          <w:b w:val="0"/>
+          <w:i w:val="0"/>
+          <w:sz w:val="24"/>
+        </w:rPr>
+        <w:t>Hak dan kewajiban warga negara pada akhirnya bertumpu pada kesadaran hukum. Kesadaran hukum berarti seseorang menaati aturan bukan karena takut sanksi, melainkan karena memahami bahwa aturan itu menjaga ketertiban bersama. Tanpa kesadaran ini, hukum hanya berjalan ketika ada pengawasan.</w:t>
+      </w:r>
+    </w:p>
+    <w:p>
+      <w:pPr>
+        <w:spacing w:lineRule="auto" w:line="420" w:after="240" w:before="0"/>
+        <w:jc w:val="both"/>
+      </w:pPr>
+      <w:r>
+        <w:rPr>
+          <w:rFonts w:ascii="Times New Roman" w:hAnsi="Times New Roman" w:eastAsia="Times New Roman"/>
+          <w:b w:val="0"/>
+          <w:i w:val="0"/>
+          <w:sz w:val="24"/>
+        </w:rPr>
+        <w:t>Ketertiban sosial terbentuk ketika sebagian besar warga memiliki kesadaran tersebut. Mematuhi aturan lalu lintas, antre dengan tertib, membuang sampah pada tempatnya, dan menghormati hak orang lain adalah wujud sederhana dari kesadaran hukum yang menjaga kenyamanan hidup bersama.</w:t>
+      </w:r>
+    </w:p>
+    <w:p>
+      <w:pPr>
+        <w:spacing w:lineRule="auto" w:line="420" w:after="240" w:before="0"/>
+        <w:jc w:val="both"/>
+      </w:pPr>
+      <w:r>
+        <w:rPr>
+          <w:rFonts w:ascii="Times New Roman" w:hAnsi="Times New Roman" w:eastAsia="Times New Roman"/>
+          <w:b w:val="0"/>
+          <w:i w:val="0"/>
+          <w:sz w:val="24"/>
+        </w:rPr>
+        <w:t>Mahasiswa dapat memperkuat kesadaran hukum, baik pada dirinya maupun pada lingkungannya. Dengan memberi contoh menaati aturan dan mengajak orang lain bersikap tertib, mahasiswa ikut membangun masyarakat yang lebih teratur. Kesadaran hukum yang tumbuh dari dalam jauh lebih kuat daripada kepatuhan yang dipaksakan dari luar.</w:t>
+      </w:r>
+    </w:p>
+    <w:p>
+      <w:pPr>
+        <w:keepNext/>
+        <w:spacing w:lineRule="auto" w:line="420" w:before="280" w:after="120"/>
+        <w:jc w:val="left"/>
+      </w:pPr>
+      <w:r>
+        <w:rPr>
+          <w:rFonts w:ascii="Times New Roman" w:hAnsi="Times New Roman" w:eastAsia="Times New Roman"/>
+          <w:b/>
+          <w:i w:val="0"/>
+          <w:sz w:val="26"/>
+        </w:rPr>
+        <w:t>5.14 Refleksi Mahasiswa</w:t>
+      </w:r>
+    </w:p>
+    <w:p>
+      <w:pPr>
+        <w:spacing w:lineRule="auto" w:line="420" w:after="240" w:before="0"/>
+        <w:jc w:val="both"/>
+      </w:pPr>
+      <w:r>
+        <w:rPr>
+          <w:rFonts w:ascii="Times New Roman" w:hAnsi="Times New Roman" w:eastAsia="Times New Roman"/>
+          <w:b w:val="0"/>
           <w:i w:val="0"/>
           <w:sz w:val="24"/>
         </w:rPr>
@@ -3432,23 +4566,29 @@
     </w:p>
     <w:p>
       <w:pPr>
-        <w:pStyle w:val="Heading2"/>
+        <w:keepNext/>
+        <w:spacing w:lineRule="auto" w:line="420" w:before="280" w:after="120"/>
         <w:jc w:val="left"/>
       </w:pPr>
       <w:r>
         <w:rPr>
-          <w:rFonts w:ascii="Times New Roman" w:hAnsi="Times New Roman"/>
-        </w:rPr>
-        <w:t>5.14 Rangkuman</w:t>
-      </w:r>
-    </w:p>
-    <w:p>
-      <w:pPr>
-        <w:jc w:val="both"/>
-      </w:pPr>
-      <w:r>
-        <w:rPr>
-          <w:rFonts w:ascii="Times New Roman" w:hAnsi="Times New Roman"/>
+          <w:rFonts w:ascii="Times New Roman" w:hAnsi="Times New Roman" w:eastAsia="Times New Roman"/>
+          <w:b/>
+          <w:i w:val="0"/>
+          <w:sz w:val="26"/>
+        </w:rPr>
+        <w:t>5.15 Rangkuman</w:t>
+      </w:r>
+    </w:p>
+    <w:p>
+      <w:pPr>
+        <w:spacing w:lineRule="auto" w:line="420" w:after="240" w:before="0"/>
+        <w:jc w:val="both"/>
+      </w:pPr>
+      <w:r>
+        <w:rPr>
+          <w:rFonts w:ascii="Times New Roman" w:hAnsi="Times New Roman" w:eastAsia="Times New Roman"/>
+          <w:b w:val="0"/>
           <w:i w:val="0"/>
           <w:sz w:val="24"/>
         </w:rPr>
@@ -3457,11 +4597,13 @@
     </w:p>
     <w:p>
       <w:pPr>
-        <w:jc w:val="both"/>
-      </w:pPr>
-      <w:r>
-        <w:rPr>
-          <w:rFonts w:ascii="Times New Roman" w:hAnsi="Times New Roman"/>
+        <w:spacing w:lineRule="auto" w:line="420" w:after="240" w:before="0"/>
+        <w:jc w:val="both"/>
+      </w:pPr>
+      <w:r>
+        <w:rPr>
+          <w:rFonts w:ascii="Times New Roman" w:hAnsi="Times New Roman" w:eastAsia="Times New Roman"/>
+          <w:b w:val="0"/>
           <w:i w:val="0"/>
           <w:sz w:val="24"/>
         </w:rPr>
@@ -3469,41 +4611,47 @@
       </w:r>
     </w:p>
     <w:p>
-      <w:r>
-        <w:br w:type="page"/>
-      </w:r>
-    </w:p>
-    <w:p>
-      <w:pPr>
-        <w:pStyle w:val="Heading1"/>
+      <w:pPr>
+        <w:keepNext/>
+        <w:pageBreakBefore/>
+        <w:spacing w:lineRule="auto" w:line="420" w:before="0" w:after="80"/>
         <w:jc w:val="center"/>
       </w:pPr>
       <w:r>
         <w:rPr>
-          <w:rFonts w:ascii="Times New Roman" w:hAnsi="Times New Roman"/>
+          <w:rFonts w:ascii="Times New Roman" w:hAnsi="Times New Roman" w:eastAsia="Times New Roman"/>
+          <w:b/>
+          <w:i w:val="0"/>
+          <w:sz w:val="32"/>
         </w:rPr>
         <w:t>BAB 6</w:t>
       </w:r>
     </w:p>
     <w:p>
       <w:pPr>
-        <w:pStyle w:val="Heading1"/>
+        <w:keepNext/>
+        <w:spacing w:lineRule="auto" w:line="420" w:before="0" w:after="400"/>
         <w:jc w:val="center"/>
       </w:pPr>
       <w:r>
         <w:rPr>
-          <w:rFonts w:ascii="Times New Roman" w:hAnsi="Times New Roman"/>
+          <w:rFonts w:ascii="Times New Roman" w:hAnsi="Times New Roman" w:eastAsia="Times New Roman"/>
+          <w:b/>
+          <w:i w:val="0"/>
+          <w:sz w:val="32"/>
         </w:rPr>
         <w:t>PENEGAKAN HUKUM YANG BERKEADILAN</w:t>
       </w:r>
     </w:p>
     <w:p>
       <w:pPr>
-        <w:jc w:val="both"/>
-      </w:pPr>
-      <w:r>
-        <w:rPr>
-          <w:rFonts w:ascii="Times New Roman" w:hAnsi="Times New Roman"/>
+        <w:spacing w:lineRule="auto" w:line="420" w:after="240" w:before="0"/>
+        <w:jc w:val="both"/>
+      </w:pPr>
+      <w:r>
+        <w:rPr>
+          <w:rFonts w:ascii="Times New Roman" w:hAnsi="Times New Roman" w:eastAsia="Times New Roman"/>
+          <w:b w:val="0"/>
           <w:i w:val="0"/>
           <w:sz w:val="24"/>
         </w:rPr>
@@ -3512,23 +4660,29 @@
     </w:p>
     <w:p>
       <w:pPr>
-        <w:pStyle w:val="Heading2"/>
+        <w:keepNext/>
+        <w:spacing w:lineRule="auto" w:line="420" w:before="280" w:after="120"/>
         <w:jc w:val="left"/>
       </w:pPr>
       <w:r>
         <w:rPr>
-          <w:rFonts w:ascii="Times New Roman" w:hAnsi="Times New Roman"/>
+          <w:rFonts w:ascii="Times New Roman" w:hAnsi="Times New Roman" w:eastAsia="Times New Roman"/>
+          <w:b/>
+          <w:i w:val="0"/>
+          <w:sz w:val="26"/>
         </w:rPr>
         <w:t>6.1 Pengertian Hukum</w:t>
       </w:r>
     </w:p>
     <w:p>
       <w:pPr>
-        <w:jc w:val="both"/>
-      </w:pPr>
-      <w:r>
-        <w:rPr>
-          <w:rFonts w:ascii="Times New Roman" w:hAnsi="Times New Roman"/>
+        <w:spacing w:lineRule="auto" w:line="420" w:after="240" w:before="0"/>
+        <w:jc w:val="both"/>
+      </w:pPr>
+      <w:r>
+        <w:rPr>
+          <w:rFonts w:ascii="Times New Roman" w:hAnsi="Times New Roman" w:eastAsia="Times New Roman"/>
+          <w:b w:val="0"/>
           <w:i w:val="0"/>
           <w:sz w:val="24"/>
         </w:rPr>
@@ -3537,11 +4691,13 @@
     </w:p>
     <w:p>
       <w:pPr>
-        <w:jc w:val="both"/>
-      </w:pPr>
-      <w:r>
-        <w:rPr>
-          <w:rFonts w:ascii="Times New Roman" w:hAnsi="Times New Roman"/>
+        <w:spacing w:lineRule="auto" w:line="420" w:after="240" w:before="0"/>
+        <w:jc w:val="both"/>
+      </w:pPr>
+      <w:r>
+        <w:rPr>
+          <w:rFonts w:ascii="Times New Roman" w:hAnsi="Times New Roman" w:eastAsia="Times New Roman"/>
+          <w:b w:val="0"/>
           <w:i w:val="0"/>
           <w:sz w:val="24"/>
         </w:rPr>
@@ -3550,11 +4706,13 @@
     </w:p>
     <w:p>
       <w:pPr>
-        <w:jc w:val="both"/>
-      </w:pPr>
-      <w:r>
-        <w:rPr>
-          <w:rFonts w:ascii="Times New Roman" w:hAnsi="Times New Roman"/>
+        <w:spacing w:lineRule="auto" w:line="420" w:after="240" w:before="0"/>
+        <w:jc w:val="both"/>
+      </w:pPr>
+      <w:r>
+        <w:rPr>
+          <w:rFonts w:ascii="Times New Roman" w:hAnsi="Times New Roman" w:eastAsia="Times New Roman"/>
+          <w:b w:val="0"/>
           <w:i w:val="0"/>
           <w:sz w:val="24"/>
         </w:rPr>
@@ -3563,23 +4721,29 @@
     </w:p>
     <w:p>
       <w:pPr>
-        <w:pStyle w:val="Heading2"/>
+        <w:keepNext/>
+        <w:spacing w:lineRule="auto" w:line="420" w:before="280" w:after="120"/>
         <w:jc w:val="left"/>
       </w:pPr>
       <w:r>
         <w:rPr>
-          <w:rFonts w:ascii="Times New Roman" w:hAnsi="Times New Roman"/>
+          <w:rFonts w:ascii="Times New Roman" w:hAnsi="Times New Roman" w:eastAsia="Times New Roman"/>
+          <w:b/>
+          <w:i w:val="0"/>
+          <w:sz w:val="26"/>
         </w:rPr>
         <w:t>6.2 Pengertian Penegakan Hukum</w:t>
       </w:r>
     </w:p>
     <w:p>
       <w:pPr>
-        <w:jc w:val="both"/>
-      </w:pPr>
-      <w:r>
-        <w:rPr>
-          <w:rFonts w:ascii="Times New Roman" w:hAnsi="Times New Roman"/>
+        <w:spacing w:lineRule="auto" w:line="420" w:after="240" w:before="0"/>
+        <w:jc w:val="both"/>
+      </w:pPr>
+      <w:r>
+        <w:rPr>
+          <w:rFonts w:ascii="Times New Roman" w:hAnsi="Times New Roman" w:eastAsia="Times New Roman"/>
+          <w:b w:val="0"/>
           <w:i w:val="0"/>
           <w:sz w:val="24"/>
         </w:rPr>
@@ -3588,11 +4752,13 @@
     </w:p>
     <w:p>
       <w:pPr>
-        <w:jc w:val="both"/>
-      </w:pPr>
-      <w:r>
-        <w:rPr>
-          <w:rFonts w:ascii="Times New Roman" w:hAnsi="Times New Roman"/>
+        <w:spacing w:lineRule="auto" w:line="420" w:after="240" w:before="0"/>
+        <w:jc w:val="both"/>
+      </w:pPr>
+      <w:r>
+        <w:rPr>
+          <w:rFonts w:ascii="Times New Roman" w:hAnsi="Times New Roman" w:eastAsia="Times New Roman"/>
+          <w:b w:val="0"/>
           <w:i w:val="0"/>
           <w:sz w:val="24"/>
         </w:rPr>
@@ -3601,11 +4767,13 @@
     </w:p>
     <w:p>
       <w:pPr>
-        <w:jc w:val="both"/>
-      </w:pPr>
-      <w:r>
-        <w:rPr>
-          <w:rFonts w:ascii="Times New Roman" w:hAnsi="Times New Roman"/>
+        <w:spacing w:lineRule="auto" w:line="420" w:after="240" w:before="0"/>
+        <w:jc w:val="both"/>
+      </w:pPr>
+      <w:r>
+        <w:rPr>
+          <w:rFonts w:ascii="Times New Roman" w:hAnsi="Times New Roman" w:eastAsia="Times New Roman"/>
+          <w:b w:val="0"/>
           <w:i w:val="0"/>
           <w:sz w:val="24"/>
         </w:rPr>
@@ -3614,23 +4782,29 @@
     </w:p>
     <w:p>
       <w:pPr>
-        <w:pStyle w:val="Heading2"/>
+        <w:keepNext/>
+        <w:spacing w:lineRule="auto" w:line="420" w:before="280" w:after="120"/>
         <w:jc w:val="left"/>
       </w:pPr>
       <w:r>
         <w:rPr>
-          <w:rFonts w:ascii="Times New Roman" w:hAnsi="Times New Roman"/>
+          <w:rFonts w:ascii="Times New Roman" w:hAnsi="Times New Roman" w:eastAsia="Times New Roman"/>
+          <w:b/>
+          <w:i w:val="0"/>
+          <w:sz w:val="26"/>
         </w:rPr>
         <w:t>6.3 Makna Penegakan Hukum yang Berkeadilan</w:t>
       </w:r>
     </w:p>
     <w:p>
       <w:pPr>
-        <w:jc w:val="both"/>
-      </w:pPr>
-      <w:r>
-        <w:rPr>
-          <w:rFonts w:ascii="Times New Roman" w:hAnsi="Times New Roman"/>
+        <w:spacing w:lineRule="auto" w:line="420" w:after="240" w:before="0"/>
+        <w:jc w:val="both"/>
+      </w:pPr>
+      <w:r>
+        <w:rPr>
+          <w:rFonts w:ascii="Times New Roman" w:hAnsi="Times New Roman" w:eastAsia="Times New Roman"/>
+          <w:b w:val="0"/>
           <w:i w:val="0"/>
           <w:sz w:val="24"/>
         </w:rPr>
@@ -3639,11 +4813,13 @@
     </w:p>
     <w:p>
       <w:pPr>
-        <w:jc w:val="both"/>
-      </w:pPr>
-      <w:r>
-        <w:rPr>
-          <w:rFonts w:ascii="Times New Roman" w:hAnsi="Times New Roman"/>
+        <w:spacing w:lineRule="auto" w:line="420" w:after="240" w:before="0"/>
+        <w:jc w:val="both"/>
+      </w:pPr>
+      <w:r>
+        <w:rPr>
+          <w:rFonts w:ascii="Times New Roman" w:hAnsi="Times New Roman" w:eastAsia="Times New Roman"/>
+          <w:b w:val="0"/>
           <w:i w:val="0"/>
           <w:sz w:val="24"/>
         </w:rPr>
@@ -3652,11 +4828,13 @@
     </w:p>
     <w:p>
       <w:pPr>
-        <w:jc w:val="both"/>
-      </w:pPr>
-      <w:r>
-        <w:rPr>
-          <w:rFonts w:ascii="Times New Roman" w:hAnsi="Times New Roman"/>
+        <w:spacing w:lineRule="auto" w:line="420" w:after="240" w:before="0"/>
+        <w:jc w:val="both"/>
+      </w:pPr>
+      <w:r>
+        <w:rPr>
+          <w:rFonts w:ascii="Times New Roman" w:hAnsi="Times New Roman" w:eastAsia="Times New Roman"/>
+          <w:b w:val="0"/>
           <w:i w:val="0"/>
           <w:sz w:val="24"/>
         </w:rPr>
@@ -3665,23 +4843,29 @@
     </w:p>
     <w:p>
       <w:pPr>
-        <w:pStyle w:val="Heading2"/>
+        <w:keepNext/>
+        <w:spacing w:lineRule="auto" w:line="420" w:before="280" w:after="120"/>
         <w:jc w:val="left"/>
       </w:pPr>
       <w:r>
         <w:rPr>
-          <w:rFonts w:ascii="Times New Roman" w:hAnsi="Times New Roman"/>
+          <w:rFonts w:ascii="Times New Roman" w:hAnsi="Times New Roman" w:eastAsia="Times New Roman"/>
+          <w:b/>
+          <w:i w:val="0"/>
+          <w:sz w:val="26"/>
         </w:rPr>
         <w:t>6.4 Prinsip-Prinsip Penegakan Hukum</w:t>
       </w:r>
     </w:p>
     <w:p>
       <w:pPr>
-        <w:jc w:val="both"/>
-      </w:pPr>
-      <w:r>
-        <w:rPr>
-          <w:rFonts w:ascii="Times New Roman" w:hAnsi="Times New Roman"/>
+        <w:spacing w:lineRule="auto" w:line="420" w:after="240" w:before="0"/>
+        <w:jc w:val="both"/>
+      </w:pPr>
+      <w:r>
+        <w:rPr>
+          <w:rFonts w:ascii="Times New Roman" w:hAnsi="Times New Roman" w:eastAsia="Times New Roman"/>
+          <w:b w:val="0"/>
           <w:i w:val="0"/>
           <w:sz w:val="24"/>
         </w:rPr>
@@ -3690,11 +4874,13 @@
     </w:p>
     <w:p>
       <w:pPr>
-        <w:jc w:val="both"/>
-      </w:pPr>
-      <w:r>
-        <w:rPr>
-          <w:rFonts w:ascii="Times New Roman" w:hAnsi="Times New Roman"/>
+        <w:spacing w:lineRule="auto" w:line="420" w:after="240" w:before="0"/>
+        <w:jc w:val="both"/>
+      </w:pPr>
+      <w:r>
+        <w:rPr>
+          <w:rFonts w:ascii="Times New Roman" w:hAnsi="Times New Roman" w:eastAsia="Times New Roman"/>
+          <w:b w:val="0"/>
           <w:i w:val="0"/>
           <w:sz w:val="24"/>
         </w:rPr>
@@ -3703,23 +4889,29 @@
     </w:p>
     <w:p>
       <w:pPr>
-        <w:pStyle w:val="Heading2"/>
+        <w:keepNext/>
+        <w:spacing w:lineRule="auto" w:line="420" w:before="280" w:after="120"/>
         <w:jc w:val="left"/>
       </w:pPr>
       <w:r>
         <w:rPr>
-          <w:rFonts w:ascii="Times New Roman" w:hAnsi="Times New Roman"/>
+          <w:rFonts w:ascii="Times New Roman" w:hAnsi="Times New Roman" w:eastAsia="Times New Roman"/>
+          <w:b/>
+          <w:i w:val="0"/>
+          <w:sz w:val="26"/>
         </w:rPr>
         <w:t>6.5 Lembaga Penegak Hukum di Indonesia</w:t>
       </w:r>
     </w:p>
     <w:p>
       <w:pPr>
-        <w:jc w:val="both"/>
-      </w:pPr>
-      <w:r>
-        <w:rPr>
-          <w:rFonts w:ascii="Times New Roman" w:hAnsi="Times New Roman"/>
+        <w:spacing w:lineRule="auto" w:line="420" w:after="240" w:before="0"/>
+        <w:jc w:val="both"/>
+      </w:pPr>
+      <w:r>
+        <w:rPr>
+          <w:rFonts w:ascii="Times New Roman" w:hAnsi="Times New Roman" w:eastAsia="Times New Roman"/>
+          <w:b w:val="0"/>
           <w:i w:val="0"/>
           <w:sz w:val="24"/>
         </w:rPr>
@@ -3728,11 +4920,13 @@
     </w:p>
     <w:p>
       <w:pPr>
-        <w:jc w:val="both"/>
-      </w:pPr>
-      <w:r>
-        <w:rPr>
-          <w:rFonts w:ascii="Times New Roman" w:hAnsi="Times New Roman"/>
+        <w:spacing w:lineRule="auto" w:line="420" w:after="240" w:before="0"/>
+        <w:jc w:val="both"/>
+      </w:pPr>
+      <w:r>
+        <w:rPr>
+          <w:rFonts w:ascii="Times New Roman" w:hAnsi="Times New Roman" w:eastAsia="Times New Roman"/>
+          <w:b w:val="0"/>
           <w:i w:val="0"/>
           <w:sz w:val="24"/>
         </w:rPr>
@@ -3741,23 +4935,29 @@
     </w:p>
     <w:p>
       <w:pPr>
-        <w:pStyle w:val="Heading2"/>
+        <w:keepNext/>
+        <w:spacing w:lineRule="auto" w:line="420" w:before="280" w:after="120"/>
         <w:jc w:val="left"/>
       </w:pPr>
       <w:r>
         <w:rPr>
-          <w:rFonts w:ascii="Times New Roman" w:hAnsi="Times New Roman"/>
+          <w:rFonts w:ascii="Times New Roman" w:hAnsi="Times New Roman" w:eastAsia="Times New Roman"/>
+          <w:b/>
+          <w:i w:val="0"/>
+          <w:sz w:val="26"/>
         </w:rPr>
         <w:t>6.6 Hambatan Penegakan Hukum</w:t>
       </w:r>
     </w:p>
     <w:p>
       <w:pPr>
-        <w:jc w:val="both"/>
-      </w:pPr>
-      <w:r>
-        <w:rPr>
-          <w:rFonts w:ascii="Times New Roman" w:hAnsi="Times New Roman"/>
+        <w:spacing w:lineRule="auto" w:line="420" w:after="240" w:before="0"/>
+        <w:jc w:val="both"/>
+      </w:pPr>
+      <w:r>
+        <w:rPr>
+          <w:rFonts w:ascii="Times New Roman" w:hAnsi="Times New Roman" w:eastAsia="Times New Roman"/>
+          <w:b w:val="0"/>
           <w:i w:val="0"/>
           <w:sz w:val="24"/>
         </w:rPr>
@@ -3766,11 +4966,13 @@
     </w:p>
     <w:p>
       <w:pPr>
-        <w:jc w:val="both"/>
-      </w:pPr>
-      <w:r>
-        <w:rPr>
-          <w:rFonts w:ascii="Times New Roman" w:hAnsi="Times New Roman"/>
+        <w:spacing w:lineRule="auto" w:line="420" w:after="240" w:before="0"/>
+        <w:jc w:val="both"/>
+      </w:pPr>
+      <w:r>
+        <w:rPr>
+          <w:rFonts w:ascii="Times New Roman" w:hAnsi="Times New Roman" w:eastAsia="Times New Roman"/>
+          <w:b w:val="0"/>
           <w:i w:val="0"/>
           <w:sz w:val="24"/>
         </w:rPr>
@@ -3779,23 +4981,29 @@
     </w:p>
     <w:p>
       <w:pPr>
-        <w:pStyle w:val="Heading2"/>
+        <w:keepNext/>
+        <w:spacing w:lineRule="auto" w:line="420" w:before="280" w:after="120"/>
         <w:jc w:val="left"/>
       </w:pPr>
       <w:r>
         <w:rPr>
-          <w:rFonts w:ascii="Times New Roman" w:hAnsi="Times New Roman"/>
+          <w:rFonts w:ascii="Times New Roman" w:hAnsi="Times New Roman" w:eastAsia="Times New Roman"/>
+          <w:b/>
+          <w:i w:val="0"/>
+          <w:sz w:val="26"/>
         </w:rPr>
         <w:t>6.7 Hukum dan Keadilan Sosial</w:t>
       </w:r>
     </w:p>
     <w:p>
       <w:pPr>
-        <w:jc w:val="both"/>
-      </w:pPr>
-      <w:r>
-        <w:rPr>
-          <w:rFonts w:ascii="Times New Roman" w:hAnsi="Times New Roman"/>
+        <w:spacing w:lineRule="auto" w:line="420" w:after="240" w:before="0"/>
+        <w:jc w:val="both"/>
+      </w:pPr>
+      <w:r>
+        <w:rPr>
+          <w:rFonts w:ascii="Times New Roman" w:hAnsi="Times New Roman" w:eastAsia="Times New Roman"/>
+          <w:b w:val="0"/>
           <w:i w:val="0"/>
           <w:sz w:val="24"/>
         </w:rPr>
@@ -3804,11 +5012,13 @@
     </w:p>
     <w:p>
       <w:pPr>
-        <w:jc w:val="both"/>
-      </w:pPr>
-      <w:r>
-        <w:rPr>
-          <w:rFonts w:ascii="Times New Roman" w:hAnsi="Times New Roman"/>
+        <w:spacing w:lineRule="auto" w:line="420" w:after="240" w:before="0"/>
+        <w:jc w:val="both"/>
+      </w:pPr>
+      <w:r>
+        <w:rPr>
+          <w:rFonts w:ascii="Times New Roman" w:hAnsi="Times New Roman" w:eastAsia="Times New Roman"/>
+          <w:b w:val="0"/>
           <w:i w:val="0"/>
           <w:sz w:val="24"/>
         </w:rPr>
@@ -3817,23 +5027,29 @@
     </w:p>
     <w:p>
       <w:pPr>
-        <w:pStyle w:val="Heading2"/>
+        <w:keepNext/>
+        <w:spacing w:lineRule="auto" w:line="420" w:before="280" w:after="120"/>
         <w:jc w:val="left"/>
       </w:pPr>
       <w:r>
         <w:rPr>
-          <w:rFonts w:ascii="Times New Roman" w:hAnsi="Times New Roman"/>
+          <w:rFonts w:ascii="Times New Roman" w:hAnsi="Times New Roman" w:eastAsia="Times New Roman"/>
+          <w:b/>
+          <w:i w:val="0"/>
+          <w:sz w:val="26"/>
         </w:rPr>
         <w:t>6.8 Budaya Hukum dalam Masyarakat</w:t>
       </w:r>
     </w:p>
     <w:p>
       <w:pPr>
-        <w:jc w:val="both"/>
-      </w:pPr>
-      <w:r>
-        <w:rPr>
-          <w:rFonts w:ascii="Times New Roman" w:hAnsi="Times New Roman"/>
+        <w:spacing w:lineRule="auto" w:line="420" w:after="240" w:before="0"/>
+        <w:jc w:val="both"/>
+      </w:pPr>
+      <w:r>
+        <w:rPr>
+          <w:rFonts w:ascii="Times New Roman" w:hAnsi="Times New Roman" w:eastAsia="Times New Roman"/>
+          <w:b w:val="0"/>
           <w:i w:val="0"/>
           <w:sz w:val="24"/>
         </w:rPr>
@@ -3842,11 +5058,13 @@
     </w:p>
     <w:p>
       <w:pPr>
-        <w:jc w:val="both"/>
-      </w:pPr>
-      <w:r>
-        <w:rPr>
-          <w:rFonts w:ascii="Times New Roman" w:hAnsi="Times New Roman"/>
+        <w:spacing w:lineRule="auto" w:line="420" w:after="240" w:before="0"/>
+        <w:jc w:val="both"/>
+      </w:pPr>
+      <w:r>
+        <w:rPr>
+          <w:rFonts w:ascii="Times New Roman" w:hAnsi="Times New Roman" w:eastAsia="Times New Roman"/>
+          <w:b w:val="0"/>
           <w:i w:val="0"/>
           <w:sz w:val="24"/>
         </w:rPr>
@@ -3855,23 +5073,29 @@
     </w:p>
     <w:p>
       <w:pPr>
-        <w:pStyle w:val="Heading2"/>
+        <w:keepNext/>
+        <w:spacing w:lineRule="auto" w:line="420" w:before="280" w:after="120"/>
         <w:jc w:val="left"/>
       </w:pPr>
       <w:r>
         <w:rPr>
-          <w:rFonts w:ascii="Times New Roman" w:hAnsi="Times New Roman"/>
+          <w:rFonts w:ascii="Times New Roman" w:hAnsi="Times New Roman" w:eastAsia="Times New Roman"/>
+          <w:b/>
+          <w:i w:val="0"/>
+          <w:sz w:val="26"/>
         </w:rPr>
         <w:t>6.9 Penegakan Hukum dan Kepercayaan Publik</w:t>
       </w:r>
     </w:p>
     <w:p>
       <w:pPr>
-        <w:jc w:val="both"/>
-      </w:pPr>
-      <w:r>
-        <w:rPr>
-          <w:rFonts w:ascii="Times New Roman" w:hAnsi="Times New Roman"/>
+        <w:spacing w:lineRule="auto" w:line="420" w:after="240" w:before="0"/>
+        <w:jc w:val="both"/>
+      </w:pPr>
+      <w:r>
+        <w:rPr>
+          <w:rFonts w:ascii="Times New Roman" w:hAnsi="Times New Roman" w:eastAsia="Times New Roman"/>
+          <w:b w:val="0"/>
           <w:i w:val="0"/>
           <w:sz w:val="24"/>
         </w:rPr>
@@ -3880,11 +5104,13 @@
     </w:p>
     <w:p>
       <w:pPr>
-        <w:jc w:val="both"/>
-      </w:pPr>
-      <w:r>
-        <w:rPr>
-          <w:rFonts w:ascii="Times New Roman" w:hAnsi="Times New Roman"/>
+        <w:spacing w:lineRule="auto" w:line="420" w:after="240" w:before="0"/>
+        <w:jc w:val="both"/>
+      </w:pPr>
+      <w:r>
+        <w:rPr>
+          <w:rFonts w:ascii="Times New Roman" w:hAnsi="Times New Roman" w:eastAsia="Times New Roman"/>
+          <w:b w:val="0"/>
           <w:i w:val="0"/>
           <w:sz w:val="24"/>
         </w:rPr>
@@ -3893,23 +5119,29 @@
     </w:p>
     <w:p>
       <w:pPr>
-        <w:pStyle w:val="Heading2"/>
+        <w:keepNext/>
+        <w:spacing w:lineRule="auto" w:line="420" w:before="280" w:after="120"/>
         <w:jc w:val="left"/>
       </w:pPr>
       <w:r>
         <w:rPr>
-          <w:rFonts w:ascii="Times New Roman" w:hAnsi="Times New Roman"/>
+          <w:rFonts w:ascii="Times New Roman" w:hAnsi="Times New Roman" w:eastAsia="Times New Roman"/>
+          <w:b/>
+          <w:i w:val="0"/>
+          <w:sz w:val="26"/>
         </w:rPr>
         <w:t>6.10 Peran Mahasiswa dalam Penegakan Hukum</w:t>
       </w:r>
     </w:p>
     <w:p>
       <w:pPr>
-        <w:jc w:val="both"/>
-      </w:pPr>
-      <w:r>
-        <w:rPr>
-          <w:rFonts w:ascii="Times New Roman" w:hAnsi="Times New Roman"/>
+        <w:spacing w:lineRule="auto" w:line="420" w:after="240" w:before="0"/>
+        <w:jc w:val="both"/>
+      </w:pPr>
+      <w:r>
+        <w:rPr>
+          <w:rFonts w:ascii="Times New Roman" w:hAnsi="Times New Roman" w:eastAsia="Times New Roman"/>
+          <w:b w:val="0"/>
           <w:i w:val="0"/>
           <w:sz w:val="24"/>
         </w:rPr>
@@ -3918,11 +5150,13 @@
     </w:p>
     <w:p>
       <w:pPr>
-        <w:jc w:val="both"/>
-      </w:pPr>
-      <w:r>
-        <w:rPr>
-          <w:rFonts w:ascii="Times New Roman" w:hAnsi="Times New Roman"/>
+        <w:spacing w:lineRule="auto" w:line="420" w:after="240" w:before="0"/>
+        <w:jc w:val="both"/>
+      </w:pPr>
+      <w:r>
+        <w:rPr>
+          <w:rFonts w:ascii="Times New Roman" w:hAnsi="Times New Roman" w:eastAsia="Times New Roman"/>
+          <w:b w:val="0"/>
           <w:i w:val="0"/>
           <w:sz w:val="24"/>
         </w:rPr>
@@ -3931,23 +5165,29 @@
     </w:p>
     <w:p>
       <w:pPr>
-        <w:pStyle w:val="Heading2"/>
+        <w:keepNext/>
+        <w:spacing w:lineRule="auto" w:line="420" w:before="280" w:after="120"/>
         <w:jc w:val="left"/>
       </w:pPr>
       <w:r>
         <w:rPr>
-          <w:rFonts w:ascii="Times New Roman" w:hAnsi="Times New Roman"/>
+          <w:rFonts w:ascii="Times New Roman" w:hAnsi="Times New Roman" w:eastAsia="Times New Roman"/>
+          <w:b/>
+          <w:i w:val="0"/>
+          <w:sz w:val="26"/>
         </w:rPr>
         <w:t>6.11 Akses Keadilan bagi Masyarakat</w:t>
       </w:r>
     </w:p>
     <w:p>
       <w:pPr>
-        <w:jc w:val="both"/>
-      </w:pPr>
-      <w:r>
-        <w:rPr>
-          <w:rFonts w:ascii="Times New Roman" w:hAnsi="Times New Roman"/>
+        <w:spacing w:lineRule="auto" w:line="420" w:after="240" w:before="0"/>
+        <w:jc w:val="both"/>
+      </w:pPr>
+      <w:r>
+        <w:rPr>
+          <w:rFonts w:ascii="Times New Roman" w:hAnsi="Times New Roman" w:eastAsia="Times New Roman"/>
+          <w:b w:val="0"/>
           <w:i w:val="0"/>
           <w:sz w:val="24"/>
         </w:rPr>
@@ -3956,11 +5196,13 @@
     </w:p>
     <w:p>
       <w:pPr>
-        <w:jc w:val="both"/>
-      </w:pPr>
-      <w:r>
-        <w:rPr>
-          <w:rFonts w:ascii="Times New Roman" w:hAnsi="Times New Roman"/>
+        <w:spacing w:lineRule="auto" w:line="420" w:after="240" w:before="0"/>
+        <w:jc w:val="both"/>
+      </w:pPr>
+      <w:r>
+        <w:rPr>
+          <w:rFonts w:ascii="Times New Roman" w:hAnsi="Times New Roman" w:eastAsia="Times New Roman"/>
+          <w:b w:val="0"/>
           <w:i w:val="0"/>
           <w:sz w:val="24"/>
         </w:rPr>
@@ -3969,23 +5211,29 @@
     </w:p>
     <w:p>
       <w:pPr>
-        <w:pStyle w:val="Heading2"/>
+        <w:keepNext/>
+        <w:spacing w:lineRule="auto" w:line="420" w:before="280" w:after="120"/>
         <w:jc w:val="left"/>
       </w:pPr>
       <w:r>
         <w:rPr>
-          <w:rFonts w:ascii="Times New Roman" w:hAnsi="Times New Roman"/>
+          <w:rFonts w:ascii="Times New Roman" w:hAnsi="Times New Roman" w:eastAsia="Times New Roman"/>
+          <w:b/>
+          <w:i w:val="0"/>
+          <w:sz w:val="26"/>
         </w:rPr>
         <w:t>6.12 Pendidikan Hukum bagi Generasi Muda</w:t>
       </w:r>
     </w:p>
     <w:p>
       <w:pPr>
-        <w:jc w:val="both"/>
-      </w:pPr>
-      <w:r>
-        <w:rPr>
-          <w:rFonts w:ascii="Times New Roman" w:hAnsi="Times New Roman"/>
+        <w:spacing w:lineRule="auto" w:line="420" w:after="240" w:before="0"/>
+        <w:jc w:val="both"/>
+      </w:pPr>
+      <w:r>
+        <w:rPr>
+          <w:rFonts w:ascii="Times New Roman" w:hAnsi="Times New Roman" w:eastAsia="Times New Roman"/>
+          <w:b w:val="0"/>
           <w:i w:val="0"/>
           <w:sz w:val="24"/>
         </w:rPr>
@@ -3994,11 +5242,13 @@
     </w:p>
     <w:p>
       <w:pPr>
-        <w:jc w:val="both"/>
-      </w:pPr>
-      <w:r>
-        <w:rPr>
-          <w:rFonts w:ascii="Times New Roman" w:hAnsi="Times New Roman"/>
+        <w:spacing w:lineRule="auto" w:line="420" w:after="240" w:before="0"/>
+        <w:jc w:val="both"/>
+      </w:pPr>
+      <w:r>
+        <w:rPr>
+          <w:rFonts w:ascii="Times New Roman" w:hAnsi="Times New Roman" w:eastAsia="Times New Roman"/>
+          <w:b w:val="0"/>
           <w:i w:val="0"/>
           <w:sz w:val="24"/>
         </w:rPr>
@@ -4007,23 +5257,29 @@
     </w:p>
     <w:p>
       <w:pPr>
-        <w:pStyle w:val="Heading2"/>
+        <w:keepNext/>
+        <w:spacing w:lineRule="auto" w:line="420" w:before="280" w:after="120"/>
         <w:jc w:val="left"/>
       </w:pPr>
       <w:r>
         <w:rPr>
-          <w:rFonts w:ascii="Times New Roman" w:hAnsi="Times New Roman"/>
+          <w:rFonts w:ascii="Times New Roman" w:hAnsi="Times New Roman" w:eastAsia="Times New Roman"/>
+          <w:b/>
+          <w:i w:val="0"/>
+          <w:sz w:val="26"/>
         </w:rPr>
         <w:t>6.13 Korupsi sebagai Tantangan Terbesar Penegakan Hukum</w:t>
       </w:r>
     </w:p>
     <w:p>
       <w:pPr>
-        <w:jc w:val="both"/>
-      </w:pPr>
-      <w:r>
-        <w:rPr>
-          <w:rFonts w:ascii="Times New Roman" w:hAnsi="Times New Roman"/>
+        <w:spacing w:lineRule="auto" w:line="420" w:after="240" w:before="0"/>
+        <w:jc w:val="both"/>
+      </w:pPr>
+      <w:r>
+        <w:rPr>
+          <w:rFonts w:ascii="Times New Roman" w:hAnsi="Times New Roman" w:eastAsia="Times New Roman"/>
+          <w:b w:val="0"/>
           <w:i w:val="0"/>
           <w:sz w:val="24"/>
         </w:rPr>
@@ -4032,11 +5288,13 @@
     </w:p>
     <w:p>
       <w:pPr>
-        <w:jc w:val="both"/>
-      </w:pPr>
-      <w:r>
-        <w:rPr>
-          <w:rFonts w:ascii="Times New Roman" w:hAnsi="Times New Roman"/>
+        <w:spacing w:lineRule="auto" w:line="420" w:after="240" w:before="0"/>
+        <w:jc w:val="both"/>
+      </w:pPr>
+      <w:r>
+        <w:rPr>
+          <w:rFonts w:ascii="Times New Roman" w:hAnsi="Times New Roman" w:eastAsia="Times New Roman"/>
+          <w:b w:val="0"/>
           <w:i w:val="0"/>
           <w:sz w:val="24"/>
         </w:rPr>
@@ -4045,11 +5303,13 @@
     </w:p>
     <w:p>
       <w:pPr>
-        <w:jc w:val="both"/>
-      </w:pPr>
-      <w:r>
-        <w:rPr>
-          <w:rFonts w:ascii="Times New Roman" w:hAnsi="Times New Roman"/>
+        <w:spacing w:lineRule="auto" w:line="420" w:after="240" w:before="0"/>
+        <w:jc w:val="both"/>
+      </w:pPr>
+      <w:r>
+        <w:rPr>
+          <w:rFonts w:ascii="Times New Roman" w:hAnsi="Times New Roman" w:eastAsia="Times New Roman"/>
+          <w:b w:val="0"/>
           <w:i w:val="0"/>
           <w:sz w:val="24"/>
         </w:rPr>
@@ -4058,23 +5318,90 @@
     </w:p>
     <w:p>
       <w:pPr>
-        <w:pStyle w:val="Heading2"/>
+        <w:keepNext/>
+        <w:spacing w:lineRule="auto" w:line="420" w:before="280" w:after="120"/>
         <w:jc w:val="left"/>
       </w:pPr>
       <w:r>
         <w:rPr>
-          <w:rFonts w:ascii="Times New Roman" w:hAnsi="Times New Roman"/>
-        </w:rPr>
-        <w:t>6.14 Refleksi Mahasiswa</w:t>
-      </w:r>
-    </w:p>
-    <w:p>
-      <w:pPr>
-        <w:jc w:val="both"/>
-      </w:pPr>
-      <w:r>
-        <w:rPr>
-          <w:rFonts w:ascii="Times New Roman" w:hAnsi="Times New Roman"/>
+          <w:rFonts w:ascii="Times New Roman" w:hAnsi="Times New Roman" w:eastAsia="Times New Roman"/>
+          <w:b/>
+          <w:i w:val="0"/>
+          <w:sz w:val="26"/>
+        </w:rPr>
+        <w:t>6.14 Membangun Kembali Kepercayaan terhadap Hukum</w:t>
+      </w:r>
+    </w:p>
+    <w:p>
+      <w:pPr>
+        <w:spacing w:lineRule="auto" w:line="420" w:after="240" w:before="0"/>
+        <w:jc w:val="both"/>
+      </w:pPr>
+      <w:r>
+        <w:rPr>
+          <w:rFonts w:ascii="Times New Roman" w:hAnsi="Times New Roman" w:eastAsia="Times New Roman"/>
+          <w:b w:val="0"/>
+          <w:i w:val="0"/>
+          <w:sz w:val="24"/>
+        </w:rPr>
+        <w:t>Kepercayaan masyarakat terhadap hukum adalah modal yang sangat berharga, tetapi mudah rusak. Sekali masyarakat merasa hukum tidak adil, kepercayaan itu sulit dipulihkan. Padahal, tanpa kepercayaan, masyarakat cenderung mengambil jalan sendiri yang justru menambah kekacauan.</w:t>
+      </w:r>
+    </w:p>
+    <w:p>
+      <w:pPr>
+        <w:spacing w:lineRule="auto" w:line="420" w:after="240" w:before="0"/>
+        <w:jc w:val="both"/>
+      </w:pPr>
+      <w:r>
+        <w:rPr>
+          <w:rFonts w:ascii="Times New Roman" w:hAnsi="Times New Roman" w:eastAsia="Times New Roman"/>
+          <w:b w:val="0"/>
+          <w:i w:val="0"/>
+          <w:sz w:val="24"/>
+        </w:rPr>
+        <w:t>Membangun kembali kepercayaan menuntut bukti, bukan sekadar janji. Penegakan hukum yang konsisten, transparan, dan tidak pandang bulu adalah cara paling nyata untuk memulihkannya. Ketika masyarakat melihat bahwa pejabat yang bersalah pun diproses secara adil, kepercayaan akan tumbuh dengan sendirinya.</w:t>
+      </w:r>
+    </w:p>
+    <w:p>
+      <w:pPr>
+        <w:spacing w:lineRule="auto" w:line="420" w:after="240" w:before="0"/>
+        <w:jc w:val="both"/>
+      </w:pPr>
+      <w:r>
+        <w:rPr>
+          <w:rFonts w:ascii="Times New Roman" w:hAnsi="Times New Roman" w:eastAsia="Times New Roman"/>
+          <w:b w:val="0"/>
+          <w:i w:val="0"/>
+          <w:sz w:val="24"/>
+        </w:rPr>
+        <w:t>Mahasiswa dapat berperan dengan menjaga sikap kritis yang sehat terhadap praktik hukum. Mengawal kasus-kasus penting, menyuarakan ketidakadilan melalui cara yang sah, dan menolak budaya suap dalam kehidupan sehari-hari adalah bentuk dukungan terhadap pemulihan kepercayaan publik terhadap hukum.</w:t>
+      </w:r>
+    </w:p>
+    <w:p>
+      <w:pPr>
+        <w:keepNext/>
+        <w:spacing w:lineRule="auto" w:line="420" w:before="280" w:after="120"/>
+        <w:jc w:val="left"/>
+      </w:pPr>
+      <w:r>
+        <w:rPr>
+          <w:rFonts w:ascii="Times New Roman" w:hAnsi="Times New Roman" w:eastAsia="Times New Roman"/>
+          <w:b/>
+          <w:i w:val="0"/>
+          <w:sz w:val="26"/>
+        </w:rPr>
+        <w:t>6.15 Refleksi Mahasiswa</w:t>
+      </w:r>
+    </w:p>
+    <w:p>
+      <w:pPr>
+        <w:spacing w:lineRule="auto" w:line="420" w:after="240" w:before="0"/>
+        <w:jc w:val="both"/>
+      </w:pPr>
+      <w:r>
+        <w:rPr>
+          <w:rFonts w:ascii="Times New Roman" w:hAnsi="Times New Roman" w:eastAsia="Times New Roman"/>
+          <w:b w:val="0"/>
           <w:i w:val="0"/>
           <w:sz w:val="24"/>
         </w:rPr>
@@ -4083,23 +5410,29 @@
     </w:p>
     <w:p>
       <w:pPr>
-        <w:pStyle w:val="Heading2"/>
+        <w:keepNext/>
+        <w:spacing w:lineRule="auto" w:line="420" w:before="280" w:after="120"/>
         <w:jc w:val="left"/>
       </w:pPr>
       <w:r>
         <w:rPr>
-          <w:rFonts w:ascii="Times New Roman" w:hAnsi="Times New Roman"/>
-        </w:rPr>
-        <w:t>6.15 Rangkuman</w:t>
-      </w:r>
-    </w:p>
-    <w:p>
-      <w:pPr>
-        <w:jc w:val="both"/>
-      </w:pPr>
-      <w:r>
-        <w:rPr>
-          <w:rFonts w:ascii="Times New Roman" w:hAnsi="Times New Roman"/>
+          <w:rFonts w:ascii="Times New Roman" w:hAnsi="Times New Roman" w:eastAsia="Times New Roman"/>
+          <w:b/>
+          <w:i w:val="0"/>
+          <w:sz w:val="26"/>
+        </w:rPr>
+        <w:t>6.16 Rangkuman</w:t>
+      </w:r>
+    </w:p>
+    <w:p>
+      <w:pPr>
+        <w:spacing w:lineRule="auto" w:line="420" w:after="240" w:before="0"/>
+        <w:jc w:val="both"/>
+      </w:pPr>
+      <w:r>
+        <w:rPr>
+          <w:rFonts w:ascii="Times New Roman" w:hAnsi="Times New Roman" w:eastAsia="Times New Roman"/>
+          <w:b w:val="0"/>
           <w:i w:val="0"/>
           <w:sz w:val="24"/>
         </w:rPr>
@@ -4108,11 +5441,13 @@
     </w:p>
     <w:p>
       <w:pPr>
-        <w:jc w:val="both"/>
-      </w:pPr>
-      <w:r>
-        <w:rPr>
-          <w:rFonts w:ascii="Times New Roman" w:hAnsi="Times New Roman"/>
+        <w:spacing w:lineRule="auto" w:line="420" w:after="240" w:before="0"/>
+        <w:jc w:val="both"/>
+      </w:pPr>
+      <w:r>
+        <w:rPr>
+          <w:rFonts w:ascii="Times New Roman" w:hAnsi="Times New Roman" w:eastAsia="Times New Roman"/>
+          <w:b w:val="0"/>
           <w:i w:val="0"/>
           <w:sz w:val="24"/>
         </w:rPr>
@@ -4120,41 +5455,47 @@
       </w:r>
     </w:p>
     <w:p>
-      <w:r>
-        <w:br w:type="page"/>
-      </w:r>
-    </w:p>
-    <w:p>
-      <w:pPr>
-        <w:pStyle w:val="Heading1"/>
+      <w:pPr>
+        <w:keepNext/>
+        <w:pageBreakBefore/>
+        <w:spacing w:lineRule="auto" w:line="420" w:before="0" w:after="80"/>
         <w:jc w:val="center"/>
       </w:pPr>
       <w:r>
         <w:rPr>
-          <w:rFonts w:ascii="Times New Roman" w:hAnsi="Times New Roman"/>
+          <w:rFonts w:ascii="Times New Roman" w:hAnsi="Times New Roman" w:eastAsia="Times New Roman"/>
+          <w:b/>
+          <w:i w:val="0"/>
+          <w:sz w:val="32"/>
         </w:rPr>
         <w:t>BAB 7</w:t>
       </w:r>
     </w:p>
     <w:p>
       <w:pPr>
-        <w:pStyle w:val="Heading1"/>
+        <w:keepNext/>
+        <w:spacing w:lineRule="auto" w:line="420" w:before="0" w:after="400"/>
         <w:jc w:val="center"/>
       </w:pPr>
       <w:r>
         <w:rPr>
-          <w:rFonts w:ascii="Times New Roman" w:hAnsi="Times New Roman"/>
+          <w:rFonts w:ascii="Times New Roman" w:hAnsi="Times New Roman" w:eastAsia="Times New Roman"/>
+          <w:b/>
+          <w:i w:val="0"/>
+          <w:sz w:val="32"/>
         </w:rPr>
         <w:t>GEOPOLITIK DAN GEOSTRATEGI</w:t>
       </w:r>
     </w:p>
     <w:p>
       <w:pPr>
-        <w:jc w:val="both"/>
-      </w:pPr>
-      <w:r>
-        <w:rPr>
-          <w:rFonts w:ascii="Times New Roman" w:hAnsi="Times New Roman"/>
+        <w:spacing w:lineRule="auto" w:line="420" w:after="240" w:before="0"/>
+        <w:jc w:val="both"/>
+      </w:pPr>
+      <w:r>
+        <w:rPr>
+          <w:rFonts w:ascii="Times New Roman" w:hAnsi="Times New Roman" w:eastAsia="Times New Roman"/>
+          <w:b w:val="0"/>
           <w:i w:val="0"/>
           <w:sz w:val="24"/>
         </w:rPr>
@@ -4163,23 +5504,29 @@
     </w:p>
     <w:p>
       <w:pPr>
-        <w:pStyle w:val="Heading2"/>
+        <w:keepNext/>
+        <w:spacing w:lineRule="auto" w:line="420" w:before="280" w:after="120"/>
         <w:jc w:val="left"/>
       </w:pPr>
       <w:r>
         <w:rPr>
-          <w:rFonts w:ascii="Times New Roman" w:hAnsi="Times New Roman"/>
+          <w:rFonts w:ascii="Times New Roman" w:hAnsi="Times New Roman" w:eastAsia="Times New Roman"/>
+          <w:b/>
+          <w:i w:val="0"/>
+          <w:sz w:val="26"/>
         </w:rPr>
         <w:t>7.1 Pengertian Geopolitik</w:t>
       </w:r>
     </w:p>
     <w:p>
       <w:pPr>
-        <w:jc w:val="both"/>
-      </w:pPr>
-      <w:r>
-        <w:rPr>
-          <w:rFonts w:ascii="Times New Roman" w:hAnsi="Times New Roman"/>
+        <w:spacing w:lineRule="auto" w:line="420" w:after="240" w:before="0"/>
+        <w:jc w:val="both"/>
+      </w:pPr>
+      <w:r>
+        <w:rPr>
+          <w:rFonts w:ascii="Times New Roman" w:hAnsi="Times New Roman" w:eastAsia="Times New Roman"/>
+          <w:b w:val="0"/>
           <w:i w:val="0"/>
           <w:sz w:val="24"/>
         </w:rPr>
@@ -4188,11 +5535,13 @@
     </w:p>
     <w:p>
       <w:pPr>
-        <w:jc w:val="both"/>
-      </w:pPr>
-      <w:r>
-        <w:rPr>
-          <w:rFonts w:ascii="Times New Roman" w:hAnsi="Times New Roman"/>
+        <w:spacing w:lineRule="auto" w:line="420" w:after="240" w:before="0"/>
+        <w:jc w:val="both"/>
+      </w:pPr>
+      <w:r>
+        <w:rPr>
+          <w:rFonts w:ascii="Times New Roman" w:hAnsi="Times New Roman" w:eastAsia="Times New Roman"/>
+          <w:b w:val="0"/>
           <w:i w:val="0"/>
           <w:sz w:val="24"/>
         </w:rPr>
@@ -4201,11 +5550,13 @@
     </w:p>
     <w:p>
       <w:pPr>
-        <w:jc w:val="both"/>
-      </w:pPr>
-      <w:r>
-        <w:rPr>
-          <w:rFonts w:ascii="Times New Roman" w:hAnsi="Times New Roman"/>
+        <w:spacing w:lineRule="auto" w:line="420" w:after="240" w:before="0"/>
+        <w:jc w:val="both"/>
+      </w:pPr>
+      <w:r>
+        <w:rPr>
+          <w:rFonts w:ascii="Times New Roman" w:hAnsi="Times New Roman" w:eastAsia="Times New Roman"/>
+          <w:b w:val="0"/>
           <w:i w:val="0"/>
           <w:sz w:val="24"/>
         </w:rPr>
@@ -4214,23 +5565,29 @@
     </w:p>
     <w:p>
       <w:pPr>
-        <w:pStyle w:val="Heading2"/>
+        <w:keepNext/>
+        <w:spacing w:lineRule="auto" w:line="420" w:before="280" w:after="120"/>
         <w:jc w:val="left"/>
       </w:pPr>
       <w:r>
         <w:rPr>
-          <w:rFonts w:ascii="Times New Roman" w:hAnsi="Times New Roman"/>
+          <w:rFonts w:ascii="Times New Roman" w:hAnsi="Times New Roman" w:eastAsia="Times New Roman"/>
+          <w:b/>
+          <w:i w:val="0"/>
+          <w:sz w:val="26"/>
         </w:rPr>
         <w:t>7.2 Wawasan Nusantara sebagai Geopolitik Indonesia</w:t>
       </w:r>
     </w:p>
     <w:p>
       <w:pPr>
-        <w:jc w:val="both"/>
-      </w:pPr>
-      <w:r>
-        <w:rPr>
-          <w:rFonts w:ascii="Times New Roman" w:hAnsi="Times New Roman"/>
+        <w:spacing w:lineRule="auto" w:line="420" w:after="240" w:before="0"/>
+        <w:jc w:val="both"/>
+      </w:pPr>
+      <w:r>
+        <w:rPr>
+          <w:rFonts w:ascii="Times New Roman" w:hAnsi="Times New Roman" w:eastAsia="Times New Roman"/>
+          <w:b w:val="0"/>
           <w:i w:val="0"/>
           <w:sz w:val="24"/>
         </w:rPr>
@@ -4239,11 +5596,13 @@
     </w:p>
     <w:p>
       <w:pPr>
-        <w:jc w:val="both"/>
-      </w:pPr>
-      <w:r>
-        <w:rPr>
-          <w:rFonts w:ascii="Times New Roman" w:hAnsi="Times New Roman"/>
+        <w:spacing w:lineRule="auto" w:line="420" w:after="240" w:before="0"/>
+        <w:jc w:val="both"/>
+      </w:pPr>
+      <w:r>
+        <w:rPr>
+          <w:rFonts w:ascii="Times New Roman" w:hAnsi="Times New Roman" w:eastAsia="Times New Roman"/>
+          <w:b w:val="0"/>
           <w:i w:val="0"/>
           <w:sz w:val="24"/>
         </w:rPr>
@@ -4252,11 +5611,13 @@
     </w:p>
     <w:p>
       <w:pPr>
-        <w:jc w:val="both"/>
-      </w:pPr>
-      <w:r>
-        <w:rPr>
-          <w:rFonts w:ascii="Times New Roman" w:hAnsi="Times New Roman"/>
+        <w:spacing w:lineRule="auto" w:line="420" w:after="240" w:before="0"/>
+        <w:jc w:val="both"/>
+      </w:pPr>
+      <w:r>
+        <w:rPr>
+          <w:rFonts w:ascii="Times New Roman" w:hAnsi="Times New Roman" w:eastAsia="Times New Roman"/>
+          <w:b w:val="0"/>
           <w:i w:val="0"/>
           <w:sz w:val="24"/>
         </w:rPr>
@@ -4265,23 +5626,29 @@
     </w:p>
     <w:p>
       <w:pPr>
-        <w:pStyle w:val="Heading2"/>
+        <w:keepNext/>
+        <w:spacing w:lineRule="auto" w:line="420" w:before="280" w:after="120"/>
         <w:jc w:val="left"/>
       </w:pPr>
       <w:r>
         <w:rPr>
-          <w:rFonts w:ascii="Times New Roman" w:hAnsi="Times New Roman"/>
+          <w:rFonts w:ascii="Times New Roman" w:hAnsi="Times New Roman" w:eastAsia="Times New Roman"/>
+          <w:b/>
+          <w:i w:val="0"/>
+          <w:sz w:val="26"/>
         </w:rPr>
         <w:t>7.3 Asas dan Fungsi Wawasan Nusantara</w:t>
       </w:r>
     </w:p>
     <w:p>
       <w:pPr>
-        <w:jc w:val="both"/>
-      </w:pPr>
-      <w:r>
-        <w:rPr>
-          <w:rFonts w:ascii="Times New Roman" w:hAnsi="Times New Roman"/>
+        <w:spacing w:lineRule="auto" w:line="420" w:after="240" w:before="0"/>
+        <w:jc w:val="both"/>
+      </w:pPr>
+      <w:r>
+        <w:rPr>
+          <w:rFonts w:ascii="Times New Roman" w:hAnsi="Times New Roman" w:eastAsia="Times New Roman"/>
+          <w:b w:val="0"/>
           <w:i w:val="0"/>
           <w:sz w:val="24"/>
         </w:rPr>
@@ -4290,11 +5657,13 @@
     </w:p>
     <w:p>
       <w:pPr>
-        <w:jc w:val="both"/>
-      </w:pPr>
-      <w:r>
-        <w:rPr>
-          <w:rFonts w:ascii="Times New Roman" w:hAnsi="Times New Roman"/>
+        <w:spacing w:lineRule="auto" w:line="420" w:after="240" w:before="0"/>
+        <w:jc w:val="both"/>
+      </w:pPr>
+      <w:r>
+        <w:rPr>
+          <w:rFonts w:ascii="Times New Roman" w:hAnsi="Times New Roman" w:eastAsia="Times New Roman"/>
+          <w:b w:val="0"/>
           <w:i w:val="0"/>
           <w:sz w:val="24"/>
         </w:rPr>
@@ -4303,23 +5672,29 @@
     </w:p>
     <w:p>
       <w:pPr>
-        <w:pStyle w:val="Heading2"/>
+        <w:keepNext/>
+        <w:spacing w:lineRule="auto" w:line="420" w:before="280" w:after="120"/>
         <w:jc w:val="left"/>
       </w:pPr>
       <w:r>
         <w:rPr>
-          <w:rFonts w:ascii="Times New Roman" w:hAnsi="Times New Roman"/>
+          <w:rFonts w:ascii="Times New Roman" w:hAnsi="Times New Roman" w:eastAsia="Times New Roman"/>
+          <w:b/>
+          <w:i w:val="0"/>
+          <w:sz w:val="26"/>
         </w:rPr>
         <w:t>7.4 Pengertian Geostrategi</w:t>
       </w:r>
     </w:p>
     <w:p>
       <w:pPr>
-        <w:jc w:val="both"/>
-      </w:pPr>
-      <w:r>
-        <w:rPr>
-          <w:rFonts w:ascii="Times New Roman" w:hAnsi="Times New Roman"/>
+        <w:spacing w:lineRule="auto" w:line="420" w:after="240" w:before="0"/>
+        <w:jc w:val="both"/>
+      </w:pPr>
+      <w:r>
+        <w:rPr>
+          <w:rFonts w:ascii="Times New Roman" w:hAnsi="Times New Roman" w:eastAsia="Times New Roman"/>
+          <w:b w:val="0"/>
           <w:i w:val="0"/>
           <w:sz w:val="24"/>
         </w:rPr>
@@ -4328,11 +5703,13 @@
     </w:p>
     <w:p>
       <w:pPr>
-        <w:jc w:val="both"/>
-      </w:pPr>
-      <w:r>
-        <w:rPr>
-          <w:rFonts w:ascii="Times New Roman" w:hAnsi="Times New Roman"/>
+        <w:spacing w:lineRule="auto" w:line="420" w:after="240" w:before="0"/>
+        <w:jc w:val="both"/>
+      </w:pPr>
+      <w:r>
+        <w:rPr>
+          <w:rFonts w:ascii="Times New Roman" w:hAnsi="Times New Roman" w:eastAsia="Times New Roman"/>
+          <w:b w:val="0"/>
           <w:i w:val="0"/>
           <w:sz w:val="24"/>
         </w:rPr>
@@ -4341,11 +5718,13 @@
     </w:p>
     <w:p>
       <w:pPr>
-        <w:jc w:val="both"/>
-      </w:pPr>
-      <w:r>
-        <w:rPr>
-          <w:rFonts w:ascii="Times New Roman" w:hAnsi="Times New Roman"/>
+        <w:spacing w:lineRule="auto" w:line="420" w:after="240" w:before="0"/>
+        <w:jc w:val="both"/>
+      </w:pPr>
+      <w:r>
+        <w:rPr>
+          <w:rFonts w:ascii="Times New Roman" w:hAnsi="Times New Roman" w:eastAsia="Times New Roman"/>
+          <w:b w:val="0"/>
           <w:i w:val="0"/>
           <w:sz w:val="24"/>
         </w:rPr>
@@ -4354,23 +5733,29 @@
     </w:p>
     <w:p>
       <w:pPr>
-        <w:pStyle w:val="Heading2"/>
+        <w:keepNext/>
+        <w:spacing w:lineRule="auto" w:line="420" w:before="280" w:after="120"/>
         <w:jc w:val="left"/>
       </w:pPr>
       <w:r>
         <w:rPr>
-          <w:rFonts w:ascii="Times New Roman" w:hAnsi="Times New Roman"/>
+          <w:rFonts w:ascii="Times New Roman" w:hAnsi="Times New Roman" w:eastAsia="Times New Roman"/>
+          <w:b/>
+          <w:i w:val="0"/>
+          <w:sz w:val="26"/>
         </w:rPr>
         <w:t>7.5 Ketahanan Nasional dan Pendekatan Astagatra</w:t>
       </w:r>
     </w:p>
     <w:p>
       <w:pPr>
-        <w:jc w:val="both"/>
-      </w:pPr>
-      <w:r>
-        <w:rPr>
-          <w:rFonts w:ascii="Times New Roman" w:hAnsi="Times New Roman"/>
+        <w:spacing w:lineRule="auto" w:line="420" w:after="240" w:before="0"/>
+        <w:jc w:val="both"/>
+      </w:pPr>
+      <w:r>
+        <w:rPr>
+          <w:rFonts w:ascii="Times New Roman" w:hAnsi="Times New Roman" w:eastAsia="Times New Roman"/>
+          <w:b w:val="0"/>
           <w:i w:val="0"/>
           <w:sz w:val="24"/>
         </w:rPr>
@@ -4379,11 +5764,13 @@
     </w:p>
     <w:p>
       <w:pPr>
-        <w:jc w:val="both"/>
-      </w:pPr>
-      <w:r>
-        <w:rPr>
-          <w:rFonts w:ascii="Times New Roman" w:hAnsi="Times New Roman"/>
+        <w:spacing w:lineRule="auto" w:line="420" w:after="240" w:before="0"/>
+        <w:jc w:val="both"/>
+      </w:pPr>
+      <w:r>
+        <w:rPr>
+          <w:rFonts w:ascii="Times New Roman" w:hAnsi="Times New Roman" w:eastAsia="Times New Roman"/>
+          <w:b w:val="0"/>
           <w:i w:val="0"/>
           <w:sz w:val="24"/>
         </w:rPr>
@@ -4392,11 +5779,13 @@
     </w:p>
     <w:p>
       <w:pPr>
-        <w:jc w:val="both"/>
-      </w:pPr>
-      <w:r>
-        <w:rPr>
-          <w:rFonts w:ascii="Times New Roman" w:hAnsi="Times New Roman"/>
+        <w:spacing w:lineRule="auto" w:line="420" w:after="240" w:before="0"/>
+        <w:jc w:val="both"/>
+      </w:pPr>
+      <w:r>
+        <w:rPr>
+          <w:rFonts w:ascii="Times New Roman" w:hAnsi="Times New Roman" w:eastAsia="Times New Roman"/>
+          <w:b w:val="0"/>
           <w:i w:val="0"/>
           <w:sz w:val="24"/>
         </w:rPr>
@@ -4405,23 +5794,29 @@
     </w:p>
     <w:p>
       <w:pPr>
-        <w:pStyle w:val="Heading2"/>
+        <w:keepNext/>
+        <w:spacing w:lineRule="auto" w:line="420" w:before="280" w:after="120"/>
         <w:jc w:val="left"/>
       </w:pPr>
       <w:r>
         <w:rPr>
-          <w:rFonts w:ascii="Times New Roman" w:hAnsi="Times New Roman"/>
+          <w:rFonts w:ascii="Times New Roman" w:hAnsi="Times New Roman" w:eastAsia="Times New Roman"/>
+          <w:b/>
+          <w:i w:val="0"/>
+          <w:sz w:val="26"/>
         </w:rPr>
         <w:t>7.6 Hubungan Geostrategi dan Ketahanan Nasional</w:t>
       </w:r>
     </w:p>
     <w:p>
       <w:pPr>
-        <w:jc w:val="both"/>
-      </w:pPr>
-      <w:r>
-        <w:rPr>
-          <w:rFonts w:ascii="Times New Roman" w:hAnsi="Times New Roman"/>
+        <w:spacing w:lineRule="auto" w:line="420" w:after="240" w:before="0"/>
+        <w:jc w:val="both"/>
+      </w:pPr>
+      <w:r>
+        <w:rPr>
+          <w:rFonts w:ascii="Times New Roman" w:hAnsi="Times New Roman" w:eastAsia="Times New Roman"/>
+          <w:b w:val="0"/>
           <w:i w:val="0"/>
           <w:sz w:val="24"/>
         </w:rPr>
@@ -4430,11 +5825,13 @@
     </w:p>
     <w:p>
       <w:pPr>
-        <w:jc w:val="both"/>
-      </w:pPr>
-      <w:r>
-        <w:rPr>
-          <w:rFonts w:ascii="Times New Roman" w:hAnsi="Times New Roman"/>
+        <w:spacing w:lineRule="auto" w:line="420" w:after="240" w:before="0"/>
+        <w:jc w:val="both"/>
+      </w:pPr>
+      <w:r>
+        <w:rPr>
+          <w:rFonts w:ascii="Times New Roman" w:hAnsi="Times New Roman" w:eastAsia="Times New Roman"/>
+          <w:b w:val="0"/>
           <w:i w:val="0"/>
           <w:sz w:val="24"/>
         </w:rPr>
@@ -4443,23 +5840,29 @@
     </w:p>
     <w:p>
       <w:pPr>
-        <w:pStyle w:val="Heading2"/>
+        <w:keepNext/>
+        <w:spacing w:lineRule="auto" w:line="420" w:before="280" w:after="120"/>
         <w:jc w:val="left"/>
       </w:pPr>
       <w:r>
         <w:rPr>
-          <w:rFonts w:ascii="Times New Roman" w:hAnsi="Times New Roman"/>
+          <w:rFonts w:ascii="Times New Roman" w:hAnsi="Times New Roman" w:eastAsia="Times New Roman"/>
+          <w:b/>
+          <w:i w:val="0"/>
+          <w:sz w:val="26"/>
         </w:rPr>
         <w:t>7.7 Tantangan dan Ancaman terhadap Ketahanan Nasional</w:t>
       </w:r>
     </w:p>
     <w:p>
       <w:pPr>
-        <w:jc w:val="both"/>
-      </w:pPr>
-      <w:r>
-        <w:rPr>
-          <w:rFonts w:ascii="Times New Roman" w:hAnsi="Times New Roman"/>
+        <w:spacing w:lineRule="auto" w:line="420" w:after="240" w:before="0"/>
+        <w:jc w:val="both"/>
+      </w:pPr>
+      <w:r>
+        <w:rPr>
+          <w:rFonts w:ascii="Times New Roman" w:hAnsi="Times New Roman" w:eastAsia="Times New Roman"/>
+          <w:b w:val="0"/>
           <w:i w:val="0"/>
           <w:sz w:val="24"/>
         </w:rPr>
@@ -4468,11 +5871,13 @@
     </w:p>
     <w:p>
       <w:pPr>
-        <w:jc w:val="both"/>
-      </w:pPr>
-      <w:r>
-        <w:rPr>
-          <w:rFonts w:ascii="Times New Roman" w:hAnsi="Times New Roman"/>
+        <w:spacing w:lineRule="auto" w:line="420" w:after="240" w:before="0"/>
+        <w:jc w:val="both"/>
+      </w:pPr>
+      <w:r>
+        <w:rPr>
+          <w:rFonts w:ascii="Times New Roman" w:hAnsi="Times New Roman" w:eastAsia="Times New Roman"/>
+          <w:b w:val="0"/>
           <w:i w:val="0"/>
           <w:sz w:val="24"/>
         </w:rPr>
@@ -4481,23 +5886,29 @@
     </w:p>
     <w:p>
       <w:pPr>
-        <w:pStyle w:val="Heading2"/>
+        <w:keepNext/>
+        <w:spacing w:lineRule="auto" w:line="420" w:before="280" w:after="120"/>
         <w:jc w:val="left"/>
       </w:pPr>
       <w:r>
         <w:rPr>
-          <w:rFonts w:ascii="Times New Roman" w:hAnsi="Times New Roman"/>
+          <w:rFonts w:ascii="Times New Roman" w:hAnsi="Times New Roman" w:eastAsia="Times New Roman"/>
+          <w:b/>
+          <w:i w:val="0"/>
+          <w:sz w:val="26"/>
         </w:rPr>
         <w:t>7.8 Pembangunan, Ekonomi, dan Ketahanan Bangsa</w:t>
       </w:r>
     </w:p>
     <w:p>
       <w:pPr>
-        <w:jc w:val="both"/>
-      </w:pPr>
-      <w:r>
-        <w:rPr>
-          <w:rFonts w:ascii="Times New Roman" w:hAnsi="Times New Roman"/>
+        <w:spacing w:lineRule="auto" w:line="420" w:after="240" w:before="0"/>
+        <w:jc w:val="both"/>
+      </w:pPr>
+      <w:r>
+        <w:rPr>
+          <w:rFonts w:ascii="Times New Roman" w:hAnsi="Times New Roman" w:eastAsia="Times New Roman"/>
+          <w:b w:val="0"/>
           <w:i w:val="0"/>
           <w:sz w:val="24"/>
         </w:rPr>
@@ -4506,11 +5917,13 @@
     </w:p>
     <w:p>
       <w:pPr>
-        <w:jc w:val="both"/>
-      </w:pPr>
-      <w:r>
-        <w:rPr>
-          <w:rFonts w:ascii="Times New Roman" w:hAnsi="Times New Roman"/>
+        <w:spacing w:lineRule="auto" w:line="420" w:after="240" w:before="0"/>
+        <w:jc w:val="both"/>
+      </w:pPr>
+      <w:r>
+        <w:rPr>
+          <w:rFonts w:ascii="Times New Roman" w:hAnsi="Times New Roman" w:eastAsia="Times New Roman"/>
+          <w:b w:val="0"/>
           <w:i w:val="0"/>
           <w:sz w:val="24"/>
         </w:rPr>
@@ -4519,11 +5932,13 @@
     </w:p>
     <w:p>
       <w:pPr>
-        <w:jc w:val="both"/>
-      </w:pPr>
-      <w:r>
-        <w:rPr>
-          <w:rFonts w:ascii="Times New Roman" w:hAnsi="Times New Roman"/>
+        <w:spacing w:lineRule="auto" w:line="420" w:after="240" w:before="0"/>
+        <w:jc w:val="both"/>
+      </w:pPr>
+      <w:r>
+        <w:rPr>
+          <w:rFonts w:ascii="Times New Roman" w:hAnsi="Times New Roman" w:eastAsia="Times New Roman"/>
+          <w:b w:val="0"/>
           <w:i w:val="0"/>
           <w:sz w:val="24"/>
         </w:rPr>
@@ -4532,23 +5947,29 @@
     </w:p>
     <w:p>
       <w:pPr>
-        <w:pStyle w:val="Heading2"/>
+        <w:keepNext/>
+        <w:spacing w:lineRule="auto" w:line="420" w:before="280" w:after="120"/>
         <w:jc w:val="left"/>
       </w:pPr>
       <w:r>
         <w:rPr>
-          <w:rFonts w:ascii="Times New Roman" w:hAnsi="Times New Roman"/>
+          <w:rFonts w:ascii="Times New Roman" w:hAnsi="Times New Roman" w:eastAsia="Times New Roman"/>
+          <w:b/>
+          <w:i w:val="0"/>
+          <w:sz w:val="26"/>
         </w:rPr>
         <w:t>7.9 Peran Mahasiswa dalam Geopolitik dan Geostrategi</w:t>
       </w:r>
     </w:p>
     <w:p>
       <w:pPr>
-        <w:jc w:val="both"/>
-      </w:pPr>
-      <w:r>
-        <w:rPr>
-          <w:rFonts w:ascii="Times New Roman" w:hAnsi="Times New Roman"/>
+        <w:spacing w:lineRule="auto" w:line="420" w:after="240" w:before="0"/>
+        <w:jc w:val="both"/>
+      </w:pPr>
+      <w:r>
+        <w:rPr>
+          <w:rFonts w:ascii="Times New Roman" w:hAnsi="Times New Roman" w:eastAsia="Times New Roman"/>
+          <w:b w:val="0"/>
           <w:i w:val="0"/>
           <w:sz w:val="24"/>
         </w:rPr>
@@ -4557,11 +5978,13 @@
     </w:p>
     <w:p>
       <w:pPr>
-        <w:jc w:val="both"/>
-      </w:pPr>
-      <w:r>
-        <w:rPr>
-          <w:rFonts w:ascii="Times New Roman" w:hAnsi="Times New Roman"/>
+        <w:spacing w:lineRule="auto" w:line="420" w:after="240" w:before="0"/>
+        <w:jc w:val="both"/>
+      </w:pPr>
+      <w:r>
+        <w:rPr>
+          <w:rFonts w:ascii="Times New Roman" w:hAnsi="Times New Roman" w:eastAsia="Times New Roman"/>
+          <w:b w:val="0"/>
           <w:i w:val="0"/>
           <w:sz w:val="24"/>
         </w:rPr>
@@ -4570,23 +5993,29 @@
     </w:p>
     <w:p>
       <w:pPr>
-        <w:pStyle w:val="Heading2"/>
+        <w:keepNext/>
+        <w:spacing w:lineRule="auto" w:line="420" w:before="280" w:after="120"/>
         <w:jc w:val="left"/>
       </w:pPr>
       <w:r>
         <w:rPr>
-          <w:rFonts w:ascii="Times New Roman" w:hAnsi="Times New Roman"/>
+          <w:rFonts w:ascii="Times New Roman" w:hAnsi="Times New Roman" w:eastAsia="Times New Roman"/>
+          <w:b/>
+          <w:i w:val="0"/>
+          <w:sz w:val="26"/>
         </w:rPr>
         <w:t>7.10 Kesadaran Maritim dan Wilayah Perbatasan</w:t>
       </w:r>
     </w:p>
     <w:p>
       <w:pPr>
-        <w:jc w:val="both"/>
-      </w:pPr>
-      <w:r>
-        <w:rPr>
-          <w:rFonts w:ascii="Times New Roman" w:hAnsi="Times New Roman"/>
+        <w:spacing w:lineRule="auto" w:line="420" w:after="240" w:before="0"/>
+        <w:jc w:val="both"/>
+      </w:pPr>
+      <w:r>
+        <w:rPr>
+          <w:rFonts w:ascii="Times New Roman" w:hAnsi="Times New Roman" w:eastAsia="Times New Roman"/>
+          <w:b w:val="0"/>
           <w:i w:val="0"/>
           <w:sz w:val="24"/>
         </w:rPr>
@@ -4595,11 +6024,13 @@
     </w:p>
     <w:p>
       <w:pPr>
-        <w:jc w:val="both"/>
-      </w:pPr>
-      <w:r>
-        <w:rPr>
-          <w:rFonts w:ascii="Times New Roman" w:hAnsi="Times New Roman"/>
+        <w:spacing w:lineRule="auto" w:line="420" w:after="240" w:before="0"/>
+        <w:jc w:val="both"/>
+      </w:pPr>
+      <w:r>
+        <w:rPr>
+          <w:rFonts w:ascii="Times New Roman" w:hAnsi="Times New Roman" w:eastAsia="Times New Roman"/>
+          <w:b w:val="0"/>
           <w:i w:val="0"/>
           <w:sz w:val="24"/>
         </w:rPr>
@@ -4608,23 +6039,29 @@
     </w:p>
     <w:p>
       <w:pPr>
-        <w:pStyle w:val="Heading2"/>
+        <w:keepNext/>
+        <w:spacing w:lineRule="auto" w:line="420" w:before="280" w:after="120"/>
         <w:jc w:val="left"/>
       </w:pPr>
       <w:r>
         <w:rPr>
-          <w:rFonts w:ascii="Times New Roman" w:hAnsi="Times New Roman"/>
+          <w:rFonts w:ascii="Times New Roman" w:hAnsi="Times New Roman" w:eastAsia="Times New Roman"/>
+          <w:b/>
+          <w:i w:val="0"/>
+          <w:sz w:val="26"/>
         </w:rPr>
         <w:t>7.11 Ketahanan Nasional di Era Digital</w:t>
       </w:r>
     </w:p>
     <w:p>
       <w:pPr>
-        <w:jc w:val="both"/>
-      </w:pPr>
-      <w:r>
-        <w:rPr>
-          <w:rFonts w:ascii="Times New Roman" w:hAnsi="Times New Roman"/>
+        <w:spacing w:lineRule="auto" w:line="420" w:after="240" w:before="0"/>
+        <w:jc w:val="both"/>
+      </w:pPr>
+      <w:r>
+        <w:rPr>
+          <w:rFonts w:ascii="Times New Roman" w:hAnsi="Times New Roman" w:eastAsia="Times New Roman"/>
+          <w:b w:val="0"/>
           <w:i w:val="0"/>
           <w:sz w:val="24"/>
         </w:rPr>
@@ -4633,11 +6070,13 @@
     </w:p>
     <w:p>
       <w:pPr>
-        <w:jc w:val="both"/>
-      </w:pPr>
-      <w:r>
-        <w:rPr>
-          <w:rFonts w:ascii="Times New Roman" w:hAnsi="Times New Roman"/>
+        <w:spacing w:lineRule="auto" w:line="420" w:after="240" w:before="0"/>
+        <w:jc w:val="both"/>
+      </w:pPr>
+      <w:r>
+        <w:rPr>
+          <w:rFonts w:ascii="Times New Roman" w:hAnsi="Times New Roman" w:eastAsia="Times New Roman"/>
+          <w:b w:val="0"/>
           <w:i w:val="0"/>
           <w:sz w:val="24"/>
         </w:rPr>
@@ -4646,23 +6085,29 @@
     </w:p>
     <w:p>
       <w:pPr>
-        <w:pStyle w:val="Heading2"/>
+        <w:keepNext/>
+        <w:spacing w:lineRule="auto" w:line="420" w:before="280" w:after="120"/>
         <w:jc w:val="left"/>
       </w:pPr>
       <w:r>
         <w:rPr>
-          <w:rFonts w:ascii="Times New Roman" w:hAnsi="Times New Roman"/>
+          <w:rFonts w:ascii="Times New Roman" w:hAnsi="Times New Roman" w:eastAsia="Times New Roman"/>
+          <w:b/>
+          <w:i w:val="0"/>
+          <w:sz w:val="26"/>
         </w:rPr>
         <w:t>7.12 Bela Negara dalam Kerangka Geostrategi</w:t>
       </w:r>
     </w:p>
     <w:p>
       <w:pPr>
-        <w:jc w:val="both"/>
-      </w:pPr>
-      <w:r>
-        <w:rPr>
-          <w:rFonts w:ascii="Times New Roman" w:hAnsi="Times New Roman"/>
+        <w:spacing w:lineRule="auto" w:line="420" w:after="240" w:before="0"/>
+        <w:jc w:val="both"/>
+      </w:pPr>
+      <w:r>
+        <w:rPr>
+          <w:rFonts w:ascii="Times New Roman" w:hAnsi="Times New Roman" w:eastAsia="Times New Roman"/>
+          <w:b w:val="0"/>
           <w:i w:val="0"/>
           <w:sz w:val="24"/>
         </w:rPr>
@@ -4671,11 +6116,13 @@
     </w:p>
     <w:p>
       <w:pPr>
-        <w:jc w:val="both"/>
-      </w:pPr>
-      <w:r>
-        <w:rPr>
-          <w:rFonts w:ascii="Times New Roman" w:hAnsi="Times New Roman"/>
+        <w:spacing w:lineRule="auto" w:line="420" w:after="240" w:before="0"/>
+        <w:jc w:val="both"/>
+      </w:pPr>
+      <w:r>
+        <w:rPr>
+          <w:rFonts w:ascii="Times New Roman" w:hAnsi="Times New Roman" w:eastAsia="Times New Roman"/>
+          <w:b w:val="0"/>
           <w:i w:val="0"/>
           <w:sz w:val="24"/>
         </w:rPr>
@@ -4684,11 +6131,13 @@
     </w:p>
     <w:p>
       <w:pPr>
-        <w:jc w:val="both"/>
-      </w:pPr>
-      <w:r>
-        <w:rPr>
-          <w:rFonts w:ascii="Times New Roman" w:hAnsi="Times New Roman"/>
+        <w:spacing w:lineRule="auto" w:line="420" w:after="240" w:before="0"/>
+        <w:jc w:val="both"/>
+      </w:pPr>
+      <w:r>
+        <w:rPr>
+          <w:rFonts w:ascii="Times New Roman" w:hAnsi="Times New Roman" w:eastAsia="Times New Roman"/>
+          <w:b w:val="0"/>
           <w:i w:val="0"/>
           <w:sz w:val="24"/>
         </w:rPr>
@@ -4697,23 +6146,90 @@
     </w:p>
     <w:p>
       <w:pPr>
-        <w:pStyle w:val="Heading2"/>
+        <w:keepNext/>
+        <w:spacing w:lineRule="auto" w:line="420" w:before="280" w:after="120"/>
         <w:jc w:val="left"/>
       </w:pPr>
       <w:r>
         <w:rPr>
-          <w:rFonts w:ascii="Times New Roman" w:hAnsi="Times New Roman"/>
-        </w:rPr>
-        <w:t>7.13 Refleksi Mahasiswa</w:t>
-      </w:r>
-    </w:p>
-    <w:p>
-      <w:pPr>
-        <w:jc w:val="both"/>
-      </w:pPr>
-      <w:r>
-        <w:rPr>
-          <w:rFonts w:ascii="Times New Roman" w:hAnsi="Times New Roman"/>
+          <w:rFonts w:ascii="Times New Roman" w:hAnsi="Times New Roman" w:eastAsia="Times New Roman"/>
+          <w:b/>
+          <w:i w:val="0"/>
+          <w:sz w:val="26"/>
+        </w:rPr>
+        <w:t>7.13 Diplomasi dan Posisi Indonesia di Kawasan</w:t>
+      </w:r>
+    </w:p>
+    <w:p>
+      <w:pPr>
+        <w:spacing w:lineRule="auto" w:line="420" w:after="240" w:before="0"/>
+        <w:jc w:val="both"/>
+      </w:pPr>
+      <w:r>
+        <w:rPr>
+          <w:rFonts w:ascii="Times New Roman" w:hAnsi="Times New Roman" w:eastAsia="Times New Roman"/>
+          <w:b w:val="0"/>
+          <w:i w:val="0"/>
+          <w:sz w:val="24"/>
+        </w:rPr>
+        <w:t>Geopolitik Indonesia tidak hanya menyangkut wilayah, tetapi juga hubungan dengan negara lain. Sebagai negara besar di kawasan Asia Tenggara, Indonesia memiliki peran penting dalam menjaga stabilitas dan kerja sama regional. Diplomasi menjadi salah satu cara utama mewujudkan kepentingan nasional tanpa harus menempuh jalan kekerasan.</w:t>
+      </w:r>
+    </w:p>
+    <w:p>
+      <w:pPr>
+        <w:spacing w:lineRule="auto" w:line="420" w:after="240" w:before="0"/>
+        <w:jc w:val="both"/>
+      </w:pPr>
+      <w:r>
+        <w:rPr>
+          <w:rFonts w:ascii="Times New Roman" w:hAnsi="Times New Roman" w:eastAsia="Times New Roman"/>
+          <w:b w:val="0"/>
+          <w:i w:val="0"/>
+          <w:sz w:val="24"/>
+        </w:rPr>
+        <w:t>Melalui diplomasi, Indonesia memperjuangkan batas wilayah, kerja sama ekonomi, dan keamanan kawasan. Posisi sebagai negara yang menganut politik bebas aktif membuat Indonesia dapat menjalin hubungan dengan banyak pihak tanpa berpihak pada blok kekuatan tertentu. Sikap ini sejalan dengan kepentingan menjaga kedaulatan.</w:t>
+      </w:r>
+    </w:p>
+    <w:p>
+      <w:pPr>
+        <w:spacing w:lineRule="auto" w:line="420" w:after="240" w:before="0"/>
+        <w:jc w:val="both"/>
+      </w:pPr>
+      <w:r>
+        <w:rPr>
+          <w:rFonts w:ascii="Times New Roman" w:hAnsi="Times New Roman" w:eastAsia="Times New Roman"/>
+          <w:b w:val="0"/>
+          <w:i w:val="0"/>
+          <w:sz w:val="24"/>
+        </w:rPr>
+        <w:t>Bagi mahasiswa, memahami posisi Indonesia di kawasan penting agar tidak berpikir sempit. Dunia yang semakin terhubung menuntut generasi muda yang berwawasan global namun tetap berpijak pada kepentingan bangsa. Pemahaman ini menjadi bekal ketika kelak mereka berkiprah di tingkat yang lebih luas.</w:t>
+      </w:r>
+    </w:p>
+    <w:p>
+      <w:pPr>
+        <w:keepNext/>
+        <w:spacing w:lineRule="auto" w:line="420" w:before="280" w:after="120"/>
+        <w:jc w:val="left"/>
+      </w:pPr>
+      <w:r>
+        <w:rPr>
+          <w:rFonts w:ascii="Times New Roman" w:hAnsi="Times New Roman" w:eastAsia="Times New Roman"/>
+          <w:b/>
+          <w:i w:val="0"/>
+          <w:sz w:val="26"/>
+        </w:rPr>
+        <w:t>7.14 Refleksi Mahasiswa</w:t>
+      </w:r>
+    </w:p>
+    <w:p>
+      <w:pPr>
+        <w:spacing w:lineRule="auto" w:line="420" w:after="240" w:before="0"/>
+        <w:jc w:val="both"/>
+      </w:pPr>
+      <w:r>
+        <w:rPr>
+          <w:rFonts w:ascii="Times New Roman" w:hAnsi="Times New Roman" w:eastAsia="Times New Roman"/>
+          <w:b w:val="0"/>
           <w:i w:val="0"/>
           <w:sz w:val="24"/>
         </w:rPr>
@@ -4722,23 +6238,29 @@
     </w:p>
     <w:p>
       <w:pPr>
-        <w:pStyle w:val="Heading2"/>
+        <w:keepNext/>
+        <w:spacing w:lineRule="auto" w:line="420" w:before="280" w:after="120"/>
         <w:jc w:val="left"/>
       </w:pPr>
       <w:r>
         <w:rPr>
-          <w:rFonts w:ascii="Times New Roman" w:hAnsi="Times New Roman"/>
-        </w:rPr>
-        <w:t>7.14 Rangkuman</w:t>
-      </w:r>
-    </w:p>
-    <w:p>
-      <w:pPr>
-        <w:jc w:val="both"/>
-      </w:pPr>
-      <w:r>
-        <w:rPr>
-          <w:rFonts w:ascii="Times New Roman" w:hAnsi="Times New Roman"/>
+          <w:rFonts w:ascii="Times New Roman" w:hAnsi="Times New Roman" w:eastAsia="Times New Roman"/>
+          <w:b/>
+          <w:i w:val="0"/>
+          <w:sz w:val="26"/>
+        </w:rPr>
+        <w:t>7.15 Rangkuman</w:t>
+      </w:r>
+    </w:p>
+    <w:p>
+      <w:pPr>
+        <w:spacing w:lineRule="auto" w:line="420" w:after="240" w:before="0"/>
+        <w:jc w:val="both"/>
+      </w:pPr>
+      <w:r>
+        <w:rPr>
+          <w:rFonts w:ascii="Times New Roman" w:hAnsi="Times New Roman" w:eastAsia="Times New Roman"/>
+          <w:b w:val="0"/>
           <w:i w:val="0"/>
           <w:sz w:val="24"/>
         </w:rPr>
@@ -4747,11 +6269,13 @@
     </w:p>
     <w:p>
       <w:pPr>
-        <w:jc w:val="both"/>
-      </w:pPr>
-      <w:r>
-        <w:rPr>
-          <w:rFonts w:ascii="Times New Roman" w:hAnsi="Times New Roman"/>
+        <w:spacing w:lineRule="auto" w:line="420" w:after="240" w:before="0"/>
+        <w:jc w:val="both"/>
+      </w:pPr>
+      <w:r>
+        <w:rPr>
+          <w:rFonts w:ascii="Times New Roman" w:hAnsi="Times New Roman" w:eastAsia="Times New Roman"/>
+          <w:b w:val="0"/>
           <w:i w:val="0"/>
           <w:sz w:val="24"/>
         </w:rPr>
@@ -4759,41 +6283,47 @@
       </w:r>
     </w:p>
     <w:p>
-      <w:r>
-        <w:br w:type="page"/>
-      </w:r>
-    </w:p>
-    <w:p>
-      <w:pPr>
-        <w:pStyle w:val="Heading1"/>
+      <w:pPr>
+        <w:keepNext/>
+        <w:pageBreakBefore/>
+        <w:spacing w:lineRule="auto" w:line="420" w:before="0" w:after="80"/>
         <w:jc w:val="center"/>
       </w:pPr>
       <w:r>
         <w:rPr>
-          <w:rFonts w:ascii="Times New Roman" w:hAnsi="Times New Roman"/>
+          <w:rFonts w:ascii="Times New Roman" w:hAnsi="Times New Roman" w:eastAsia="Times New Roman"/>
+          <w:b/>
+          <w:i w:val="0"/>
+          <w:sz w:val="32"/>
         </w:rPr>
         <w:t>BAB 8</w:t>
       </w:r>
     </w:p>
     <w:p>
       <w:pPr>
-        <w:pStyle w:val="Heading1"/>
+        <w:keepNext/>
+        <w:spacing w:lineRule="auto" w:line="420" w:before="0" w:after="400"/>
         <w:jc w:val="center"/>
       </w:pPr>
       <w:r>
         <w:rPr>
-          <w:rFonts w:ascii="Times New Roman" w:hAnsi="Times New Roman"/>
+          <w:rFonts w:ascii="Times New Roman" w:hAnsi="Times New Roman" w:eastAsia="Times New Roman"/>
+          <w:b/>
+          <w:i w:val="0"/>
+          <w:sz w:val="32"/>
         </w:rPr>
         <w:t>ANTI KORUPSI</w:t>
       </w:r>
     </w:p>
     <w:p>
       <w:pPr>
-        <w:jc w:val="both"/>
-      </w:pPr>
-      <w:r>
-        <w:rPr>
-          <w:rFonts w:ascii="Times New Roman" w:hAnsi="Times New Roman"/>
+        <w:spacing w:lineRule="auto" w:line="420" w:after="240" w:before="0"/>
+        <w:jc w:val="both"/>
+      </w:pPr>
+      <w:r>
+        <w:rPr>
+          <w:rFonts w:ascii="Times New Roman" w:hAnsi="Times New Roman" w:eastAsia="Times New Roman"/>
+          <w:b w:val="0"/>
           <w:i w:val="0"/>
           <w:sz w:val="24"/>
         </w:rPr>
@@ -4802,23 +6332,29 @@
     </w:p>
     <w:p>
       <w:pPr>
-        <w:pStyle w:val="Heading2"/>
+        <w:keepNext/>
+        <w:spacing w:lineRule="auto" w:line="420" w:before="280" w:after="120"/>
         <w:jc w:val="left"/>
       </w:pPr>
       <w:r>
         <w:rPr>
-          <w:rFonts w:ascii="Times New Roman" w:hAnsi="Times New Roman"/>
+          <w:rFonts w:ascii="Times New Roman" w:hAnsi="Times New Roman" w:eastAsia="Times New Roman"/>
+          <w:b/>
+          <w:i w:val="0"/>
+          <w:sz w:val="26"/>
         </w:rPr>
         <w:t>8.1 Pengertian Korupsi</w:t>
       </w:r>
     </w:p>
     <w:p>
       <w:pPr>
-        <w:jc w:val="both"/>
-      </w:pPr>
-      <w:r>
-        <w:rPr>
-          <w:rFonts w:ascii="Times New Roman" w:hAnsi="Times New Roman"/>
+        <w:spacing w:lineRule="auto" w:line="420" w:after="240" w:before="0"/>
+        <w:jc w:val="both"/>
+      </w:pPr>
+      <w:r>
+        <w:rPr>
+          <w:rFonts w:ascii="Times New Roman" w:hAnsi="Times New Roman" w:eastAsia="Times New Roman"/>
+          <w:b w:val="0"/>
           <w:i w:val="0"/>
           <w:sz w:val="24"/>
         </w:rPr>
@@ -4827,11 +6363,13 @@
     </w:p>
     <w:p>
       <w:pPr>
-        <w:jc w:val="both"/>
-      </w:pPr>
-      <w:r>
-        <w:rPr>
-          <w:rFonts w:ascii="Times New Roman" w:hAnsi="Times New Roman"/>
+        <w:spacing w:lineRule="auto" w:line="420" w:after="240" w:before="0"/>
+        <w:jc w:val="both"/>
+      </w:pPr>
+      <w:r>
+        <w:rPr>
+          <w:rFonts w:ascii="Times New Roman" w:hAnsi="Times New Roman" w:eastAsia="Times New Roman"/>
+          <w:b w:val="0"/>
           <w:i w:val="0"/>
           <w:sz w:val="24"/>
         </w:rPr>
@@ -4840,11 +6378,13 @@
     </w:p>
     <w:p>
       <w:pPr>
-        <w:jc w:val="both"/>
-      </w:pPr>
-      <w:r>
-        <w:rPr>
-          <w:rFonts w:ascii="Times New Roman" w:hAnsi="Times New Roman"/>
+        <w:spacing w:lineRule="auto" w:line="420" w:after="240" w:before="0"/>
+        <w:jc w:val="both"/>
+      </w:pPr>
+      <w:r>
+        <w:rPr>
+          <w:rFonts w:ascii="Times New Roman" w:hAnsi="Times New Roman" w:eastAsia="Times New Roman"/>
+          <w:b w:val="0"/>
           <w:i w:val="0"/>
           <w:sz w:val="24"/>
         </w:rPr>
@@ -4853,23 +6393,29 @@
     </w:p>
     <w:p>
       <w:pPr>
-        <w:pStyle w:val="Heading2"/>
+        <w:keepNext/>
+        <w:spacing w:lineRule="auto" w:line="420" w:before="280" w:after="120"/>
         <w:jc w:val="left"/>
       </w:pPr>
       <w:r>
         <w:rPr>
-          <w:rFonts w:ascii="Times New Roman" w:hAnsi="Times New Roman"/>
+          <w:rFonts w:ascii="Times New Roman" w:hAnsi="Times New Roman" w:eastAsia="Times New Roman"/>
+          <w:b/>
+          <w:i w:val="0"/>
+          <w:sz w:val="26"/>
         </w:rPr>
         <w:t>8.2 Dampak Korupsi bagi Bangsa dan Negara</w:t>
       </w:r>
     </w:p>
     <w:p>
       <w:pPr>
-        <w:jc w:val="both"/>
-      </w:pPr>
-      <w:r>
-        <w:rPr>
-          <w:rFonts w:ascii="Times New Roman" w:hAnsi="Times New Roman"/>
+        <w:spacing w:lineRule="auto" w:line="420" w:after="240" w:before="0"/>
+        <w:jc w:val="both"/>
+      </w:pPr>
+      <w:r>
+        <w:rPr>
+          <w:rFonts w:ascii="Times New Roman" w:hAnsi="Times New Roman" w:eastAsia="Times New Roman"/>
+          <w:b w:val="0"/>
           <w:i w:val="0"/>
           <w:sz w:val="24"/>
         </w:rPr>
@@ -4878,11 +6424,13 @@
     </w:p>
     <w:p>
       <w:pPr>
-        <w:jc w:val="both"/>
-      </w:pPr>
-      <w:r>
-        <w:rPr>
-          <w:rFonts w:ascii="Times New Roman" w:hAnsi="Times New Roman"/>
+        <w:spacing w:lineRule="auto" w:line="420" w:after="240" w:before="0"/>
+        <w:jc w:val="both"/>
+      </w:pPr>
+      <w:r>
+        <w:rPr>
+          <w:rFonts w:ascii="Times New Roman" w:hAnsi="Times New Roman" w:eastAsia="Times New Roman"/>
+          <w:b w:val="0"/>
           <w:i w:val="0"/>
           <w:sz w:val="24"/>
         </w:rPr>
@@ -4891,11 +6439,13 @@
     </w:p>
     <w:p>
       <w:pPr>
-        <w:jc w:val="both"/>
-      </w:pPr>
-      <w:r>
-        <w:rPr>
-          <w:rFonts w:ascii="Times New Roman" w:hAnsi="Times New Roman"/>
+        <w:spacing w:lineRule="auto" w:line="420" w:after="240" w:before="0"/>
+        <w:jc w:val="both"/>
+      </w:pPr>
+      <w:r>
+        <w:rPr>
+          <w:rFonts w:ascii="Times New Roman" w:hAnsi="Times New Roman" w:eastAsia="Times New Roman"/>
+          <w:b w:val="0"/>
           <w:i w:val="0"/>
           <w:sz w:val="24"/>
         </w:rPr>
@@ -4904,23 +6454,29 @@
     </w:p>
     <w:p>
       <w:pPr>
-        <w:pStyle w:val="Heading2"/>
+        <w:keepNext/>
+        <w:spacing w:lineRule="auto" w:line="420" w:before="280" w:after="120"/>
         <w:jc w:val="left"/>
       </w:pPr>
       <w:r>
         <w:rPr>
-          <w:rFonts w:ascii="Times New Roman" w:hAnsi="Times New Roman"/>
+          <w:rFonts w:ascii="Times New Roman" w:hAnsi="Times New Roman" w:eastAsia="Times New Roman"/>
+          <w:b/>
+          <w:i w:val="0"/>
+          <w:sz w:val="26"/>
         </w:rPr>
         <w:t>8.3 Pengertian Pendidikan Antikorupsi</w:t>
       </w:r>
     </w:p>
     <w:p>
       <w:pPr>
-        <w:jc w:val="both"/>
-      </w:pPr>
-      <w:r>
-        <w:rPr>
-          <w:rFonts w:ascii="Times New Roman" w:hAnsi="Times New Roman"/>
+        <w:spacing w:lineRule="auto" w:line="420" w:after="240" w:before="0"/>
+        <w:jc w:val="both"/>
+      </w:pPr>
+      <w:r>
+        <w:rPr>
+          <w:rFonts w:ascii="Times New Roman" w:hAnsi="Times New Roman" w:eastAsia="Times New Roman"/>
+          <w:b w:val="0"/>
           <w:i w:val="0"/>
           <w:sz w:val="24"/>
         </w:rPr>
@@ -4929,11 +6485,13 @@
     </w:p>
     <w:p>
       <w:pPr>
-        <w:jc w:val="both"/>
-      </w:pPr>
-      <w:r>
-        <w:rPr>
-          <w:rFonts w:ascii="Times New Roman" w:hAnsi="Times New Roman"/>
+        <w:spacing w:lineRule="auto" w:line="420" w:after="240" w:before="0"/>
+        <w:jc w:val="both"/>
+      </w:pPr>
+      <w:r>
+        <w:rPr>
+          <w:rFonts w:ascii="Times New Roman" w:hAnsi="Times New Roman" w:eastAsia="Times New Roman"/>
+          <w:b w:val="0"/>
           <w:i w:val="0"/>
           <w:sz w:val="24"/>
         </w:rPr>
@@ -4942,11 +6500,13 @@
     </w:p>
     <w:p>
       <w:pPr>
-        <w:jc w:val="both"/>
-      </w:pPr>
-      <w:r>
-        <w:rPr>
-          <w:rFonts w:ascii="Times New Roman" w:hAnsi="Times New Roman"/>
+        <w:spacing w:lineRule="auto" w:line="420" w:after="240" w:before="0"/>
+        <w:jc w:val="both"/>
+      </w:pPr>
+      <w:r>
+        <w:rPr>
+          <w:rFonts w:ascii="Times New Roman" w:hAnsi="Times New Roman" w:eastAsia="Times New Roman"/>
+          <w:b w:val="0"/>
           <w:i w:val="0"/>
           <w:sz w:val="24"/>
         </w:rPr>
@@ -4955,23 +6515,29 @@
     </w:p>
     <w:p>
       <w:pPr>
-        <w:pStyle w:val="Heading2"/>
+        <w:keepNext/>
+        <w:spacing w:lineRule="auto" w:line="420" w:before="280" w:after="120"/>
         <w:jc w:val="left"/>
       </w:pPr>
       <w:r>
         <w:rPr>
-          <w:rFonts w:ascii="Times New Roman" w:hAnsi="Times New Roman"/>
+          <w:rFonts w:ascii="Times New Roman" w:hAnsi="Times New Roman" w:eastAsia="Times New Roman"/>
+          <w:b/>
+          <w:i w:val="0"/>
+          <w:sz w:val="26"/>
         </w:rPr>
         <w:t>8.4 Nilai-Nilai Dasar Antikorupsi</w:t>
       </w:r>
     </w:p>
     <w:p>
       <w:pPr>
-        <w:jc w:val="both"/>
-      </w:pPr>
-      <w:r>
-        <w:rPr>
-          <w:rFonts w:ascii="Times New Roman" w:hAnsi="Times New Roman"/>
+        <w:spacing w:lineRule="auto" w:line="420" w:after="240" w:before="0"/>
+        <w:jc w:val="both"/>
+      </w:pPr>
+      <w:r>
+        <w:rPr>
+          <w:rFonts w:ascii="Times New Roman" w:hAnsi="Times New Roman" w:eastAsia="Times New Roman"/>
+          <w:b w:val="0"/>
           <w:i w:val="0"/>
           <w:sz w:val="24"/>
         </w:rPr>
@@ -4980,11 +6546,13 @@
     </w:p>
     <w:p>
       <w:pPr>
-        <w:jc w:val="both"/>
-      </w:pPr>
-      <w:r>
-        <w:rPr>
-          <w:rFonts w:ascii="Times New Roman" w:hAnsi="Times New Roman"/>
+        <w:spacing w:lineRule="auto" w:line="420" w:after="240" w:before="0"/>
+        <w:jc w:val="both"/>
+      </w:pPr>
+      <w:r>
+        <w:rPr>
+          <w:rFonts w:ascii="Times New Roman" w:hAnsi="Times New Roman" w:eastAsia="Times New Roman"/>
+          <w:b w:val="0"/>
           <w:i w:val="0"/>
           <w:sz w:val="24"/>
         </w:rPr>
@@ -4993,23 +6561,29 @@
     </w:p>
     <w:p>
       <w:pPr>
-        <w:pStyle w:val="Heading2"/>
+        <w:keepNext/>
+        <w:spacing w:lineRule="auto" w:line="420" w:before="280" w:after="120"/>
         <w:jc w:val="left"/>
       </w:pPr>
       <w:r>
         <w:rPr>
-          <w:rFonts w:ascii="Times New Roman" w:hAnsi="Times New Roman"/>
+          <w:rFonts w:ascii="Times New Roman" w:hAnsi="Times New Roman" w:eastAsia="Times New Roman"/>
+          <w:b/>
+          <w:i w:val="0"/>
+          <w:sz w:val="26"/>
         </w:rPr>
         <w:t>8.5 Korupsi dalam Kehidupan Sehari-Hari</w:t>
       </w:r>
     </w:p>
     <w:p>
       <w:pPr>
-        <w:jc w:val="both"/>
-      </w:pPr>
-      <w:r>
-        <w:rPr>
-          <w:rFonts w:ascii="Times New Roman" w:hAnsi="Times New Roman"/>
+        <w:spacing w:lineRule="auto" w:line="420" w:after="240" w:before="0"/>
+        <w:jc w:val="both"/>
+      </w:pPr>
+      <w:r>
+        <w:rPr>
+          <w:rFonts w:ascii="Times New Roman" w:hAnsi="Times New Roman" w:eastAsia="Times New Roman"/>
+          <w:b w:val="0"/>
           <w:i w:val="0"/>
           <w:sz w:val="24"/>
         </w:rPr>
@@ -5018,11 +6592,13 @@
     </w:p>
     <w:p>
       <w:pPr>
-        <w:jc w:val="both"/>
-      </w:pPr>
-      <w:r>
-        <w:rPr>
-          <w:rFonts w:ascii="Times New Roman" w:hAnsi="Times New Roman"/>
+        <w:spacing w:lineRule="auto" w:line="420" w:after="240" w:before="0"/>
+        <w:jc w:val="both"/>
+      </w:pPr>
+      <w:r>
+        <w:rPr>
+          <w:rFonts w:ascii="Times New Roman" w:hAnsi="Times New Roman" w:eastAsia="Times New Roman"/>
+          <w:b w:val="0"/>
           <w:i w:val="0"/>
           <w:sz w:val="24"/>
         </w:rPr>
@@ -5031,23 +6607,29 @@
     </w:p>
     <w:p>
       <w:pPr>
-        <w:pStyle w:val="Heading2"/>
+        <w:keepNext/>
+        <w:spacing w:lineRule="auto" w:line="420" w:before="280" w:after="120"/>
         <w:jc w:val="left"/>
       </w:pPr>
       <w:r>
         <w:rPr>
-          <w:rFonts w:ascii="Times New Roman" w:hAnsi="Times New Roman"/>
+          <w:rFonts w:ascii="Times New Roman" w:hAnsi="Times New Roman" w:eastAsia="Times New Roman"/>
+          <w:b/>
+          <w:i w:val="0"/>
+          <w:sz w:val="26"/>
         </w:rPr>
         <w:t>8.6 Peran Lembaga Negara dalam Pemberantasan Korupsi</w:t>
       </w:r>
     </w:p>
     <w:p>
       <w:pPr>
-        <w:jc w:val="both"/>
-      </w:pPr>
-      <w:r>
-        <w:rPr>
-          <w:rFonts w:ascii="Times New Roman" w:hAnsi="Times New Roman"/>
+        <w:spacing w:lineRule="auto" w:line="420" w:after="240" w:before="0"/>
+        <w:jc w:val="both"/>
+      </w:pPr>
+      <w:r>
+        <w:rPr>
+          <w:rFonts w:ascii="Times New Roman" w:hAnsi="Times New Roman" w:eastAsia="Times New Roman"/>
+          <w:b w:val="0"/>
           <w:i w:val="0"/>
           <w:sz w:val="24"/>
         </w:rPr>
@@ -5056,11 +6638,13 @@
     </w:p>
     <w:p>
       <w:pPr>
-        <w:jc w:val="both"/>
-      </w:pPr>
-      <w:r>
-        <w:rPr>
-          <w:rFonts w:ascii="Times New Roman" w:hAnsi="Times New Roman"/>
+        <w:spacing w:lineRule="auto" w:line="420" w:after="240" w:before="0"/>
+        <w:jc w:val="both"/>
+      </w:pPr>
+      <w:r>
+        <w:rPr>
+          <w:rFonts w:ascii="Times New Roman" w:hAnsi="Times New Roman" w:eastAsia="Times New Roman"/>
+          <w:b w:val="0"/>
           <w:i w:val="0"/>
           <w:sz w:val="24"/>
         </w:rPr>
@@ -5069,23 +6653,29 @@
     </w:p>
     <w:p>
       <w:pPr>
-        <w:pStyle w:val="Heading2"/>
+        <w:keepNext/>
+        <w:spacing w:lineRule="auto" w:line="420" w:before="280" w:after="120"/>
         <w:jc w:val="left"/>
       </w:pPr>
       <w:r>
         <w:rPr>
-          <w:rFonts w:ascii="Times New Roman" w:hAnsi="Times New Roman"/>
+          <w:rFonts w:ascii="Times New Roman" w:hAnsi="Times New Roman" w:eastAsia="Times New Roman"/>
+          <w:b/>
+          <w:i w:val="0"/>
+          <w:sz w:val="26"/>
         </w:rPr>
         <w:t>8.7 Peran Mahasiswa dan Perguruan Tinggi</w:t>
       </w:r>
     </w:p>
     <w:p>
       <w:pPr>
-        <w:jc w:val="both"/>
-      </w:pPr>
-      <w:r>
-        <w:rPr>
-          <w:rFonts w:ascii="Times New Roman" w:hAnsi="Times New Roman"/>
+        <w:spacing w:lineRule="auto" w:line="420" w:after="240" w:before="0"/>
+        <w:jc w:val="both"/>
+      </w:pPr>
+      <w:r>
+        <w:rPr>
+          <w:rFonts w:ascii="Times New Roman" w:hAnsi="Times New Roman" w:eastAsia="Times New Roman"/>
+          <w:b w:val="0"/>
           <w:i w:val="0"/>
           <w:sz w:val="24"/>
         </w:rPr>
@@ -5094,11 +6684,13 @@
     </w:p>
     <w:p>
       <w:pPr>
-        <w:jc w:val="both"/>
-      </w:pPr>
-      <w:r>
-        <w:rPr>
-          <w:rFonts w:ascii="Times New Roman" w:hAnsi="Times New Roman"/>
+        <w:spacing w:lineRule="auto" w:line="420" w:after="240" w:before="0"/>
+        <w:jc w:val="both"/>
+      </w:pPr>
+      <w:r>
+        <w:rPr>
+          <w:rFonts w:ascii="Times New Roman" w:hAnsi="Times New Roman" w:eastAsia="Times New Roman"/>
+          <w:b w:val="0"/>
           <w:i w:val="0"/>
           <w:sz w:val="24"/>
         </w:rPr>
@@ -5107,11 +6699,13 @@
     </w:p>
     <w:p>
       <w:pPr>
-        <w:jc w:val="both"/>
-      </w:pPr>
-      <w:r>
-        <w:rPr>
-          <w:rFonts w:ascii="Times New Roman" w:hAnsi="Times New Roman"/>
+        <w:spacing w:lineRule="auto" w:line="420" w:after="240" w:before="0"/>
+        <w:jc w:val="both"/>
+      </w:pPr>
+      <w:r>
+        <w:rPr>
+          <w:rFonts w:ascii="Times New Roman" w:hAnsi="Times New Roman" w:eastAsia="Times New Roman"/>
+          <w:b w:val="0"/>
           <w:i w:val="0"/>
           <w:sz w:val="24"/>
         </w:rPr>
@@ -5120,23 +6714,29 @@
     </w:p>
     <w:p>
       <w:pPr>
-        <w:pStyle w:val="Heading2"/>
+        <w:keepNext/>
+        <w:spacing w:lineRule="auto" w:line="420" w:before="280" w:after="120"/>
         <w:jc w:val="left"/>
       </w:pPr>
       <w:r>
         <w:rPr>
-          <w:rFonts w:ascii="Times New Roman" w:hAnsi="Times New Roman"/>
+          <w:rFonts w:ascii="Times New Roman" w:hAnsi="Times New Roman" w:eastAsia="Times New Roman"/>
+          <w:b/>
+          <w:i w:val="0"/>
+          <w:sz w:val="26"/>
         </w:rPr>
         <w:t>8.8 Membangun Budaya Integritas</w:t>
       </w:r>
     </w:p>
     <w:p>
       <w:pPr>
-        <w:jc w:val="both"/>
-      </w:pPr>
-      <w:r>
-        <w:rPr>
-          <w:rFonts w:ascii="Times New Roman" w:hAnsi="Times New Roman"/>
+        <w:spacing w:lineRule="auto" w:line="420" w:after="240" w:before="0"/>
+        <w:jc w:val="both"/>
+      </w:pPr>
+      <w:r>
+        <w:rPr>
+          <w:rFonts w:ascii="Times New Roman" w:hAnsi="Times New Roman" w:eastAsia="Times New Roman"/>
+          <w:b w:val="0"/>
           <w:i w:val="0"/>
           <w:sz w:val="24"/>
         </w:rPr>
@@ -5145,11 +6745,13 @@
     </w:p>
     <w:p>
       <w:pPr>
-        <w:jc w:val="both"/>
-      </w:pPr>
-      <w:r>
-        <w:rPr>
-          <w:rFonts w:ascii="Times New Roman" w:hAnsi="Times New Roman"/>
+        <w:spacing w:lineRule="auto" w:line="420" w:after="240" w:before="0"/>
+        <w:jc w:val="both"/>
+      </w:pPr>
+      <w:r>
+        <w:rPr>
+          <w:rFonts w:ascii="Times New Roman" w:hAnsi="Times New Roman" w:eastAsia="Times New Roman"/>
+          <w:b w:val="0"/>
           <w:i w:val="0"/>
           <w:sz w:val="24"/>
         </w:rPr>
@@ -5158,11 +6760,13 @@
     </w:p>
     <w:p>
       <w:pPr>
-        <w:jc w:val="both"/>
-      </w:pPr>
-      <w:r>
-        <w:rPr>
-          <w:rFonts w:ascii="Times New Roman" w:hAnsi="Times New Roman"/>
+        <w:spacing w:lineRule="auto" w:line="420" w:after="240" w:before="0"/>
+        <w:jc w:val="both"/>
+      </w:pPr>
+      <w:r>
+        <w:rPr>
+          <w:rFonts w:ascii="Times New Roman" w:hAnsi="Times New Roman" w:eastAsia="Times New Roman"/>
+          <w:b w:val="0"/>
           <w:i w:val="0"/>
           <w:sz w:val="24"/>
         </w:rPr>
@@ -5171,23 +6775,29 @@
     </w:p>
     <w:p>
       <w:pPr>
-        <w:pStyle w:val="Heading2"/>
+        <w:keepNext/>
+        <w:spacing w:lineRule="auto" w:line="420" w:before="280" w:after="120"/>
         <w:jc w:val="left"/>
       </w:pPr>
       <w:r>
         <w:rPr>
-          <w:rFonts w:ascii="Times New Roman" w:hAnsi="Times New Roman"/>
+          <w:rFonts w:ascii="Times New Roman" w:hAnsi="Times New Roman" w:eastAsia="Times New Roman"/>
+          <w:b/>
+          <w:i w:val="0"/>
+          <w:sz w:val="26"/>
         </w:rPr>
         <w:t>8.9 Antikorupsi sebagai Tanggung Jawab Bersama</w:t>
       </w:r>
     </w:p>
     <w:p>
       <w:pPr>
-        <w:jc w:val="both"/>
-      </w:pPr>
-      <w:r>
-        <w:rPr>
-          <w:rFonts w:ascii="Times New Roman" w:hAnsi="Times New Roman"/>
+        <w:spacing w:lineRule="auto" w:line="420" w:after="240" w:before="0"/>
+        <w:jc w:val="both"/>
+      </w:pPr>
+      <w:r>
+        <w:rPr>
+          <w:rFonts w:ascii="Times New Roman" w:hAnsi="Times New Roman" w:eastAsia="Times New Roman"/>
+          <w:b w:val="0"/>
           <w:i w:val="0"/>
           <w:sz w:val="24"/>
         </w:rPr>
@@ -5196,11 +6806,13 @@
     </w:p>
     <w:p>
       <w:pPr>
-        <w:jc w:val="both"/>
-      </w:pPr>
-      <w:r>
-        <w:rPr>
-          <w:rFonts w:ascii="Times New Roman" w:hAnsi="Times New Roman"/>
+        <w:spacing w:lineRule="auto" w:line="420" w:after="240" w:before="0"/>
+        <w:jc w:val="both"/>
+      </w:pPr>
+      <w:r>
+        <w:rPr>
+          <w:rFonts w:ascii="Times New Roman" w:hAnsi="Times New Roman" w:eastAsia="Times New Roman"/>
+          <w:b w:val="0"/>
           <w:i w:val="0"/>
           <w:sz w:val="24"/>
         </w:rPr>
@@ -5209,23 +6821,29 @@
     </w:p>
     <w:p>
       <w:pPr>
-        <w:pStyle w:val="Heading2"/>
+        <w:keepNext/>
+        <w:spacing w:lineRule="auto" w:line="420" w:before="280" w:after="120"/>
         <w:jc w:val="left"/>
       </w:pPr>
       <w:r>
         <w:rPr>
-          <w:rFonts w:ascii="Times New Roman" w:hAnsi="Times New Roman"/>
+          <w:rFonts w:ascii="Times New Roman" w:hAnsi="Times New Roman" w:eastAsia="Times New Roman"/>
+          <w:b/>
+          <w:i w:val="0"/>
+          <w:sz w:val="26"/>
         </w:rPr>
         <w:t>8.10 Bentuk-Bentuk dan Modus Korupsi</w:t>
       </w:r>
     </w:p>
     <w:p>
       <w:pPr>
-        <w:jc w:val="both"/>
-      </w:pPr>
-      <w:r>
-        <w:rPr>
-          <w:rFonts w:ascii="Times New Roman" w:hAnsi="Times New Roman"/>
+        <w:spacing w:lineRule="auto" w:line="420" w:after="240" w:before="0"/>
+        <w:jc w:val="both"/>
+      </w:pPr>
+      <w:r>
+        <w:rPr>
+          <w:rFonts w:ascii="Times New Roman" w:hAnsi="Times New Roman" w:eastAsia="Times New Roman"/>
+          <w:b w:val="0"/>
           <w:i w:val="0"/>
           <w:sz w:val="24"/>
         </w:rPr>
@@ -5234,11 +6852,13 @@
     </w:p>
     <w:p>
       <w:pPr>
-        <w:jc w:val="both"/>
-      </w:pPr>
-      <w:r>
-        <w:rPr>
-          <w:rFonts w:ascii="Times New Roman" w:hAnsi="Times New Roman"/>
+        <w:spacing w:lineRule="auto" w:line="420" w:after="240" w:before="0"/>
+        <w:jc w:val="both"/>
+      </w:pPr>
+      <w:r>
+        <w:rPr>
+          <w:rFonts w:ascii="Times New Roman" w:hAnsi="Times New Roman" w:eastAsia="Times New Roman"/>
+          <w:b w:val="0"/>
           <w:i w:val="0"/>
           <w:sz w:val="24"/>
         </w:rPr>
@@ -5247,23 +6867,29 @@
     </w:p>
     <w:p>
       <w:pPr>
-        <w:pStyle w:val="Heading2"/>
+        <w:keepNext/>
+        <w:spacing w:lineRule="auto" w:line="420" w:before="280" w:after="120"/>
         <w:jc w:val="left"/>
       </w:pPr>
       <w:r>
         <w:rPr>
-          <w:rFonts w:ascii="Times New Roman" w:hAnsi="Times New Roman"/>
+          <w:rFonts w:ascii="Times New Roman" w:hAnsi="Times New Roman" w:eastAsia="Times New Roman"/>
+          <w:b/>
+          <w:i w:val="0"/>
+          <w:sz w:val="26"/>
         </w:rPr>
         <w:t>8.11 Strategi Pencegahan Korupsi</w:t>
       </w:r>
     </w:p>
     <w:p>
       <w:pPr>
-        <w:jc w:val="both"/>
-      </w:pPr>
-      <w:r>
-        <w:rPr>
-          <w:rFonts w:ascii="Times New Roman" w:hAnsi="Times New Roman"/>
+        <w:spacing w:lineRule="auto" w:line="420" w:after="240" w:before="0"/>
+        <w:jc w:val="both"/>
+      </w:pPr>
+      <w:r>
+        <w:rPr>
+          <w:rFonts w:ascii="Times New Roman" w:hAnsi="Times New Roman" w:eastAsia="Times New Roman"/>
+          <w:b w:val="0"/>
           <w:i w:val="0"/>
           <w:sz w:val="24"/>
         </w:rPr>
@@ -5272,11 +6898,13 @@
     </w:p>
     <w:p>
       <w:pPr>
-        <w:jc w:val="both"/>
-      </w:pPr>
-      <w:r>
-        <w:rPr>
-          <w:rFonts w:ascii="Times New Roman" w:hAnsi="Times New Roman"/>
+        <w:spacing w:lineRule="auto" w:line="420" w:after="240" w:before="0"/>
+        <w:jc w:val="both"/>
+      </w:pPr>
+      <w:r>
+        <w:rPr>
+          <w:rFonts w:ascii="Times New Roman" w:hAnsi="Times New Roman" w:eastAsia="Times New Roman"/>
+          <w:b w:val="0"/>
           <w:i w:val="0"/>
           <w:sz w:val="24"/>
         </w:rPr>
@@ -5285,23 +6913,29 @@
     </w:p>
     <w:p>
       <w:pPr>
-        <w:pStyle w:val="Heading2"/>
+        <w:keepNext/>
+        <w:spacing w:lineRule="auto" w:line="420" w:before="280" w:after="120"/>
         <w:jc w:val="left"/>
       </w:pPr>
       <w:r>
         <w:rPr>
-          <w:rFonts w:ascii="Times New Roman" w:hAnsi="Times New Roman"/>
+          <w:rFonts w:ascii="Times New Roman" w:hAnsi="Times New Roman" w:eastAsia="Times New Roman"/>
+          <w:b/>
+          <w:i w:val="0"/>
+          <w:sz w:val="26"/>
         </w:rPr>
         <w:t>8.12 Peran Keluarga dan Masyarakat dalam Pendidikan Antikorupsi</w:t>
       </w:r>
     </w:p>
     <w:p>
       <w:pPr>
-        <w:jc w:val="both"/>
-      </w:pPr>
-      <w:r>
-        <w:rPr>
-          <w:rFonts w:ascii="Times New Roman" w:hAnsi="Times New Roman"/>
+        <w:spacing w:lineRule="auto" w:line="420" w:after="240" w:before="0"/>
+        <w:jc w:val="both"/>
+      </w:pPr>
+      <w:r>
+        <w:rPr>
+          <w:rFonts w:ascii="Times New Roman" w:hAnsi="Times New Roman" w:eastAsia="Times New Roman"/>
+          <w:b w:val="0"/>
           <w:i w:val="0"/>
           <w:sz w:val="24"/>
         </w:rPr>
@@ -5310,11 +6944,13 @@
     </w:p>
     <w:p>
       <w:pPr>
-        <w:jc w:val="both"/>
-      </w:pPr>
-      <w:r>
-        <w:rPr>
-          <w:rFonts w:ascii="Times New Roman" w:hAnsi="Times New Roman"/>
+        <w:spacing w:lineRule="auto" w:line="420" w:after="240" w:before="0"/>
+        <w:jc w:val="both"/>
+      </w:pPr>
+      <w:r>
+        <w:rPr>
+          <w:rFonts w:ascii="Times New Roman" w:hAnsi="Times New Roman" w:eastAsia="Times New Roman"/>
+          <w:b w:val="0"/>
           <w:i w:val="0"/>
           <w:sz w:val="24"/>
         </w:rPr>
@@ -5323,11 +6959,13 @@
     </w:p>
     <w:p>
       <w:pPr>
-        <w:jc w:val="both"/>
-      </w:pPr>
-      <w:r>
-        <w:rPr>
-          <w:rFonts w:ascii="Times New Roman" w:hAnsi="Times New Roman"/>
+        <w:spacing w:lineRule="auto" w:line="420" w:after="240" w:before="0"/>
+        <w:jc w:val="both"/>
+      </w:pPr>
+      <w:r>
+        <w:rPr>
+          <w:rFonts w:ascii="Times New Roman" w:hAnsi="Times New Roman" w:eastAsia="Times New Roman"/>
+          <w:b w:val="0"/>
           <w:i w:val="0"/>
           <w:sz w:val="24"/>
         </w:rPr>
@@ -5336,23 +6974,90 @@
     </w:p>
     <w:p>
       <w:pPr>
-        <w:pStyle w:val="Heading2"/>
+        <w:keepNext/>
+        <w:spacing w:lineRule="auto" w:line="420" w:before="280" w:after="120"/>
         <w:jc w:val="left"/>
       </w:pPr>
       <w:r>
         <w:rPr>
-          <w:rFonts w:ascii="Times New Roman" w:hAnsi="Times New Roman"/>
-        </w:rPr>
-        <w:t>8.13 Refleksi Mahasiswa</w:t>
-      </w:r>
-    </w:p>
-    <w:p>
-      <w:pPr>
-        <w:jc w:val="both"/>
-      </w:pPr>
-      <w:r>
-        <w:rPr>
-          <w:rFonts w:ascii="Times New Roman" w:hAnsi="Times New Roman"/>
+          <w:rFonts w:ascii="Times New Roman" w:hAnsi="Times New Roman" w:eastAsia="Times New Roman"/>
+          <w:b/>
+          <w:i w:val="0"/>
+          <w:sz w:val="26"/>
+        </w:rPr>
+        <w:t>8.13 Membangun Generasi Berintegritas</w:t>
+      </w:r>
+    </w:p>
+    <w:p>
+      <w:pPr>
+        <w:spacing w:lineRule="auto" w:line="420" w:after="240" w:before="0"/>
+        <w:jc w:val="both"/>
+      </w:pPr>
+      <w:r>
+        <w:rPr>
+          <w:rFonts w:ascii="Times New Roman" w:hAnsi="Times New Roman" w:eastAsia="Times New Roman"/>
+          <w:b w:val="0"/>
+          <w:i w:val="0"/>
+          <w:sz w:val="24"/>
+        </w:rPr>
+        <w:t>Tujuan akhir dari pendidikan antikorupsi adalah lahirnya generasi yang berintegritas. Generasi berintegritas bukan hanya menolak korupsi ketika kelak menjadi pejabat, tetapi sudah membiasakan kejujuran sejak masih menjadi pelajar dan mahasiswa. Integritas yang dilatih sejak dini akan menjadi karakter yang kuat di kemudian hari.</w:t>
+      </w:r>
+    </w:p>
+    <w:p>
+      <w:pPr>
+        <w:spacing w:lineRule="auto" w:line="420" w:after="240" w:before="0"/>
+        <w:jc w:val="both"/>
+      </w:pPr>
+      <w:r>
+        <w:rPr>
+          <w:rFonts w:ascii="Times New Roman" w:hAnsi="Times New Roman" w:eastAsia="Times New Roman"/>
+          <w:b w:val="0"/>
+          <w:i w:val="0"/>
+          <w:sz w:val="24"/>
+        </w:rPr>
+        <w:t>Membangun generasi berintegritas menuntut keteladanan dari berbagai pihak. Dosen yang adil dalam menilai, kampus yang tegas terhadap kecurangan, dan keluarga yang menanamkan kejujuran semuanya saling melengkapi. Tanpa keteladanan, ajakan untuk berintegritas hanya akan menjadi kata-kata kosong.</w:t>
+      </w:r>
+    </w:p>
+    <w:p>
+      <w:pPr>
+        <w:spacing w:lineRule="auto" w:line="420" w:after="240" w:before="0"/>
+        <w:jc w:val="both"/>
+      </w:pPr>
+      <w:r>
+        <w:rPr>
+          <w:rFonts w:ascii="Times New Roman" w:hAnsi="Times New Roman" w:eastAsia="Times New Roman"/>
+          <w:b w:val="0"/>
+          <w:i w:val="0"/>
+          <w:sz w:val="24"/>
+        </w:rPr>
+        <w:t>Mahasiswa sendiri dapat menjadi bagian dari generasi ini dengan keputusan-keputusan kecil setiap hari. Mengerjakan tugas dengan jujur, mengakui kesalahan, dan berani menolak ajakan berbuat curang adalah langkah nyata. Dari kebiasaan inilah lahir pemimpin masa depan yang bersih, yang akan membawa bangsa ke arah yang lebih baik.</w:t>
+      </w:r>
+    </w:p>
+    <w:p>
+      <w:pPr>
+        <w:keepNext/>
+        <w:spacing w:lineRule="auto" w:line="420" w:before="280" w:after="120"/>
+        <w:jc w:val="left"/>
+      </w:pPr>
+      <w:r>
+        <w:rPr>
+          <w:rFonts w:ascii="Times New Roman" w:hAnsi="Times New Roman" w:eastAsia="Times New Roman"/>
+          <w:b/>
+          <w:i w:val="0"/>
+          <w:sz w:val="26"/>
+        </w:rPr>
+        <w:t>8.14 Refleksi Mahasiswa</w:t>
+      </w:r>
+    </w:p>
+    <w:p>
+      <w:pPr>
+        <w:spacing w:lineRule="auto" w:line="420" w:after="240" w:before="0"/>
+        <w:jc w:val="both"/>
+      </w:pPr>
+      <w:r>
+        <w:rPr>
+          <w:rFonts w:ascii="Times New Roman" w:hAnsi="Times New Roman" w:eastAsia="Times New Roman"/>
+          <w:b w:val="0"/>
           <w:i w:val="0"/>
           <w:sz w:val="24"/>
         </w:rPr>
@@ -5361,23 +7066,29 @@
     </w:p>
     <w:p>
       <w:pPr>
-        <w:pStyle w:val="Heading2"/>
+        <w:keepNext/>
+        <w:spacing w:lineRule="auto" w:line="420" w:before="280" w:after="120"/>
         <w:jc w:val="left"/>
       </w:pPr>
       <w:r>
         <w:rPr>
-          <w:rFonts w:ascii="Times New Roman" w:hAnsi="Times New Roman"/>
-        </w:rPr>
-        <w:t>8.14 Rangkuman</w:t>
-      </w:r>
-    </w:p>
-    <w:p>
-      <w:pPr>
-        <w:jc w:val="both"/>
-      </w:pPr>
-      <w:r>
-        <w:rPr>
-          <w:rFonts w:ascii="Times New Roman" w:hAnsi="Times New Roman"/>
+          <w:rFonts w:ascii="Times New Roman" w:hAnsi="Times New Roman" w:eastAsia="Times New Roman"/>
+          <w:b/>
+          <w:i w:val="0"/>
+          <w:sz w:val="26"/>
+        </w:rPr>
+        <w:t>8.15 Rangkuman</w:t>
+      </w:r>
+    </w:p>
+    <w:p>
+      <w:pPr>
+        <w:spacing w:lineRule="auto" w:line="420" w:after="240" w:before="0"/>
+        <w:jc w:val="both"/>
+      </w:pPr>
+      <w:r>
+        <w:rPr>
+          <w:rFonts w:ascii="Times New Roman" w:hAnsi="Times New Roman" w:eastAsia="Times New Roman"/>
+          <w:b w:val="0"/>
           <w:i w:val="0"/>
           <w:sz w:val="24"/>
         </w:rPr>
@@ -5386,11 +7097,13 @@
     </w:p>
     <w:p>
       <w:pPr>
-        <w:jc w:val="both"/>
-      </w:pPr>
-      <w:r>
-        <w:rPr>
-          <w:rFonts w:ascii="Times New Roman" w:hAnsi="Times New Roman"/>
+        <w:spacing w:lineRule="auto" w:line="420" w:after="240" w:before="0"/>
+        <w:jc w:val="both"/>
+      </w:pPr>
+      <w:r>
+        <w:rPr>
+          <w:rFonts w:ascii="Times New Roman" w:hAnsi="Times New Roman" w:eastAsia="Times New Roman"/>
+          <w:b w:val="0"/>
           <w:i w:val="0"/>
           <w:sz w:val="24"/>
         </w:rPr>
@@ -5398,30 +7111,33 @@
       </w:r>
     </w:p>
     <w:p>
-      <w:r>
-        <w:br w:type="page"/>
-      </w:r>
-    </w:p>
-    <w:p>
-      <w:pPr>
-        <w:pStyle w:val="Heading1"/>
+      <w:pPr>
+        <w:keepNext/>
+        <w:pageBreakBefore/>
+        <w:spacing w:lineRule="auto" w:line="420" w:before="0" w:after="360"/>
         <w:jc w:val="center"/>
       </w:pPr>
       <w:r>
         <w:rPr>
-          <w:rFonts w:ascii="Times New Roman" w:hAnsi="Times New Roman"/>
+          <w:rFonts w:ascii="Times New Roman" w:hAnsi="Times New Roman" w:eastAsia="Times New Roman"/>
+          <w:b/>
+          <w:i w:val="0"/>
+          <w:sz w:val="32"/>
         </w:rPr>
         <w:t>DAFTAR PUSTAKA</w:t>
       </w:r>
     </w:p>
     <w:p>
       <w:pPr>
+        <w:spacing w:lineRule="auto" w:line="420" w:after="160"/>
         <w:ind w:left="567" w:hanging="567"/>
         <w:jc w:val="both"/>
       </w:pPr>
       <w:r>
         <w:rPr>
-          <w:rFonts w:ascii="Times New Roman" w:hAnsi="Times New Roman"/>
+          <w:rFonts w:ascii="Times New Roman" w:hAnsi="Times New Roman" w:eastAsia="Times New Roman"/>
+          <w:b w:val="0"/>
+          <w:i w:val="0"/>
           <w:sz w:val="24"/>
         </w:rPr>
         <w:t>Direktorat Jenderal Pembelajaran dan Kemahasiswaan. (2016). Pendidikan Kewarganegaraan untuk Perguruan Tinggi. Jakarta: Kementerian Riset, Teknologi, dan Pendidikan Tinggi Republik Indonesia.</w:t>
@@ -5429,12 +7145,15 @@
     </w:p>
     <w:p>
       <w:pPr>
+        <w:spacing w:lineRule="auto" w:line="420" w:after="160"/>
         <w:ind w:left="567" w:hanging="567"/>
         <w:jc w:val="both"/>
       </w:pPr>
       <w:r>
         <w:rPr>
-          <w:rFonts w:ascii="Times New Roman" w:hAnsi="Times New Roman"/>
+          <w:rFonts w:ascii="Times New Roman" w:hAnsi="Times New Roman" w:eastAsia="Times New Roman"/>
+          <w:b w:val="0"/>
+          <w:i w:val="0"/>
           <w:sz w:val="24"/>
         </w:rPr>
         <w:t>Komisi Pemberantasan Korupsi. (2024). Anti-Corruption Learning Center (ACLC): Materi Pembelajaran. Diakses dari https://aclc.kpk.go.id/materi-pembelajaran</w:t>
@@ -5442,12 +7161,15 @@
     </w:p>
     <w:p>
       <w:pPr>
+        <w:spacing w:lineRule="auto" w:line="420" w:after="160"/>
         <w:ind w:left="567" w:hanging="567"/>
         <w:jc w:val="both"/>
       </w:pPr>
       <w:r>
         <w:rPr>
-          <w:rFonts w:ascii="Times New Roman" w:hAnsi="Times New Roman"/>
+          <w:rFonts w:ascii="Times New Roman" w:hAnsi="Times New Roman" w:eastAsia="Times New Roman"/>
+          <w:b w:val="0"/>
+          <w:i w:val="0"/>
           <w:sz w:val="24"/>
         </w:rPr>
         <w:t>Perserikatan Bangsa-Bangsa. (1948). Universal Declaration of Human Rights. Diakses dari https://www.un.org/en/about-us/universal-declaration-of-human-rights</w:t>
@@ -5455,12 +7177,15 @@
     </w:p>
     <w:p>
       <w:pPr>
+        <w:spacing w:lineRule="auto" w:line="420" w:after="160"/>
         <w:ind w:left="567" w:hanging="567"/>
         <w:jc w:val="both"/>
       </w:pPr>
       <w:r>
         <w:rPr>
-          <w:rFonts w:ascii="Times New Roman" w:hAnsi="Times New Roman"/>
+          <w:rFonts w:ascii="Times New Roman" w:hAnsi="Times New Roman" w:eastAsia="Times New Roman"/>
+          <w:b w:val="0"/>
+          <w:i w:val="0"/>
           <w:sz w:val="24"/>
         </w:rPr>
         <w:t>Republik Indonesia. (1945). Undang-Undang Dasar Negara Republik Indonesia Tahun 1945. Diakses dari https://id.wikisource.org/wiki/Undang-Undang_Dasar_Negara_Republik_Indonesia_Tahun_1945</w:t>
@@ -5468,12 +7193,15 @@
     </w:p>
     <w:p>
       <w:pPr>
+        <w:spacing w:lineRule="auto" w:line="420" w:after="160"/>
         <w:ind w:left="567" w:hanging="567"/>
         <w:jc w:val="both"/>
       </w:pPr>
       <w:r>
         <w:rPr>
-          <w:rFonts w:ascii="Times New Roman" w:hAnsi="Times New Roman"/>
+          <w:rFonts w:ascii="Times New Roman" w:hAnsi="Times New Roman" w:eastAsia="Times New Roman"/>
+          <w:b w:val="0"/>
+          <w:i w:val="0"/>
           <w:sz w:val="24"/>
         </w:rPr>
         <w:t>Republik Indonesia. (1999). Undang-Undang Nomor 31 Tahun 1999 tentang Pemberantasan Tindak Pidana Korupsi. Diakses dari https://id.wikisource.org/wiki/Undang-Undang_Republik_Indonesia_Nomor_31_Tahun_1999</w:t>
@@ -5481,12 +7209,15 @@
     </w:p>
     <w:p>
       <w:pPr>
+        <w:spacing w:lineRule="auto" w:line="420" w:after="160"/>
         <w:ind w:left="567" w:hanging="567"/>
         <w:jc w:val="both"/>
       </w:pPr>
       <w:r>
         <w:rPr>
-          <w:rFonts w:ascii="Times New Roman" w:hAnsi="Times New Roman"/>
+          <w:rFonts w:ascii="Times New Roman" w:hAnsi="Times New Roman" w:eastAsia="Times New Roman"/>
+          <w:b w:val="0"/>
+          <w:i w:val="0"/>
           <w:sz w:val="24"/>
         </w:rPr>
         <w:t>Republik Indonesia. (1999). Undang-Undang Nomor 39 Tahun 1999 tentang Hak Asasi Manusia. Diakses dari https://id.wikisource.org/wiki/Undang-Undang_Republik_Indonesia_Nomor_39_Tahun_1999</w:t>
@@ -5494,12 +7225,15 @@
     </w:p>
     <w:p>
       <w:pPr>
+        <w:spacing w:lineRule="auto" w:line="420" w:after="160"/>
         <w:ind w:left="567" w:hanging="567"/>
         <w:jc w:val="both"/>
       </w:pPr>
       <w:r>
         <w:rPr>
-          <w:rFonts w:ascii="Times New Roman" w:hAnsi="Times New Roman"/>
+          <w:rFonts w:ascii="Times New Roman" w:hAnsi="Times New Roman" w:eastAsia="Times New Roman"/>
+          <w:b w:val="0"/>
+          <w:i w:val="0"/>
           <w:sz w:val="24"/>
         </w:rPr>
         <w:t>Republik Indonesia. (2001). Undang-Undang Nomor 20 Tahun 2001 tentang Perubahan atas Undang-Undang Nomor 31 Tahun 1999 tentang Pemberantasan Tindak Pidana Korupsi. Diakses dari https://id.wikisource.org/wiki/Undang-Undang_Republik_Indonesia_Nomor_20_Tahun_2001</w:t>
@@ -5507,12 +7241,15 @@
     </w:p>
     <w:p>
       <w:pPr>
+        <w:spacing w:lineRule="auto" w:line="420" w:after="160"/>
         <w:ind w:left="567" w:hanging="567"/>
         <w:jc w:val="both"/>
       </w:pPr>
       <w:r>
         <w:rPr>
-          <w:rFonts w:ascii="Times New Roman" w:hAnsi="Times New Roman"/>
+          <w:rFonts w:ascii="Times New Roman" w:hAnsi="Times New Roman" w:eastAsia="Times New Roman"/>
+          <w:b w:val="0"/>
+          <w:i w:val="0"/>
           <w:sz w:val="24"/>
         </w:rPr>
         <w:t>Republik Indonesia. (2002). Undang-Undang Nomor 2 Tahun 2002 tentang Kepolisian Negara Republik Indonesia. Diakses dari https://id.wikisource.org/wiki/Undang-Undang_Republik_Indonesia_Nomor_2_Tahun_2002</w:t>
@@ -5520,12 +7257,15 @@
     </w:p>
     <w:p>
       <w:pPr>
+        <w:spacing w:lineRule="auto" w:line="420" w:after="160"/>
         <w:ind w:left="567" w:hanging="567"/>
         <w:jc w:val="both"/>
       </w:pPr>
       <w:r>
         <w:rPr>
-          <w:rFonts w:ascii="Times New Roman" w:hAnsi="Times New Roman"/>
+          <w:rFonts w:ascii="Times New Roman" w:hAnsi="Times New Roman" w:eastAsia="Times New Roman"/>
+          <w:b w:val="0"/>
+          <w:i w:val="0"/>
           <w:sz w:val="24"/>
         </w:rPr>
         <w:t>Republik Indonesia. (2002). Undang-Undang Nomor 3 Tahun 2002 tentang Pertahanan Negara. Diakses dari https://id.wikisource.org/wiki/Undang-Undang_Republik_Indonesia_Nomor_3_Tahun_2002</w:t>
@@ -5533,12 +7273,15 @@
     </w:p>
     <w:p>
       <w:pPr>
+        <w:spacing w:lineRule="auto" w:line="420" w:after="160"/>
         <w:ind w:left="567" w:hanging="567"/>
         <w:jc w:val="both"/>
       </w:pPr>
       <w:r>
         <w:rPr>
-          <w:rFonts w:ascii="Times New Roman" w:hAnsi="Times New Roman"/>
+          <w:rFonts w:ascii="Times New Roman" w:hAnsi="Times New Roman" w:eastAsia="Times New Roman"/>
+          <w:b w:val="0"/>
+          <w:i w:val="0"/>
           <w:sz w:val="24"/>
         </w:rPr>
         <w:t>Republik Indonesia. (2003). Undang-Undang Nomor 20 Tahun 2003 tentang Sistem Pendidikan Nasional. Diakses dari https://id.wikisource.org/wiki/Undang-Undang_Republik_Indonesia_Nomor_20_Tahun_2003</w:t>
@@ -5546,12 +7289,15 @@
     </w:p>
     <w:p>
       <w:pPr>
+        <w:spacing w:lineRule="auto" w:line="420" w:after="160"/>
         <w:ind w:left="567" w:hanging="567"/>
         <w:jc w:val="both"/>
       </w:pPr>
       <w:r>
         <w:rPr>
-          <w:rFonts w:ascii="Times New Roman" w:hAnsi="Times New Roman"/>
+          <w:rFonts w:ascii="Times New Roman" w:hAnsi="Times New Roman" w:eastAsia="Times New Roman"/>
+          <w:b w:val="0"/>
+          <w:i w:val="0"/>
           <w:sz w:val="24"/>
         </w:rPr>
         <w:t>Republik Indonesia. (2006). Undang-Undang Nomor 12 Tahun 2006 tentang Kewarganegaraan Republik Indonesia. Diakses dari https://id.wikisource.org/wiki/Undang-Undang_Republik_Indonesia_Nomor_12_Tahun_2006</w:t>
@@ -5559,12 +7305,15 @@
     </w:p>
     <w:p>
       <w:pPr>
+        <w:spacing w:lineRule="auto" w:line="420" w:after="160"/>
         <w:ind w:left="567" w:hanging="567"/>
         <w:jc w:val="both"/>
       </w:pPr>
       <w:r>
         <w:rPr>
-          <w:rFonts w:ascii="Times New Roman" w:hAnsi="Times New Roman"/>
+          <w:rFonts w:ascii="Times New Roman" w:hAnsi="Times New Roman" w:eastAsia="Times New Roman"/>
+          <w:b w:val="0"/>
+          <w:i w:val="0"/>
           <w:sz w:val="24"/>
         </w:rPr>
         <w:t>Republik Indonesia. (2009). Undang-Undang Nomor 24 Tahun 2009 tentang Bendera, Bahasa, dan Lambang Negara, serta Lagu Kebangsaan. Diakses dari https://id.wikisource.org/wiki/Undang-Undang_Republik_Indonesia_Nomor_24_Tahun_2009</w:t>
@@ -5572,12 +7321,15 @@
     </w:p>
     <w:p>
       <w:pPr>
+        <w:spacing w:lineRule="auto" w:line="420" w:after="160"/>
         <w:ind w:left="567" w:hanging="567"/>
         <w:jc w:val="both"/>
       </w:pPr>
       <w:r>
         <w:rPr>
-          <w:rFonts w:ascii="Times New Roman" w:hAnsi="Times New Roman"/>
+          <w:rFonts w:ascii="Times New Roman" w:hAnsi="Times New Roman" w:eastAsia="Times New Roman"/>
+          <w:b w:val="0"/>
+          <w:i w:val="0"/>
           <w:sz w:val="24"/>
         </w:rPr>
         <w:t>Republik Indonesia. (2009). Undang-Undang Nomor 48 Tahun 2009 tentang Kekuasaan Kehakiman. Diakses dari https://commons.wikimedia.org/wiki/File:Undang-Undang_Republik_Indonesia_Nomor_48_Tahun_2009.pdf</w:t>
@@ -5585,12 +7337,15 @@
     </w:p>
     <w:p>
       <w:pPr>
+        <w:spacing w:lineRule="auto" w:line="420" w:after="160"/>
         <w:ind w:left="567" w:hanging="567"/>
         <w:jc w:val="both"/>
       </w:pPr>
       <w:r>
         <w:rPr>
-          <w:rFonts w:ascii="Times New Roman" w:hAnsi="Times New Roman"/>
+          <w:rFonts w:ascii="Times New Roman" w:hAnsi="Times New Roman" w:eastAsia="Times New Roman"/>
+          <w:b w:val="0"/>
+          <w:i w:val="0"/>
           <w:sz w:val="24"/>
         </w:rPr>
         <w:t>Republik Indonesia. (2011). Undang-Undang Nomor 12 Tahun 2011 tentang Pembentukan Peraturan Perundang-undangan. Diakses dari https://id.wikisource.org/wiki/Undang-Undang_Republik_Indonesia_Nomor_12_Tahun_2011</w:t>
@@ -5598,12 +7353,15 @@
     </w:p>
     <w:p>
       <w:pPr>
+        <w:spacing w:lineRule="auto" w:line="420" w:after="160"/>
         <w:ind w:left="567" w:hanging="567"/>
         <w:jc w:val="both"/>
       </w:pPr>
       <w:r>
         <w:rPr>
-          <w:rFonts w:ascii="Times New Roman" w:hAnsi="Times New Roman"/>
+          <w:rFonts w:ascii="Times New Roman" w:hAnsi="Times New Roman" w:eastAsia="Times New Roman"/>
+          <w:b w:val="0"/>
+          <w:i w:val="0"/>
           <w:sz w:val="24"/>
         </w:rPr>
         <w:t>Republik Indonesia. (2012). Undang-Undang Nomor 12 Tahun 2012 tentang Pendidikan Tinggi. Diakses dari https://id.wikisource.org/wiki/Undang-Undang_Republik_Indonesia_Nomor_12_Tahun_2012</w:t>
@@ -5612,11 +7370,12 @@
     <w:p>
       <w:pPr>
         <w:sectPr>
-          <w:footerReference w:type="default" r:id="rId10"/>
+          <w:footerReference w:type="default" r:id="rId11"/>
           <w:pgSz w:w="11906" w:h="16838"/>
-          <w:pgMar w:top="1701" w:right="1417" w:bottom="1417" w:left="1701" w:header="0" w:footer="0" w:gutter="0"/>
+          <w:pgMar w:top="1701" w:right="1701" w:bottom="1417" w:left="1984" w:header="0" w:footer="0" w:gutter="0"/>
           <w:cols w:space="720"/>
           <w:docGrid w:linePitch="360"/>
+          <w:pgNumType w:start="1"/>
         </w:sectPr>
       </w:pPr>
     </w:p>
@@ -5637,11 +7396,11 @@
               <a:graphicData uri="http://schemas.openxmlformats.org/drawingml/2006/picture">
                 <pic:pic>
                   <pic:nvPicPr>
-                    <pic:cNvPr id="0" name="cover2.png"/>
+                    <pic:cNvPr id="0" name="cv2.png"/>
                     <pic:cNvPicPr/>
                   </pic:nvPicPr>
                   <pic:blipFill>
-                    <a:blip r:embed="rId11"/>
+                    <a:blip r:embed="rId13"/>
                     <a:stretch>
                       <a:fillRect/>
                     </a:stretch>
@@ -5661,10 +7420,12 @@
       </w:r>
     </w:p>
     <w:sectPr>
+      <w:footerReference w:type="default" r:id="rId12"/>
       <w:pgSz w:w="11906" w:h="16838"/>
       <w:pgMar w:top="0" w:right="0" w:bottom="0" w:left="0" w:header="0" w:footer="0" w:gutter="0"/>
       <w:cols w:space="720"/>
       <w:docGrid w:linePitch="360"/>
+      <w:pgNumType w:start="1"/>
     </w:sectPr>
   </w:body>
 </w:document>
@@ -5675,19 +7436,39 @@
   <w:p>
     <w:pPr>
       <w:pStyle w:val="Footer"/>
+    </w:pPr>
+  </w:p>
+</w:ftr>
+</file>
+
+<file path=word/footer2.xml><?xml version="1.0" encoding="utf-8"?>
+<w:ftr xmlns:m="http://schemas.openxmlformats.org/officeDocument/2006/math" xmlns:mc="http://schemas.openxmlformats.org/markup-compatibility/2006" xmlns:mo="http://schemas.microsoft.com/office/mac/office/2008/main" xmlns:mv="urn:schemas-microsoft-com:mac:vml" xmlns:o="urn:schemas-microsoft-com:office:office" xmlns:r="http://schemas.openxmlformats.org/officeDocument/2006/relationships" xmlns:v="urn:schemas-microsoft-com:vml" xmlns:w10="urn:schemas-microsoft-com:office:word" xmlns:w14="http://schemas.microsoft.com/office/word/2010/wordml" xmlns:w="http://schemas.openxmlformats.org/wordprocessingml/2006/main" xmlns:wne="http://schemas.microsoft.com/office/word/2006/wordml" xmlns:wp14="http://schemas.microsoft.com/office/word/2010/wordprocessingDrawing" xmlns:wp="http://schemas.openxmlformats.org/drawingml/2006/wordprocessingDrawing" xmlns:wpc="http://schemas.microsoft.com/office/word/2010/wordprocessingCanvas" xmlns:wpg="http://schemas.microsoft.com/office/word/2010/wordprocessingGroup" xmlns:wpi="http://schemas.microsoft.com/office/word/2010/wordprocessingInk" xmlns:wps="http://schemas.microsoft.com/office/word/2010/wordprocessingShape" mc:Ignorable="w14 wp14">
+  <w:p>
+    <w:pPr>
+      <w:pStyle w:val="Footer"/>
       <w:jc w:val="center"/>
     </w:pPr>
     <w:r>
       <w:rPr>
-        <w:rFonts w:ascii="Times New Roman" w:hAnsi="Times New Roman"/>
+        <w:rFonts w:ascii="Times New Roman" w:hAnsi="Times New Roman" w:eastAsia="Times New Roman"/>
+        <w:b w:val="0"/>
+        <w:i w:val="0"/>
         <w:sz w:val="22"/>
       </w:rPr>
       <w:fldChar w:fldCharType="begin"/>
       <w:instrText xml:space="preserve">PAGE</w:instrText>
-      <w:fldChar w:fldCharType="separate"/>
-      <w:t/>
       <w:fldChar w:fldCharType="end"/>
     </w:r>
+  </w:p>
+</w:ftr>
+</file>
+
+<file path=word/footer3.xml><?xml version="1.0" encoding="utf-8"?>
+<w:ftr xmlns:m="http://schemas.openxmlformats.org/officeDocument/2006/math" xmlns:mc="http://schemas.openxmlformats.org/markup-compatibility/2006" xmlns:mo="http://schemas.microsoft.com/office/mac/office/2008/main" xmlns:mv="urn:schemas-microsoft-com:mac:vml" xmlns:o="urn:schemas-microsoft-com:office:office" xmlns:r="http://schemas.openxmlformats.org/officeDocument/2006/relationships" xmlns:v="urn:schemas-microsoft-com:vml" xmlns:w10="urn:schemas-microsoft-com:office:word" xmlns:w14="http://schemas.microsoft.com/office/word/2010/wordml" xmlns:w="http://schemas.openxmlformats.org/wordprocessingml/2006/main" xmlns:wne="http://schemas.microsoft.com/office/word/2006/wordml" xmlns:wp14="http://schemas.microsoft.com/office/word/2010/wordprocessingDrawing" xmlns:wp="http://schemas.openxmlformats.org/drawingml/2006/wordprocessingDrawing" xmlns:wpc="http://schemas.microsoft.com/office/word/2010/wordprocessingCanvas" xmlns:wpg="http://schemas.microsoft.com/office/word/2010/wordprocessingGroup" xmlns:wpi="http://schemas.microsoft.com/office/word/2010/wordprocessingInk" xmlns:wps="http://schemas.microsoft.com/office/word/2010/wordprocessingShape" mc:Ignorable="w14 wp14">
+  <w:p>
+    <w:pPr>
+      <w:pStyle w:val="Footer"/>
+    </w:pPr>
   </w:p>
 </w:ftr>
 </file>
@@ -6055,12 +7836,8 @@
     <w:name w:val="Normal"/>
     <w:qFormat/>
     <w:rsid w:val="00FC693F"/>
-    <w:pPr>
-      <w:spacing w:line="360" w:lineRule="auto" w:after="200"/>
-      <w:jc w:val="both"/>
-    </w:pPr>
     <w:rPr>
-      <w:rFonts w:ascii="Times New Roman" w:hAnsi="Times New Roman" w:eastAsia="Times New Roman"/>
+      <w:rFonts w:ascii="Times New Roman" w:hAnsi="Times New Roman"/>
       <w:sz w:val="24"/>
     </w:rPr>
   </w:style>
@@ -6119,15 +7896,15 @@
     <w:pPr>
       <w:keepNext/>
       <w:keepLines/>
-      <w:spacing w:before="360" w:after="160" w:line="360" w:lineRule="auto"/>
+      <w:spacing w:before="480" w:after="0"/>
       <w:outlineLvl w:val="0"/>
     </w:pPr>
     <w:rPr>
-      <w:rFonts w:asciiTheme="majorHAnsi" w:eastAsiaTheme="majorEastAsia" w:hAnsiTheme="majorHAnsi" w:cstheme="majorBidi" w:ascii="Times New Roman" w:hAnsi="Times New Roman"/>
+      <w:rFonts w:asciiTheme="majorHAnsi" w:eastAsiaTheme="majorEastAsia" w:hAnsiTheme="majorHAnsi" w:cstheme="majorBidi"/>
       <w:b/>
       <w:bCs/>
-      <w:color w:val="000000"/>
-      <w:sz w:val="32"/>
+      <w:color w:val="365F91" w:themeColor="accent1" w:themeShade="BF"/>
+      <w:sz w:val="28"/>
       <w:szCs w:val="28"/>
     </w:rPr>
   </w:style>
@@ -6143,14 +7920,14 @@
     <w:pPr>
       <w:keepNext/>
       <w:keepLines/>
-      <w:spacing w:before="240" w:after="120" w:line="360" w:lineRule="auto"/>
+      <w:spacing w:before="200" w:after="0"/>
       <w:outlineLvl w:val="1"/>
     </w:pPr>
     <w:rPr>
-      <w:rFonts w:asciiTheme="majorHAnsi" w:eastAsiaTheme="majorEastAsia" w:hAnsiTheme="majorHAnsi" w:cstheme="majorBidi" w:ascii="Times New Roman" w:hAnsi="Times New Roman"/>
+      <w:rFonts w:asciiTheme="majorHAnsi" w:eastAsiaTheme="majorEastAsia" w:hAnsiTheme="majorHAnsi" w:cstheme="majorBidi"/>
       <w:b/>
       <w:bCs/>
-      <w:color w:val="000000"/>
+      <w:color w:val="4F81BD" w:themeColor="accent1"/>
       <w:sz w:val="26"/>
       <w:szCs w:val="26"/>
     </w:rPr>
@@ -6167,15 +7944,14 @@
     <w:pPr>
       <w:keepNext/>
       <w:keepLines/>
-      <w:spacing w:before="160" w:after="80" w:line="360" w:lineRule="auto"/>
+      <w:spacing w:before="200" w:after="0"/>
       <w:outlineLvl w:val="2"/>
     </w:pPr>
     <w:rPr>
-      <w:rFonts w:asciiTheme="majorHAnsi" w:eastAsiaTheme="majorEastAsia" w:hAnsiTheme="majorHAnsi" w:cstheme="majorBidi" w:ascii="Times New Roman" w:hAnsi="Times New Roman"/>
+      <w:rFonts w:asciiTheme="majorHAnsi" w:eastAsiaTheme="majorEastAsia" w:hAnsiTheme="majorHAnsi" w:cstheme="majorBidi"/>
       <w:b/>
       <w:bCs/>
-      <w:color w:val="000000"/>
-      <w:sz w:val="24"/>
+      <w:color w:val="4F81BD" w:themeColor="accent1"/>
     </w:rPr>
   </w:style>
   <w:style w:type="paragraph" w:styleId="Heading4">

--- a/buku_revisi/Buku 1 - Nurul Syifa - PKN (Revisi Sesuai Silabus).docx
+++ b/buku_revisi/Buku 1 - Nurul Syifa - PKN (Revisi Sesuai Silabus).docx
@@ -7456,7 +7456,41 @@
         <w:sz w:val="22"/>
       </w:rPr>
       <w:fldChar w:fldCharType="begin"/>
-      <w:instrText xml:space="preserve">PAGE</w:instrText>
+    </w:r>
+    <w:r>
+      <w:rPr>
+        <w:rFonts w:ascii="Times New Roman" w:hAnsi="Times New Roman" w:eastAsia="Times New Roman"/>
+        <w:b w:val="0"/>
+        <w:i w:val="0"/>
+        <w:sz w:val="22"/>
+      </w:rPr>
+      <w:instrText xml:space="preserve"> PAGE </w:instrText>
+    </w:r>
+    <w:r>
+      <w:rPr>
+        <w:rFonts w:ascii="Times New Roman" w:hAnsi="Times New Roman" w:eastAsia="Times New Roman"/>
+        <w:b w:val="0"/>
+        <w:i w:val="0"/>
+        <w:sz w:val="22"/>
+      </w:rPr>
+      <w:fldChar w:fldCharType="separate"/>
+    </w:r>
+    <w:r>
+      <w:rPr>
+        <w:rFonts w:ascii="Times New Roman" w:hAnsi="Times New Roman" w:eastAsia="Times New Roman"/>
+        <w:b w:val="0"/>
+        <w:i w:val="0"/>
+        <w:sz w:val="22"/>
+      </w:rPr>
+      <w:t>1</w:t>
+    </w:r>
+    <w:r>
+      <w:rPr>
+        <w:rFonts w:ascii="Times New Roman" w:hAnsi="Times New Roman" w:eastAsia="Times New Roman"/>
+        <w:b w:val="0"/>
+        <w:i w:val="0"/>
+        <w:sz w:val="22"/>
+      </w:rPr>
       <w:fldChar w:fldCharType="end"/>
     </w:r>
   </w:p>
